--- a/EG 06-Static fields and methods.docx
+++ b/EG 06-Static fields and methods.docx
@@ -428,7 +428,27 @@
           <w:szCs w:val="20"/>
           <w:lang w:val="en-GB"/>
         </w:rPr>
-        <w:t xml:space="preserve"> java.awt.*;</w:t>
+        <w:t xml:space="preserve"> </w:t>
+      </w:r>
+      <w:proofErr w:type="spellStart"/>
+      <w:r>
+        <w:rPr>
+          <w:rFonts w:ascii="Consolas" w:eastAsiaTheme="minorEastAsia" w:hAnsi="Consolas" w:cs="Consolas"/>
+          <w:sz w:val="20"/>
+          <w:szCs w:val="20"/>
+          <w:lang w:val="en-GB"/>
+        </w:rPr>
+        <w:t>java.awt</w:t>
+      </w:r>
+      <w:proofErr w:type="spellEnd"/>
+      <w:r>
+        <w:rPr>
+          <w:rFonts w:ascii="Consolas" w:eastAsiaTheme="minorEastAsia" w:hAnsi="Consolas" w:cs="Consolas"/>
+          <w:sz w:val="20"/>
+          <w:szCs w:val="20"/>
+          <w:lang w:val="en-GB"/>
+        </w:rPr>
+        <w:t>.*;</w:t>
       </w:r>
     </w:p>
     <w:p>
@@ -463,7 +483,27 @@
           <w:szCs w:val="20"/>
           <w:lang w:val="en-GB"/>
         </w:rPr>
-        <w:t xml:space="preserve"> java.awt.event.*;</w:t>
+        <w:t xml:space="preserve"> </w:t>
+      </w:r>
+      <w:proofErr w:type="spellStart"/>
+      <w:r>
+        <w:rPr>
+          <w:rFonts w:ascii="Consolas" w:eastAsiaTheme="minorEastAsia" w:hAnsi="Consolas" w:cs="Consolas"/>
+          <w:sz w:val="20"/>
+          <w:szCs w:val="20"/>
+          <w:lang w:val="en-GB"/>
+        </w:rPr>
+        <w:t>java.awt.event</w:t>
+      </w:r>
+      <w:proofErr w:type="spellEnd"/>
+      <w:r>
+        <w:rPr>
+          <w:rFonts w:ascii="Consolas" w:eastAsiaTheme="minorEastAsia" w:hAnsi="Consolas" w:cs="Consolas"/>
+          <w:sz w:val="20"/>
+          <w:szCs w:val="20"/>
+          <w:lang w:val="en-GB"/>
+        </w:rPr>
+        <w:t>.*;</w:t>
       </w:r>
     </w:p>
     <w:p>
@@ -498,7 +538,27 @@
           <w:szCs w:val="20"/>
           <w:lang w:val="en-GB"/>
         </w:rPr>
-        <w:t xml:space="preserve"> java.util.*;</w:t>
+        <w:t xml:space="preserve"> </w:t>
+      </w:r>
+      <w:proofErr w:type="spellStart"/>
+      <w:r>
+        <w:rPr>
+          <w:rFonts w:ascii="Consolas" w:eastAsiaTheme="minorEastAsia" w:hAnsi="Consolas" w:cs="Consolas"/>
+          <w:sz w:val="20"/>
+          <w:szCs w:val="20"/>
+          <w:lang w:val="en-GB"/>
+        </w:rPr>
+        <w:t>java.util</w:t>
+      </w:r>
+      <w:proofErr w:type="spellEnd"/>
+      <w:r>
+        <w:rPr>
+          <w:rFonts w:ascii="Consolas" w:eastAsiaTheme="minorEastAsia" w:hAnsi="Consolas" w:cs="Consolas"/>
+          <w:sz w:val="20"/>
+          <w:szCs w:val="20"/>
+          <w:lang w:val="en-GB"/>
+        </w:rPr>
+        <w:t>.*;</w:t>
       </w:r>
     </w:p>
     <w:p>
@@ -533,7 +593,27 @@
           <w:szCs w:val="20"/>
           <w:lang w:val="en-GB"/>
         </w:rPr>
-        <w:t xml:space="preserve"> java.util.Timer;</w:t>
+        <w:t xml:space="preserve"> </w:t>
+      </w:r>
+      <w:proofErr w:type="spellStart"/>
+      <w:r>
+        <w:rPr>
+          <w:rFonts w:ascii="Consolas" w:eastAsiaTheme="minorEastAsia" w:hAnsi="Consolas" w:cs="Consolas"/>
+          <w:sz w:val="20"/>
+          <w:szCs w:val="20"/>
+          <w:lang w:val="en-GB"/>
+        </w:rPr>
+        <w:t>java.util.Timer</w:t>
+      </w:r>
+      <w:proofErr w:type="spellEnd"/>
+      <w:r>
+        <w:rPr>
+          <w:rFonts w:ascii="Consolas" w:eastAsiaTheme="minorEastAsia" w:hAnsi="Consolas" w:cs="Consolas"/>
+          <w:sz w:val="20"/>
+          <w:szCs w:val="20"/>
+          <w:lang w:val="en-GB"/>
+        </w:rPr>
+        <w:t>;</w:t>
       </w:r>
     </w:p>
     <w:p>
@@ -568,7 +648,27 @@
           <w:szCs w:val="20"/>
           <w:lang w:val="en-GB"/>
         </w:rPr>
-        <w:t xml:space="preserve"> javax.swing.*;</w:t>
+        <w:t xml:space="preserve"> </w:t>
+      </w:r>
+      <w:proofErr w:type="spellStart"/>
+      <w:r>
+        <w:rPr>
+          <w:rFonts w:ascii="Consolas" w:eastAsiaTheme="minorEastAsia" w:hAnsi="Consolas" w:cs="Consolas"/>
+          <w:sz w:val="20"/>
+          <w:szCs w:val="20"/>
+          <w:lang w:val="en-GB"/>
+        </w:rPr>
+        <w:t>javax.swing</w:t>
+      </w:r>
+      <w:proofErr w:type="spellEnd"/>
+      <w:r>
+        <w:rPr>
+          <w:rFonts w:ascii="Consolas" w:eastAsiaTheme="minorEastAsia" w:hAnsi="Consolas" w:cs="Consolas"/>
+          <w:sz w:val="20"/>
+          <w:szCs w:val="20"/>
+          <w:lang w:val="en-GB"/>
+        </w:rPr>
+        <w:t>.*;</w:t>
       </w:r>
     </w:p>
     <w:p>
@@ -720,6 +820,7 @@
         </w:rPr>
         <w:t xml:space="preserve"> main(String[] </w:t>
       </w:r>
+      <w:proofErr w:type="spellStart"/>
       <w:r>
         <w:rPr>
           <w:rFonts w:ascii="Consolas" w:hAnsi="Consolas"/>
@@ -727,6 +828,7 @@
         </w:rPr>
         <w:t>args</w:t>
       </w:r>
+      <w:proofErr w:type="spellEnd"/>
       <w:r>
         <w:rPr>
           <w:rFonts w:ascii="Consolas" w:hAnsi="Consolas"/>
@@ -1046,13 +1148,23 @@
           <w:lang w:val="en-GB"/>
         </w:rPr>
       </w:pPr>
-      <w:r>
-        <w:rPr>
-          <w:rFonts w:ascii="Consolas" w:eastAsiaTheme="minorEastAsia" w:hAnsi="Consolas" w:cs="Consolas"/>
-          <w:szCs w:val="20"/>
-          <w:lang w:val="en-GB"/>
-        </w:rPr>
-        <w:t xml:space="preserve">JFrame </w:t>
+      <w:proofErr w:type="spellStart"/>
+      <w:r>
+        <w:rPr>
+          <w:rFonts w:ascii="Consolas" w:eastAsiaTheme="minorEastAsia" w:hAnsi="Consolas" w:cs="Consolas"/>
+          <w:szCs w:val="20"/>
+          <w:lang w:val="en-GB"/>
+        </w:rPr>
+        <w:t>JFrame</w:t>
+      </w:r>
+      <w:proofErr w:type="spellEnd"/>
+      <w:r>
+        <w:rPr>
+          <w:rFonts w:ascii="Consolas" w:eastAsiaTheme="minorEastAsia" w:hAnsi="Consolas" w:cs="Consolas"/>
+          <w:szCs w:val="20"/>
+          <w:lang w:val="en-GB"/>
+        </w:rPr>
+        <w:t xml:space="preserve"> </w:t>
       </w:r>
       <w:r>
         <w:rPr>
@@ -1088,7 +1200,25 @@
           <w:szCs w:val="20"/>
           <w:lang w:val="en-GB"/>
         </w:rPr>
-        <w:t xml:space="preserve"> JFrame();</w:t>
+        <w:t xml:space="preserve"> </w:t>
+      </w:r>
+      <w:proofErr w:type="spellStart"/>
+      <w:r>
+        <w:rPr>
+          <w:rFonts w:ascii="Consolas" w:eastAsiaTheme="minorEastAsia" w:hAnsi="Consolas" w:cs="Consolas"/>
+          <w:szCs w:val="20"/>
+          <w:lang w:val="en-GB"/>
+        </w:rPr>
+        <w:t>JFrame</w:t>
+      </w:r>
+      <w:proofErr w:type="spellEnd"/>
+      <w:r>
+        <w:rPr>
+          <w:rFonts w:ascii="Consolas" w:eastAsiaTheme="minorEastAsia" w:hAnsi="Consolas" w:cs="Consolas"/>
+          <w:szCs w:val="20"/>
+          <w:lang w:val="en-GB"/>
+        </w:rPr>
+        <w:t>();</w:t>
       </w:r>
     </w:p>
     <w:p>
@@ -1103,6 +1233,7 @@
           <w:lang w:val="en-GB"/>
         </w:rPr>
       </w:pPr>
+      <w:proofErr w:type="spellStart"/>
       <w:r>
         <w:rPr>
           <w:rFonts w:ascii="Consolas" w:eastAsiaTheme="minorEastAsia" w:hAnsi="Consolas" w:cs="Consolas"/>
@@ -1120,7 +1251,16 @@
           <w:szCs w:val="20"/>
           <w:lang w:val="en-GB"/>
         </w:rPr>
-        <w:t>.setSize(400, 400);</w:t>
+        <w:t>.setSize</w:t>
+      </w:r>
+      <w:proofErr w:type="spellEnd"/>
+      <w:r>
+        <w:rPr>
+          <w:rFonts w:ascii="Consolas" w:eastAsiaTheme="minorEastAsia" w:hAnsi="Consolas" w:cs="Consolas"/>
+          <w:szCs w:val="20"/>
+          <w:lang w:val="en-GB"/>
+        </w:rPr>
+        <w:t>(400, 400);</w:t>
       </w:r>
     </w:p>
     <w:p>
@@ -1135,6 +1275,7 @@
           <w:lang w:val="en-GB"/>
         </w:rPr>
       </w:pPr>
+      <w:proofErr w:type="spellStart"/>
       <w:r>
         <w:rPr>
           <w:rFonts w:ascii="Consolas" w:eastAsiaTheme="minorEastAsia" w:hAnsi="Consolas" w:cs="Consolas"/>
@@ -1150,7 +1291,16 @@
           <w:szCs w:val="20"/>
           <w:lang w:val="en-GB"/>
         </w:rPr>
-        <w:t>.add(</w:t>
+        <w:t>.add</w:t>
+      </w:r>
+      <w:proofErr w:type="spellEnd"/>
+      <w:r>
+        <w:rPr>
+          <w:rFonts w:ascii="Consolas" w:eastAsiaTheme="minorEastAsia" w:hAnsi="Consolas" w:cs="Consolas"/>
+          <w:szCs w:val="20"/>
+          <w:lang w:val="en-GB"/>
+        </w:rPr>
+        <w:t>(</w:t>
       </w:r>
       <w:r>
         <w:rPr>
@@ -1184,6 +1334,7 @@
           <w:lang w:val="en-GB"/>
         </w:rPr>
       </w:pPr>
+      <w:proofErr w:type="spellStart"/>
       <w:r>
         <w:rPr>
           <w:rFonts w:ascii="Consolas" w:eastAsiaTheme="minorEastAsia" w:hAnsi="Consolas" w:cs="Consolas"/>
@@ -1199,7 +1350,16 @@
           <w:szCs w:val="20"/>
           <w:lang w:val="en-GB"/>
         </w:rPr>
-        <w:t>.pack();</w:t>
+        <w:t>.pack</w:t>
+      </w:r>
+      <w:proofErr w:type="spellEnd"/>
+      <w:r>
+        <w:rPr>
+          <w:rFonts w:ascii="Consolas" w:eastAsiaTheme="minorEastAsia" w:hAnsi="Consolas" w:cs="Consolas"/>
+          <w:szCs w:val="20"/>
+          <w:lang w:val="en-GB"/>
+        </w:rPr>
+        <w:t>();</w:t>
       </w:r>
     </w:p>
     <w:p>
@@ -1214,6 +1374,7 @@
           <w:lang w:val="en-GB"/>
         </w:rPr>
       </w:pPr>
+      <w:proofErr w:type="spellStart"/>
       <w:r>
         <w:rPr>
           <w:rFonts w:ascii="Consolas" w:eastAsiaTheme="minorEastAsia" w:hAnsi="Consolas" w:cs="Consolas"/>
@@ -1229,7 +1390,16 @@
           <w:szCs w:val="20"/>
           <w:lang w:val="en-GB"/>
         </w:rPr>
-        <w:t>.setVisible(</w:t>
+        <w:t>.setVisible</w:t>
+      </w:r>
+      <w:proofErr w:type="spellEnd"/>
+      <w:r>
+        <w:rPr>
+          <w:rFonts w:ascii="Consolas" w:eastAsiaTheme="minorEastAsia" w:hAnsi="Consolas" w:cs="Consolas"/>
+          <w:szCs w:val="20"/>
+          <w:lang w:val="en-GB"/>
+        </w:rPr>
+        <w:t>(</w:t>
       </w:r>
       <w:r>
         <w:rPr>
@@ -1468,14 +1638,25 @@
           <w:lang w:val="en-GB"/>
         </w:rPr>
       </w:pPr>
-      <w:r>
-        <w:rPr>
-          <w:rFonts w:ascii="Consolas" w:eastAsiaTheme="minorEastAsia" w:hAnsi="Consolas" w:cs="Consolas"/>
-          <w:szCs w:val="20"/>
-          <w:lang w:val="en-GB"/>
-        </w:rPr>
-        <w:t xml:space="preserve">TimerTask </w:t>
-      </w:r>
+      <w:proofErr w:type="spellStart"/>
+      <w:r>
+        <w:rPr>
+          <w:rFonts w:ascii="Consolas" w:eastAsiaTheme="minorEastAsia" w:hAnsi="Consolas" w:cs="Consolas"/>
+          <w:szCs w:val="20"/>
+          <w:lang w:val="en-GB"/>
+        </w:rPr>
+        <w:t>TimerTask</w:t>
+      </w:r>
+      <w:proofErr w:type="spellEnd"/>
+      <w:r>
+        <w:rPr>
+          <w:rFonts w:ascii="Consolas" w:eastAsiaTheme="minorEastAsia" w:hAnsi="Consolas" w:cs="Consolas"/>
+          <w:szCs w:val="20"/>
+          <w:lang w:val="en-GB"/>
+        </w:rPr>
+        <w:t xml:space="preserve"> </w:t>
+      </w:r>
+      <w:proofErr w:type="spellStart"/>
       <w:r>
         <w:rPr>
           <w:rFonts w:ascii="Consolas" w:eastAsiaTheme="minorEastAsia" w:hAnsi="Consolas" w:cs="Consolas"/>
@@ -1485,6 +1666,7 @@
         </w:rPr>
         <w:t>tt</w:t>
       </w:r>
+      <w:proofErr w:type="spellEnd"/>
       <w:r>
         <w:rPr>
           <w:rFonts w:ascii="Consolas" w:eastAsiaTheme="minorEastAsia" w:hAnsi="Consolas" w:cs="Consolas"/>
@@ -1510,7 +1692,25 @@
           <w:szCs w:val="20"/>
           <w:lang w:val="en-GB"/>
         </w:rPr>
-        <w:t xml:space="preserve"> TimerTask() {</w:t>
+        <w:t xml:space="preserve"> </w:t>
+      </w:r>
+      <w:proofErr w:type="spellStart"/>
+      <w:r>
+        <w:rPr>
+          <w:rFonts w:ascii="Consolas" w:eastAsiaTheme="minorEastAsia" w:hAnsi="Consolas" w:cs="Consolas"/>
+          <w:szCs w:val="20"/>
+          <w:lang w:val="en-GB"/>
+        </w:rPr>
+        <w:t>TimerTask</w:t>
+      </w:r>
+      <w:proofErr w:type="spellEnd"/>
+      <w:r>
+        <w:rPr>
+          <w:rFonts w:ascii="Consolas" w:eastAsiaTheme="minorEastAsia" w:hAnsi="Consolas" w:cs="Consolas"/>
+          <w:szCs w:val="20"/>
+          <w:lang w:val="en-GB"/>
+        </w:rPr>
+        <w:t>() {</w:t>
       </w:r>
     </w:p>
     <w:p>
@@ -1672,6 +1872,7 @@
           <w:lang w:val="en-GB"/>
         </w:rPr>
       </w:pPr>
+      <w:proofErr w:type="spellStart"/>
       <w:r>
         <w:rPr>
           <w:rFonts w:ascii="Consolas" w:eastAsiaTheme="minorEastAsia" w:hAnsi="Consolas" w:cs="Consolas"/>
@@ -1687,8 +1888,18 @@
           <w:szCs w:val="20"/>
           <w:lang w:val="en-GB"/>
         </w:rPr>
-        <w:t>.schedule(</w:t>
-      </w:r>
+        <w:t>.schedule</w:t>
+      </w:r>
+      <w:proofErr w:type="spellEnd"/>
+      <w:r>
+        <w:rPr>
+          <w:rFonts w:ascii="Consolas" w:eastAsiaTheme="minorEastAsia" w:hAnsi="Consolas" w:cs="Consolas"/>
+          <w:szCs w:val="20"/>
+          <w:lang w:val="en-GB"/>
+        </w:rPr>
+        <w:t>(</w:t>
+      </w:r>
+      <w:proofErr w:type="spellStart"/>
       <w:r>
         <w:rPr>
           <w:rFonts w:ascii="Consolas" w:eastAsiaTheme="minorEastAsia" w:hAnsi="Consolas" w:cs="Consolas"/>
@@ -1698,6 +1909,7 @@
         </w:rPr>
         <w:t>tt</w:t>
       </w:r>
+      <w:proofErr w:type="spellEnd"/>
       <w:r>
         <w:rPr>
           <w:rFonts w:ascii="Consolas" w:eastAsiaTheme="minorEastAsia" w:hAnsi="Consolas" w:cs="Consolas"/>
@@ -1869,6 +2081,7 @@
           <w:lang w:val="en-GB"/>
         </w:rPr>
       </w:pPr>
+      <w:proofErr w:type="spellStart"/>
       <w:r>
         <w:rPr>
           <w:rFonts w:ascii="Consolas" w:eastAsiaTheme="minorEastAsia" w:hAnsi="Consolas" w:cs="Consolas"/>
@@ -1884,7 +2097,16 @@
           <w:szCs w:val="20"/>
           <w:lang w:val="en-GB"/>
         </w:rPr>
-        <w:t>.addWindowListener(</w:t>
+        <w:t>.addWindowListener</w:t>
+      </w:r>
+      <w:proofErr w:type="spellEnd"/>
+      <w:r>
+        <w:rPr>
+          <w:rFonts w:ascii="Consolas" w:eastAsiaTheme="minorEastAsia" w:hAnsi="Consolas" w:cs="Consolas"/>
+          <w:szCs w:val="20"/>
+          <w:lang w:val="en-GB"/>
+        </w:rPr>
+        <w:t>(</w:t>
       </w:r>
       <w:r>
         <w:rPr>
@@ -1903,7 +2125,25 @@
           <w:szCs w:val="20"/>
           <w:lang w:val="en-GB"/>
         </w:rPr>
-        <w:t xml:space="preserve"> WindowAdapter() {</w:t>
+        <w:t xml:space="preserve"> </w:t>
+      </w:r>
+      <w:proofErr w:type="spellStart"/>
+      <w:r>
+        <w:rPr>
+          <w:rFonts w:ascii="Consolas" w:eastAsiaTheme="minorEastAsia" w:hAnsi="Consolas" w:cs="Consolas"/>
+          <w:szCs w:val="20"/>
+          <w:lang w:val="en-GB"/>
+        </w:rPr>
+        <w:t>WindowAdapter</w:t>
+      </w:r>
+      <w:proofErr w:type="spellEnd"/>
+      <w:r>
+        <w:rPr>
+          <w:rFonts w:ascii="Consolas" w:eastAsiaTheme="minorEastAsia" w:hAnsi="Consolas" w:cs="Consolas"/>
+          <w:szCs w:val="20"/>
+          <w:lang w:val="en-GB"/>
+        </w:rPr>
+        <w:t>() {</w:t>
       </w:r>
     </w:p>
     <w:p>
@@ -1976,7 +2216,43 @@
           <w:szCs w:val="20"/>
           <w:lang w:val="en-GB"/>
         </w:rPr>
-        <w:t xml:space="preserve"> windowClosing(WindowEvent </w:t>
+        <w:t xml:space="preserve"> </w:t>
+      </w:r>
+      <w:proofErr w:type="spellStart"/>
+      <w:r>
+        <w:rPr>
+          <w:rFonts w:ascii="Consolas" w:eastAsiaTheme="minorEastAsia" w:hAnsi="Consolas" w:cs="Consolas"/>
+          <w:szCs w:val="20"/>
+          <w:lang w:val="en-GB"/>
+        </w:rPr>
+        <w:t>windowClosing</w:t>
+      </w:r>
+      <w:proofErr w:type="spellEnd"/>
+      <w:r>
+        <w:rPr>
+          <w:rFonts w:ascii="Consolas" w:eastAsiaTheme="minorEastAsia" w:hAnsi="Consolas" w:cs="Consolas"/>
+          <w:szCs w:val="20"/>
+          <w:lang w:val="en-GB"/>
+        </w:rPr>
+        <w:t>(</w:t>
+      </w:r>
+      <w:proofErr w:type="spellStart"/>
+      <w:r>
+        <w:rPr>
+          <w:rFonts w:ascii="Consolas" w:eastAsiaTheme="minorEastAsia" w:hAnsi="Consolas" w:cs="Consolas"/>
+          <w:szCs w:val="20"/>
+          <w:lang w:val="en-GB"/>
+        </w:rPr>
+        <w:t>WindowEvent</w:t>
+      </w:r>
+      <w:proofErr w:type="spellEnd"/>
+      <w:r>
+        <w:rPr>
+          <w:rFonts w:ascii="Consolas" w:eastAsiaTheme="minorEastAsia" w:hAnsi="Consolas" w:cs="Consolas"/>
+          <w:szCs w:val="20"/>
+          <w:lang w:val="en-GB"/>
+        </w:rPr>
+        <w:t xml:space="preserve"> </w:t>
       </w:r>
       <w:r>
         <w:rPr>
@@ -2008,6 +2284,7 @@
           <w:lang w:val="en-GB"/>
         </w:rPr>
       </w:pPr>
+      <w:proofErr w:type="spellStart"/>
       <w:r>
         <w:rPr>
           <w:rFonts w:ascii="Consolas" w:eastAsiaTheme="minorEastAsia" w:hAnsi="Consolas" w:cs="Consolas"/>
@@ -2023,7 +2300,16 @@
           <w:szCs w:val="20"/>
           <w:lang w:val="en-GB"/>
         </w:rPr>
-        <w:t>.cancel();</w:t>
+        <w:t>.cancel</w:t>
+      </w:r>
+      <w:proofErr w:type="spellEnd"/>
+      <w:r>
+        <w:rPr>
+          <w:rFonts w:ascii="Consolas" w:eastAsiaTheme="minorEastAsia" w:hAnsi="Consolas" w:cs="Consolas"/>
+          <w:szCs w:val="20"/>
+          <w:lang w:val="en-GB"/>
+        </w:rPr>
+        <w:t>();</w:t>
       </w:r>
     </w:p>
     <w:p>
@@ -2038,6 +2324,7 @@
           <w:lang w:val="en-GB"/>
         </w:rPr>
       </w:pPr>
+      <w:proofErr w:type="spellStart"/>
       <w:r>
         <w:rPr>
           <w:rFonts w:ascii="Consolas" w:eastAsiaTheme="minorEastAsia" w:hAnsi="Consolas" w:cs="Consolas"/>
@@ -2053,7 +2340,16 @@
           <w:szCs w:val="20"/>
           <w:lang w:val="en-GB"/>
         </w:rPr>
-        <w:t>.cancel();</w:t>
+        <w:t>.cancel</w:t>
+      </w:r>
+      <w:proofErr w:type="spellEnd"/>
+      <w:r>
+        <w:rPr>
+          <w:rFonts w:ascii="Consolas" w:eastAsiaTheme="minorEastAsia" w:hAnsi="Consolas" w:cs="Consolas"/>
+          <w:szCs w:val="20"/>
+          <w:lang w:val="en-GB"/>
+        </w:rPr>
+        <w:t>();</w:t>
       </w:r>
     </w:p>
     <w:p>
@@ -2308,77 +2604,7 @@
           <w:lang w:val="en-GB"/>
         </w:rPr>
       </w:pPr>
-      <w:r>
-        <w:rPr>
-          <w:rFonts w:ascii="Consolas" w:eastAsiaTheme="minorEastAsia" w:hAnsi="Consolas" w:cs="Consolas"/>
-          <w:color w:val="3F7F5F"/>
-          <w:szCs w:val="20"/>
-          <w:lang w:val="en-GB"/>
-        </w:rPr>
-        <w:t>// call the move() method of each balls</w:t>
-      </w:r>
-      <w:r>
-        <w:rPr>
-          <w:rFonts w:ascii="Consolas" w:eastAsiaTheme="minorEastAsia" w:hAnsi="Consolas" w:cs="Consolas"/>
-          <w:color w:val="3F7F5F"/>
-          <w:szCs w:val="20"/>
-          <w:lang w:val="en-GB"/>
-        </w:rPr>
-        <w:br/>
-        <w:t xml:space="preserve">// Tip: use an enhanced for loop to pick </w:t>
-      </w:r>
-      <w:r>
-        <w:rPr>
-          <w:rFonts w:ascii="Consolas" w:eastAsiaTheme="minorEastAsia" w:hAnsi="Consolas" w:cs="Consolas"/>
-          <w:color w:val="3F7F5F"/>
-          <w:szCs w:val="20"/>
-          <w:lang w:val="en-GB"/>
-        </w:rPr>
-        <w:br/>
-        <w:t>//</w:t>
-      </w:r>
-      <w:r>
-        <w:rPr>
-          <w:rFonts w:ascii="Consolas" w:eastAsiaTheme="minorEastAsia" w:hAnsi="Consolas" w:cs="Consolas"/>
-          <w:color w:val="3F7F5F"/>
-          <w:szCs w:val="20"/>
-          <w:lang w:val="en-GB"/>
-        </w:rPr>
-        <w:tab/>
-        <w:t xml:space="preserve">  each ball in the </w:t>
-      </w:r>
-      <w:r>
-        <w:rPr>
-          <w:rFonts w:ascii="Consolas" w:eastAsiaTheme="minorEastAsia" w:hAnsi="Consolas" w:cs="Consolas"/>
-          <w:color w:val="3F7F5F"/>
-          <w:sz w:val="24"/>
-          <w:szCs w:val="20"/>
-          <w:lang w:val="en-GB"/>
-        </w:rPr>
-        <w:t>balls</w:t>
-      </w:r>
-      <w:r>
-        <w:rPr>
-          <w:rFonts w:ascii="Consolas" w:eastAsiaTheme="minorEastAsia" w:hAnsi="Consolas" w:cs="Consolas"/>
-          <w:color w:val="3F7F5F"/>
-          <w:szCs w:val="20"/>
-          <w:lang w:val="en-GB"/>
-        </w:rPr>
-        <w:t xml:space="preserve"> array.</w:t>
-      </w:r>
-    </w:p>
-    <w:p>
-      <w:pPr>
-        <w:pStyle w:val="ListParagraph"/>
-        <w:spacing w:before="0"/>
-        <w:ind w:left="2160" w:firstLine="0"/>
-        <w:rPr>
-          <w:rFonts w:ascii="Consolas" w:eastAsiaTheme="minorEastAsia" w:hAnsi="Consolas" w:cs="Consolas"/>
-          <w:color w:val="auto"/>
-          <w:szCs w:val="20"/>
-          <w:lang w:val="en-GB"/>
-        </w:rPr>
-      </w:pPr>
+      <w:proofErr w:type="spellStart"/>
       <w:r>
         <w:rPr>
           <w:rFonts w:ascii="Consolas" w:eastAsiaTheme="minorEastAsia" w:hAnsi="Consolas" w:cs="Consolas"/>
@@ -2396,7 +2622,16 @@
           <w:szCs w:val="20"/>
           <w:lang w:val="en-GB"/>
         </w:rPr>
-        <w:t>.repaint();</w:t>
+        <w:t>.repaint</w:t>
+      </w:r>
+      <w:proofErr w:type="spellEnd"/>
+      <w:r>
+        <w:rPr>
+          <w:rFonts w:ascii="Consolas" w:eastAsiaTheme="minorEastAsia" w:hAnsi="Consolas" w:cs="Consolas"/>
+          <w:szCs w:val="20"/>
+          <w:lang w:val="en-GB"/>
+        </w:rPr>
+        <w:t>();</w:t>
       </w:r>
     </w:p>
     <w:p>
@@ -2439,6 +2674,8 @@
         <w:ind w:left="1440" w:firstLine="0"/>
         <w:rPr>
           <w:rFonts w:ascii="Consolas" w:eastAsiaTheme="minorEastAsia" w:hAnsi="Consolas" w:cs="Consolas"/>
+          <w:b/>
+          <w:bCs/>
           <w:color w:val="auto"/>
           <w:szCs w:val="20"/>
           <w:lang w:val="en-GB"/>
@@ -2499,6 +2736,135 @@
           <w:lang w:val="en-GB"/>
         </w:rPr>
         <w:t>) {</w:t>
+      </w:r>
+      <w:r>
+        <w:rPr>
+          <w:rFonts w:ascii="Consolas" w:eastAsiaTheme="minorEastAsia" w:hAnsi="Consolas" w:cs="Consolas"/>
+          <w:szCs w:val="20"/>
+          <w:lang w:val="en-GB"/>
+        </w:rPr>
+        <w:br/>
+      </w:r>
+      <w:r>
+        <w:rPr>
+          <w:rFonts w:ascii="Consolas" w:eastAsiaTheme="minorEastAsia" w:hAnsi="Consolas" w:cs="Consolas"/>
+          <w:color w:val="3F7F5F"/>
+          <w:szCs w:val="20"/>
+          <w:lang w:val="en-GB"/>
+        </w:rPr>
+        <w:tab/>
+      </w:r>
+      <w:r>
+        <w:rPr>
+          <w:rFonts w:ascii="Consolas" w:eastAsiaTheme="minorEastAsia" w:hAnsi="Consolas" w:cs="Consolas"/>
+          <w:b/>
+          <w:bCs/>
+          <w:color w:val="3F7F5F"/>
+          <w:szCs w:val="20"/>
+          <w:lang w:val="en-GB"/>
+        </w:rPr>
+        <w:t>// call the move() method of each balls</w:t>
+      </w:r>
+      <w:r>
+        <w:rPr>
+          <w:rFonts w:ascii="Consolas" w:eastAsiaTheme="minorEastAsia" w:hAnsi="Consolas" w:cs="Consolas"/>
+          <w:b/>
+          <w:bCs/>
+          <w:color w:val="3F7F5F"/>
+          <w:szCs w:val="20"/>
+          <w:lang w:val="en-GB"/>
+        </w:rPr>
+        <w:br/>
+      </w:r>
+      <w:r>
+        <w:rPr>
+          <w:rFonts w:ascii="Consolas" w:eastAsiaTheme="minorEastAsia" w:hAnsi="Consolas" w:cs="Consolas"/>
+          <w:b/>
+          <w:bCs/>
+          <w:color w:val="3F7F5F"/>
+          <w:szCs w:val="20"/>
+          <w:lang w:val="en-GB"/>
+        </w:rPr>
+        <w:tab/>
+      </w:r>
+      <w:r>
+        <w:rPr>
+          <w:rFonts w:ascii="Consolas" w:eastAsiaTheme="minorEastAsia" w:hAnsi="Consolas" w:cs="Consolas"/>
+          <w:b/>
+          <w:bCs/>
+          <w:color w:val="3F7F5F"/>
+          <w:szCs w:val="20"/>
+          <w:lang w:val="en-GB"/>
+        </w:rPr>
+        <w:t xml:space="preserve">// Tip: use an enhanced for loop to pick </w:t>
+      </w:r>
+      <w:r>
+        <w:rPr>
+          <w:rFonts w:ascii="Consolas" w:eastAsiaTheme="minorEastAsia" w:hAnsi="Consolas" w:cs="Consolas"/>
+          <w:b/>
+          <w:bCs/>
+          <w:color w:val="3F7F5F"/>
+          <w:szCs w:val="20"/>
+          <w:lang w:val="en-GB"/>
+        </w:rPr>
+        <w:br/>
+      </w:r>
+      <w:r>
+        <w:rPr>
+          <w:rFonts w:ascii="Consolas" w:eastAsiaTheme="minorEastAsia" w:hAnsi="Consolas" w:cs="Consolas"/>
+          <w:b/>
+          <w:bCs/>
+          <w:color w:val="3F7F5F"/>
+          <w:szCs w:val="20"/>
+          <w:lang w:val="en-GB"/>
+        </w:rPr>
+        <w:tab/>
+      </w:r>
+      <w:r>
+        <w:rPr>
+          <w:rFonts w:ascii="Consolas" w:eastAsiaTheme="minorEastAsia" w:hAnsi="Consolas" w:cs="Consolas"/>
+          <w:b/>
+          <w:bCs/>
+          <w:color w:val="3F7F5F"/>
+          <w:szCs w:val="20"/>
+          <w:lang w:val="en-GB"/>
+        </w:rPr>
+        <w:t>//</w:t>
+      </w:r>
+      <w:r>
+        <w:rPr>
+          <w:rFonts w:ascii="Consolas" w:eastAsiaTheme="minorEastAsia" w:hAnsi="Consolas" w:cs="Consolas"/>
+          <w:b/>
+          <w:bCs/>
+          <w:color w:val="3F7F5F"/>
+          <w:szCs w:val="20"/>
+          <w:lang w:val="en-GB"/>
+        </w:rPr>
+        <w:tab/>
+        <w:t xml:space="preserve">  each ball in the </w:t>
+      </w:r>
+      <w:r>
+        <w:rPr>
+          <w:rFonts w:ascii="Consolas" w:eastAsiaTheme="minorEastAsia" w:hAnsi="Consolas" w:cs="Consolas"/>
+          <w:b/>
+          <w:bCs/>
+          <w:color w:val="3F7F5F"/>
+          <w:sz w:val="24"/>
+          <w:szCs w:val="20"/>
+          <w:lang w:val="en-GB"/>
+        </w:rPr>
+        <w:t>balls</w:t>
+      </w:r>
+      <w:r>
+        <w:rPr>
+          <w:rFonts w:ascii="Consolas" w:eastAsiaTheme="minorEastAsia" w:hAnsi="Consolas" w:cs="Consolas"/>
+          <w:b/>
+          <w:bCs/>
+          <w:color w:val="3F7F5F"/>
+          <w:szCs w:val="20"/>
+          <w:lang w:val="en-GB"/>
+        </w:rPr>
+        <w:t xml:space="preserve"> array.</w:t>
       </w:r>
     </w:p>
     <w:p>
@@ -2515,23 +2881,6 @@
           <w:lang w:val="en-GB"/>
         </w:rPr>
       </w:pPr>
-      <w:r>
-        <w:rPr>
-          <w:rFonts w:ascii="Consolas" w:eastAsiaTheme="minorEastAsia" w:hAnsi="Consolas" w:cs="Consolas"/>
-          <w:color w:val="6A3E3E"/>
-          <w:szCs w:val="20"/>
-          <w:lang w:val="en-GB"/>
-        </w:rPr>
-        <w:t>g</w:t>
-      </w:r>
-      <w:r>
-        <w:rPr>
-          <w:rFonts w:ascii="Consolas" w:eastAsiaTheme="minorEastAsia" w:hAnsi="Consolas" w:cs="Consolas"/>
-          <w:szCs w:val="20"/>
-          <w:lang w:val="en-GB"/>
-        </w:rPr>
-        <w:t>.drawRect(0, 0, 300, 300);</w:t>
-      </w:r>
     </w:p>
     <w:p>
       <w:pPr>
@@ -2569,7 +2918,7 @@
           <w:color w:val="3F7F5F"/>
           <w:szCs w:val="20"/>
         </w:rPr>
-        <w:t>/ Tip: See these examples of using the Graphics object</w:t>
+        <w:t xml:space="preserve">/ Tip: See the example </w:t>
       </w:r>
       <w:r>
         <w:rPr>
@@ -2577,8 +2926,17 @@
           <w:color w:val="3F7F5F"/>
           <w:szCs w:val="20"/>
         </w:rPr>
+        <w:t>below</w:t>
+      </w:r>
+      <w:r>
+        <w:rPr>
+          <w:rFonts w:ascii="Consolas" w:eastAsiaTheme="minorEastAsia" w:hAnsi="Consolas" w:cs="Consolas"/>
+          <w:color w:val="3F7F5F"/>
+          <w:szCs w:val="20"/>
+        </w:rPr>
         <w:br/>
       </w:r>
+      <w:proofErr w:type="spellStart"/>
       <w:r>
         <w:rPr>
           <w:rFonts w:ascii="Consolas" w:hAnsi="Consolas"/>
@@ -2591,7 +2949,23 @@
           <w:rFonts w:ascii="Consolas" w:hAnsi="Consolas"/>
           <w:color w:val="000000"/>
         </w:rPr>
-        <w:t>.setColor(Color.</w:t>
+        <w:t>.setColor</w:t>
+      </w:r>
+      <w:proofErr w:type="spellEnd"/>
+      <w:r>
+        <w:rPr>
+          <w:rFonts w:ascii="Consolas" w:hAnsi="Consolas"/>
+          <w:color w:val="000000"/>
+        </w:rPr>
+        <w:t>(</w:t>
+      </w:r>
+      <w:proofErr w:type="spellStart"/>
+      <w:r>
+        <w:rPr>
+          <w:rFonts w:ascii="Consolas" w:hAnsi="Consolas"/>
+          <w:color w:val="000000"/>
+        </w:rPr>
+        <w:t>Color.</w:t>
       </w:r>
       <w:r>
         <w:rPr>
@@ -2604,6 +2978,7 @@
         </w:rPr>
         <w:t>RED</w:t>
       </w:r>
+      <w:proofErr w:type="spellEnd"/>
       <w:r>
         <w:rPr>
           <w:rFonts w:ascii="Consolas" w:hAnsi="Consolas"/>
@@ -2645,6 +3020,7 @@
         </w:rPr>
         <w:tab/>
       </w:r>
+      <w:proofErr w:type="spellStart"/>
       <w:r>
         <w:rPr>
           <w:rFonts w:ascii="Consolas" w:hAnsi="Consolas"/>
@@ -2657,7 +3033,15 @@
           <w:rFonts w:ascii="Consolas" w:hAnsi="Consolas"/>
           <w:color w:val="000000"/>
         </w:rPr>
-        <w:t>.fillRect(0, 0, 300, 300);</w:t>
+        <w:t>.fillRect</w:t>
+      </w:r>
+      <w:proofErr w:type="spellEnd"/>
+      <w:r>
+        <w:rPr>
+          <w:rFonts w:ascii="Consolas" w:hAnsi="Consolas"/>
+          <w:color w:val="000000"/>
+        </w:rPr>
+        <w:t>(0, 0, 300, 300);</w:t>
       </w:r>
     </w:p>
     <w:p>
@@ -2693,6 +3077,7 @@
         </w:rPr>
         <w:tab/>
       </w:r>
+      <w:proofErr w:type="spellStart"/>
       <w:r>
         <w:rPr>
           <w:rFonts w:ascii="Consolas" w:hAnsi="Consolas"/>
@@ -2705,7 +3090,23 @@
           <w:rFonts w:ascii="Consolas" w:hAnsi="Consolas"/>
           <w:color w:val="000000"/>
         </w:rPr>
-        <w:t>.setColor(Color.</w:t>
+        <w:t>.setColor</w:t>
+      </w:r>
+      <w:proofErr w:type="spellEnd"/>
+      <w:r>
+        <w:rPr>
+          <w:rFonts w:ascii="Consolas" w:hAnsi="Consolas"/>
+          <w:color w:val="000000"/>
+        </w:rPr>
+        <w:t>(</w:t>
+      </w:r>
+      <w:proofErr w:type="spellStart"/>
+      <w:r>
+        <w:rPr>
+          <w:rFonts w:ascii="Consolas" w:hAnsi="Consolas"/>
+          <w:color w:val="000000"/>
+        </w:rPr>
+        <w:t>Color.</w:t>
       </w:r>
       <w:r>
         <w:rPr>
@@ -2718,6 +3119,7 @@
         </w:rPr>
         <w:t>blue</w:t>
       </w:r>
+      <w:proofErr w:type="spellEnd"/>
       <w:r>
         <w:rPr>
           <w:rFonts w:ascii="Consolas" w:hAnsi="Consolas"/>
@@ -2759,6 +3161,7 @@
         </w:rPr>
         <w:tab/>
       </w:r>
+      <w:proofErr w:type="spellStart"/>
       <w:r>
         <w:rPr>
           <w:rFonts w:ascii="Consolas" w:hAnsi="Consolas"/>
@@ -2771,7 +3174,15 @@
           <w:rFonts w:ascii="Consolas" w:hAnsi="Consolas"/>
           <w:color w:val="000000"/>
         </w:rPr>
-        <w:t>.fillOval(</w:t>
+        <w:t>.fillOval</w:t>
+      </w:r>
+      <w:proofErr w:type="spellEnd"/>
+      <w:r>
+        <w:rPr>
+          <w:rFonts w:ascii="Consolas" w:hAnsi="Consolas"/>
+          <w:color w:val="000000"/>
+        </w:rPr>
+        <w:t>(</w:t>
       </w:r>
       <w:r>
         <w:rPr>
@@ -3088,6 +3499,7 @@
         </w:rPr>
         <w:t xml:space="preserve"> </w:t>
       </w:r>
+      <w:proofErr w:type="spellStart"/>
       <w:r>
         <w:rPr>
           <w:rFonts w:ascii="Consolas" w:eastAsiaTheme="minorEastAsia" w:hAnsi="Consolas" w:cs="Consolas"/>
@@ -3097,6 +3509,7 @@
         </w:rPr>
         <w:t>dirX</w:t>
       </w:r>
+      <w:proofErr w:type="spellEnd"/>
       <w:r>
         <w:rPr>
           <w:rFonts w:ascii="Consolas" w:eastAsiaTheme="minorEastAsia" w:hAnsi="Consolas" w:cs="Consolas"/>
@@ -3105,6 +3518,7 @@
         </w:rPr>
         <w:t xml:space="preserve">, </w:t>
       </w:r>
+      <w:proofErr w:type="spellStart"/>
       <w:r>
         <w:rPr>
           <w:rFonts w:ascii="Consolas" w:eastAsiaTheme="minorEastAsia" w:hAnsi="Consolas" w:cs="Consolas"/>
@@ -3114,6 +3528,7 @@
         </w:rPr>
         <w:t>dirY</w:t>
       </w:r>
+      <w:proofErr w:type="spellEnd"/>
       <w:r>
         <w:rPr>
           <w:rFonts w:ascii="Consolas" w:eastAsiaTheme="minorEastAsia" w:hAnsi="Consolas" w:cs="Consolas"/>
@@ -3375,8 +3790,13 @@
                               <w:pPr>
                                 <w:spacing w:before="0"/>
                               </w:pPr>
+                              <w:proofErr w:type="spellStart"/>
                               <w:r>
-                                <w:t>x,y axis</w:t>
+                                <w:t>x,y</w:t>
+                              </w:r>
+                              <w:proofErr w:type="spellEnd"/>
+                              <w:r>
+                                <w:t xml:space="preserve"> axis</w:t>
                               </w:r>
                             </w:p>
                           </w:txbxContent>
@@ -4093,7 +4513,22 @@
       </w:r>
       <w:r>
         <w:br/>
-        <w:t>dirX and dirY are the amount by which each ball moves in the x and y direction.</w:t>
+      </w:r>
+      <w:proofErr w:type="spellStart"/>
+      <w:r>
+        <w:t>dirX</w:t>
+      </w:r>
+      <w:proofErr w:type="spellEnd"/>
+      <w:r>
+        <w:t xml:space="preserve"> and </w:t>
+      </w:r>
+      <w:proofErr w:type="spellStart"/>
+      <w:r>
+        <w:t>dirY</w:t>
+      </w:r>
+      <w:proofErr w:type="spellEnd"/>
+      <w:r>
+        <w:t xml:space="preserve"> are the amount by which each ball moves in the x and y direction.</w:t>
       </w:r>
       <w:r>
         <w:br/>
@@ -4109,7 +4544,15 @@
         </w:rPr>
       </w:pPr>
       <w:r>
-        <w:t>Create a constructor to set every field (x,y,w,h,dirX,dirY).</w:t>
+        <w:t>Create a constructor to set every field (</w:t>
+      </w:r>
+      <w:proofErr w:type="spellStart"/>
+      <w:r>
+        <w:t>x,y,w,h,dirX,dirY</w:t>
+      </w:r>
+      <w:proofErr w:type="spellEnd"/>
+      <w:r>
+        <w:t>).</w:t>
       </w:r>
     </w:p>
     <w:p>
@@ -4117,7 +4560,31 @@
         <w:pStyle w:val="Numberlist"/>
       </w:pPr>
       <w:r>
-        <w:t>To practice using constructor chaining, create another constructor to set just x,y,w,h but not the dirX and dirY.</w:t>
+        <w:t xml:space="preserve">To practice using constructor chaining, create another constructor to set just </w:t>
+      </w:r>
+      <w:proofErr w:type="spellStart"/>
+      <w:r>
+        <w:t>x,y,w,h</w:t>
+      </w:r>
+      <w:proofErr w:type="spellEnd"/>
+      <w:r>
+        <w:t xml:space="preserve"> but not the </w:t>
+      </w:r>
+      <w:proofErr w:type="spellStart"/>
+      <w:r>
+        <w:t>dirX</w:t>
+      </w:r>
+      <w:proofErr w:type="spellEnd"/>
+      <w:r>
+        <w:t xml:space="preserve"> and </w:t>
+      </w:r>
+      <w:proofErr w:type="spellStart"/>
+      <w:r>
+        <w:t>dirY</w:t>
+      </w:r>
+      <w:proofErr w:type="spellEnd"/>
+      <w:r>
+        <w:t>.</w:t>
       </w:r>
     </w:p>
     <w:p>
@@ -4130,7 +4597,23 @@
         <w:ind w:left="851"/>
       </w:pPr>
       <w:r>
-        <w:t>Use constructor chaining to call the first constructor with dirX=1 and dirY=1.</w:t>
+        <w:t xml:space="preserve">Use constructor chaining to call the first constructor with </w:t>
+      </w:r>
+      <w:proofErr w:type="spellStart"/>
+      <w:r>
+        <w:t>dirX</w:t>
+      </w:r>
+      <w:proofErr w:type="spellEnd"/>
+      <w:r>
+        <w:t xml:space="preserve">=1 and </w:t>
+      </w:r>
+      <w:proofErr w:type="spellStart"/>
+      <w:r>
+        <w:t>dirY</w:t>
+      </w:r>
+      <w:proofErr w:type="spellEnd"/>
+      <w:r>
+        <w:t>=1.</w:t>
       </w:r>
     </w:p>
     <w:p>
@@ -4160,7 +4643,23 @@
       </w:r>
       <w:r>
         <w:br/>
-        <w:t xml:space="preserve">In this method, increase x by dirX and y by dirY and then follow a series of tests to make sure each ball stay within the world which is set in the </w:t>
+        <w:t xml:space="preserve">In this method, increase x by </w:t>
+      </w:r>
+      <w:proofErr w:type="spellStart"/>
+      <w:r>
+        <w:t>dirX</w:t>
+      </w:r>
+      <w:proofErr w:type="spellEnd"/>
+      <w:r>
+        <w:t xml:space="preserve"> and y by </w:t>
+      </w:r>
+      <w:proofErr w:type="spellStart"/>
+      <w:r>
+        <w:t>dirY</w:t>
+      </w:r>
+      <w:proofErr w:type="spellEnd"/>
+      <w:r>
+        <w:t xml:space="preserve"> and then follow a series of tests to make sure each ball stay within the world which is set in the </w:t>
       </w:r>
       <w:r>
         <w:rPr>
@@ -4188,11 +4687,17 @@
         <w:ind w:left="851"/>
       </w:pPr>
       <w:r>
+        <w:lastRenderedPageBreak/>
         <w:t>I</w:t>
       </w:r>
       <w:r>
-        <w:t>f (x &lt; 0) then set x=0 and change the sign of dirX</w:t>
-      </w:r>
+        <w:t xml:space="preserve">f (x &lt; 0) then set x=0 and change the sign of </w:t>
+      </w:r>
+      <w:proofErr w:type="spellStart"/>
+      <w:r>
+        <w:t>dirX</w:t>
+      </w:r>
+      <w:proofErr w:type="spellEnd"/>
       <w:r>
         <w:t>.</w:t>
       </w:r>
@@ -4203,21 +4708,53 @@
         <w:br/>
         <w:t xml:space="preserve">Tip: </w:t>
       </w:r>
+      <w:proofErr w:type="spellStart"/>
       <w:r>
         <w:rPr>
           <w:b/>
         </w:rPr>
-        <w:t>dirX = -dirX</w:t>
-      </w:r>
+        <w:t>dirX</w:t>
+      </w:r>
+      <w:proofErr w:type="spellEnd"/>
+      <w:r>
+        <w:rPr>
+          <w:b/>
+        </w:rPr>
+        <w:t xml:space="preserve"> = -</w:t>
+      </w:r>
+      <w:proofErr w:type="spellStart"/>
+      <w:r>
+        <w:rPr>
+          <w:b/>
+        </w:rPr>
+        <w:t>dirX</w:t>
+      </w:r>
+      <w:proofErr w:type="spellEnd"/>
       <w:r>
         <w:br/>
       </w:r>
       <w:r>
-        <w:lastRenderedPageBreak/>
         <w:t>D</w:t>
       </w:r>
       <w:r>
-        <w:t>o the same for the y coordinate (when it goes below zero) but this time changing dirY.</w:t>
+        <w:t xml:space="preserve">o the same for the y coordinate (when it goes below zero) </w:t>
+      </w:r>
+      <w:r>
+        <w:br/>
+      </w:r>
+      <w:r>
+        <w:t xml:space="preserve">but this time changing </w:t>
+      </w:r>
+      <w:proofErr w:type="spellStart"/>
+      <w:r>
+        <w:t>dirY</w:t>
+      </w:r>
+      <w:proofErr w:type="spellEnd"/>
+      <w:r>
+        <w:t>.</w:t>
+      </w:r>
+      <w:r>
+        <w:br/>
       </w:r>
     </w:p>
     <w:p>
@@ -4233,7 +4770,21 @@
         <w:t>I</w:t>
       </w:r>
       <w:r>
-        <w:t>f (x &gt; 300-width of the ball) then set x=300-width of the ball and reverse the sign of dirY.</w:t>
+        <w:t xml:space="preserve">f (x &gt; 300-width of the ball) then set x=300-width of the ball </w:t>
+      </w:r>
+      <w:r>
+        <w:br/>
+      </w:r>
+      <w:r>
+        <w:t xml:space="preserve">and reverse the sign of </w:t>
+      </w:r>
+      <w:proofErr w:type="spellStart"/>
+      <w:r>
+        <w:t>dirY</w:t>
+      </w:r>
+      <w:proofErr w:type="spellEnd"/>
+      <w:r>
+        <w:t>.</w:t>
       </w:r>
       <w:r>
         <w:br/>
@@ -4291,6 +4842,7 @@
         </w:rPr>
         <w:tab/>
       </w:r>
+      <w:proofErr w:type="spellStart"/>
       <w:r>
         <w:rPr>
           <w:rFonts w:ascii="Montserrat Light" w:eastAsia="Calibri" w:hAnsi="Montserrat Light" w:cs="Times New Roman"/>
@@ -4326,6 +4878,7 @@
         </w:rPr>
         <w:t>drawOval</w:t>
       </w:r>
+      <w:proofErr w:type="spellEnd"/>
       <w:r>
         <w:rPr>
           <w:rFonts w:ascii="Montserrat Light" w:eastAsia="Calibri" w:hAnsi="Montserrat Light" w:cs="Times New Roman"/>
@@ -4335,7 +4888,19 @@
           <w:szCs w:val="22"/>
           <w14:ligatures w14:val="none"/>
         </w:rPr>
-        <w:t>( b.</w:t>
+        <w:t xml:space="preserve">( </w:t>
+      </w:r>
+      <w:proofErr w:type="spellStart"/>
+      <w:r>
+        <w:rPr>
+          <w:rFonts w:ascii="Montserrat Light" w:eastAsia="Calibri" w:hAnsi="Montserrat Light" w:cs="Times New Roman"/>
+          <w:color w:val="000000"/>
+          <w:kern w:val="0"/>
+          <w:sz w:val="22"/>
+          <w:szCs w:val="22"/>
+          <w14:ligatures w14:val="none"/>
+        </w:rPr>
+        <w:t>b.</w:t>
       </w:r>
       <w:r>
         <w:rPr>
@@ -4349,6 +4914,7 @@
         </w:rPr>
         <w:t>x</w:t>
       </w:r>
+      <w:proofErr w:type="spellEnd"/>
       <w:r>
         <w:rPr>
           <w:rFonts w:ascii="Montserrat Light" w:eastAsia="Calibri" w:hAnsi="Montserrat Light" w:cs="Times New Roman"/>
@@ -4358,7 +4924,19 @@
           <w:szCs w:val="22"/>
           <w14:ligatures w14:val="none"/>
         </w:rPr>
-        <w:t>, b.</w:t>
+        <w:t xml:space="preserve">, </w:t>
+      </w:r>
+      <w:proofErr w:type="spellStart"/>
+      <w:r>
+        <w:rPr>
+          <w:rFonts w:ascii="Montserrat Light" w:eastAsia="Calibri" w:hAnsi="Montserrat Light" w:cs="Times New Roman"/>
+          <w:color w:val="000000"/>
+          <w:kern w:val="0"/>
+          <w:sz w:val="22"/>
+          <w:szCs w:val="22"/>
+          <w14:ligatures w14:val="none"/>
+        </w:rPr>
+        <w:t>b.</w:t>
       </w:r>
       <w:r>
         <w:rPr>
@@ -4372,6 +4950,7 @@
         </w:rPr>
         <w:t>y</w:t>
       </w:r>
+      <w:proofErr w:type="spellEnd"/>
       <w:r>
         <w:rPr>
           <w:rFonts w:ascii="Montserrat Light" w:eastAsia="Calibri" w:hAnsi="Montserrat Light" w:cs="Times New Roman"/>
@@ -4381,7 +4960,19 @@
           <w:szCs w:val="22"/>
           <w14:ligatures w14:val="none"/>
         </w:rPr>
-        <w:t>, b.</w:t>
+        <w:t xml:space="preserve">, </w:t>
+      </w:r>
+      <w:proofErr w:type="spellStart"/>
+      <w:r>
+        <w:rPr>
+          <w:rFonts w:ascii="Montserrat Light" w:eastAsia="Calibri" w:hAnsi="Montserrat Light" w:cs="Times New Roman"/>
+          <w:color w:val="000000"/>
+          <w:kern w:val="0"/>
+          <w:sz w:val="22"/>
+          <w:szCs w:val="22"/>
+          <w14:ligatures w14:val="none"/>
+        </w:rPr>
+        <w:t>b.</w:t>
       </w:r>
       <w:r>
         <w:rPr>
@@ -4395,6 +4986,7 @@
         </w:rPr>
         <w:t>w</w:t>
       </w:r>
+      <w:proofErr w:type="spellEnd"/>
       <w:r>
         <w:rPr>
           <w:rFonts w:ascii="Montserrat Light" w:eastAsia="Calibri" w:hAnsi="Montserrat Light" w:cs="Times New Roman"/>
@@ -4404,7 +4996,19 @@
           <w:szCs w:val="22"/>
           <w14:ligatures w14:val="none"/>
         </w:rPr>
-        <w:t>, b.</w:t>
+        <w:t xml:space="preserve">, </w:t>
+      </w:r>
+      <w:proofErr w:type="spellStart"/>
+      <w:r>
+        <w:rPr>
+          <w:rFonts w:ascii="Montserrat Light" w:eastAsia="Calibri" w:hAnsi="Montserrat Light" w:cs="Times New Roman"/>
+          <w:color w:val="000000"/>
+          <w:kern w:val="0"/>
+          <w:sz w:val="22"/>
+          <w:szCs w:val="22"/>
+          <w14:ligatures w14:val="none"/>
+        </w:rPr>
+        <w:t>b.</w:t>
       </w:r>
       <w:r>
         <w:rPr>
@@ -4416,7 +5020,20 @@
           <w:u w:val="single"/>
           <w14:ligatures w14:val="none"/>
         </w:rPr>
-        <w:t xml:space="preserve">h </w:t>
+        <w:t>h</w:t>
+      </w:r>
+      <w:proofErr w:type="spellEnd"/>
+      <w:r>
+        <w:rPr>
+          <w:rFonts w:ascii="Montserrat Light" w:eastAsia="Calibri" w:hAnsi="Montserrat Light" w:cs="Times New Roman"/>
+          <w:color w:val="000000"/>
+          <w:kern w:val="0"/>
+          <w:sz w:val="22"/>
+          <w:szCs w:val="22"/>
+          <w:u w:val="single"/>
+          <w14:ligatures w14:val="none"/>
+        </w:rPr>
+        <w:t xml:space="preserve"> </w:t>
       </w:r>
       <w:r>
         <w:rPr>
@@ -4486,7 +5103,23 @@
         <w:t>three</w:t>
       </w:r>
       <w:r>
-        <w:t xml:space="preserve"> objects bouncing on your screen. If you have a need for speed then increase the dirX and dirY values!</w:t>
+        <w:t xml:space="preserve"> objects bouncing on your screen. If you have a need for speed then increase the </w:t>
+      </w:r>
+      <w:proofErr w:type="spellStart"/>
+      <w:r>
+        <w:t>dirX</w:t>
+      </w:r>
+      <w:proofErr w:type="spellEnd"/>
+      <w:r>
+        <w:t xml:space="preserve"> and </w:t>
+      </w:r>
+      <w:proofErr w:type="spellStart"/>
+      <w:r>
+        <w:t>dirY</w:t>
+      </w:r>
+      <w:proofErr w:type="spellEnd"/>
+      <w:r>
+        <w:t xml:space="preserve"> values!</w:t>
       </w:r>
     </w:p>
     <w:p>
@@ -4573,21 +5206,25 @@
       <w:r>
         <w:t xml:space="preserve">Create a static int field in Ball called </w:t>
       </w:r>
+      <w:proofErr w:type="spellStart"/>
       <w:r>
         <w:rPr>
           <w:b/>
         </w:rPr>
         <w:t>worldW</w:t>
       </w:r>
+      <w:proofErr w:type="spellEnd"/>
       <w:r>
         <w:t xml:space="preserve"> and another called </w:t>
       </w:r>
+      <w:proofErr w:type="spellStart"/>
       <w:r>
         <w:rPr>
           <w:b/>
         </w:rPr>
         <w:t>worldH</w:t>
       </w:r>
+      <w:proofErr w:type="spellEnd"/>
       <w:r>
         <w:t xml:space="preserve"> to represent the width and height of the world. You should see three balls bouncing!</w:t>
       </w:r>
@@ -4628,7 +5265,21 @@
         <w:rPr>
           <w:b/>
         </w:rPr>
-        <w:t>void setWorld(int w, int h)</w:t>
+        <w:t xml:space="preserve">void </w:t>
+      </w:r>
+      <w:proofErr w:type="spellStart"/>
+      <w:r>
+        <w:rPr>
+          <w:b/>
+        </w:rPr>
+        <w:t>setWorld</w:t>
+      </w:r>
+      <w:proofErr w:type="spellEnd"/>
+      <w:r>
+        <w:rPr>
+          <w:b/>
+        </w:rPr>
+        <w:t>(int w, int h)</w:t>
       </w:r>
       <w:r>
         <w:t xml:space="preserve"> </w:t>
@@ -4637,21 +5288,25 @@
         <w:br/>
         <w:t xml:space="preserve">to set the static </w:t>
       </w:r>
+      <w:proofErr w:type="spellStart"/>
       <w:r>
         <w:rPr>
           <w:i/>
         </w:rPr>
         <w:t>worldW</w:t>
       </w:r>
+      <w:proofErr w:type="spellEnd"/>
       <w:r>
         <w:t xml:space="preserve"> and </w:t>
       </w:r>
+      <w:proofErr w:type="spellStart"/>
       <w:r>
         <w:rPr>
           <w:i/>
         </w:rPr>
         <w:t>worldH</w:t>
       </w:r>
+      <w:proofErr w:type="spellEnd"/>
       <w:r>
         <w:t xml:space="preserve"> values.</w:t>
       </w:r>
@@ -4727,7 +5382,15 @@
         <w:t>i</w:t>
       </w:r>
       <w:r>
-        <w:t>nvoke the setWorld() method of the Ball class to set the world's width and height for every Ball.</w:t>
+        <w:t xml:space="preserve">nvoke the </w:t>
+      </w:r>
+      <w:proofErr w:type="spellStart"/>
+      <w:r>
+        <w:t>setWorld</w:t>
+      </w:r>
+      <w:proofErr w:type="spellEnd"/>
+      <w:r>
+        <w:t>() method of the Ball class to set the world's width and height for every Ball.</w:t>
       </w:r>
     </w:p>
     <w:p>
@@ -4739,7 +5402,23 @@
         </w:numPr>
       </w:pPr>
       <w:r>
-        <w:t>Change the move() method in the Ball class to use the Ball.worldH and Ball.worldW values instead of 300px. You'll also need to change the paint() method to use the new static values (to draw the world's rectangle).</w:t>
+        <w:t xml:space="preserve">Change the move() method in the Ball class to use the </w:t>
+      </w:r>
+      <w:proofErr w:type="spellStart"/>
+      <w:r>
+        <w:t>Ball.worldH</w:t>
+      </w:r>
+      <w:proofErr w:type="spellEnd"/>
+      <w:r>
+        <w:t xml:space="preserve"> and </w:t>
+      </w:r>
+      <w:proofErr w:type="spellStart"/>
+      <w:r>
+        <w:t>Ball.worldW</w:t>
+      </w:r>
+      <w:proofErr w:type="spellEnd"/>
+      <w:r>
+        <w:t xml:space="preserve"> values instead of 300px. You'll also need to change the paint() method to use the new static values (to draw the world's rectangle).</w:t>
       </w:r>
     </w:p>
     <w:p>
@@ -4751,6 +5430,7 @@
         </w:numPr>
       </w:pPr>
       <w:r>
+        <w:lastRenderedPageBreak/>
         <w:t>Run and test your code.</w:t>
       </w:r>
       <w:r>
@@ -5116,12 +5796,14 @@
         <w:br/>
         <w:t xml:space="preserve">Also record the distance travelled using an int variable called </w:t>
       </w:r>
+      <w:proofErr w:type="spellStart"/>
       <w:r>
         <w:rPr>
           <w:b/>
         </w:rPr>
         <w:t>distanceTravelled</w:t>
       </w:r>
+      <w:proofErr w:type="spellEnd"/>
       <w:r>
         <w:t>.</w:t>
       </w:r>
@@ -5208,12 +5890,14 @@
         <w:br/>
         <w:t xml:space="preserve">It also adds to the </w:t>
       </w:r>
+      <w:proofErr w:type="spellStart"/>
       <w:r>
         <w:rPr>
           <w:b/>
         </w:rPr>
         <w:t>distanceTravelled</w:t>
       </w:r>
+      <w:proofErr w:type="spellEnd"/>
       <w:r>
         <w:rPr>
           <w:b/>
@@ -5301,7 +5985,15 @@
         <w:t>String</w:t>
       </w:r>
       <w:r>
-        <w:t xml:space="preserve"> getDetails() to get the vehicle's details which are </w:t>
+        <w:t xml:space="preserve"> </w:t>
+      </w:r>
+      <w:proofErr w:type="spellStart"/>
+      <w:r>
+        <w:t>getDetails</w:t>
+      </w:r>
+      <w:proofErr w:type="spellEnd"/>
+      <w:r>
+        <w:t xml:space="preserve">() to get the vehicle's details which are </w:t>
       </w:r>
       <w:r>
         <w:rPr>
@@ -5323,6 +6015,7 @@
       <w:r>
         <w:t xml:space="preserve">, </w:t>
       </w:r>
+      <w:proofErr w:type="spellStart"/>
       <w:r>
         <w:rPr>
           <w:b/>
@@ -5330,6 +6023,7 @@
         </w:rPr>
         <w:t>distanceTravelled</w:t>
       </w:r>
+      <w:proofErr w:type="spellEnd"/>
       <w:r>
         <w:t>,</w:t>
       </w:r>
@@ -5377,6 +6071,7 @@
       <w:r>
         <w:t xml:space="preserve">Create a separate class called </w:t>
       </w:r>
+      <w:proofErr w:type="spellStart"/>
       <w:r>
         <w:rPr>
           <w:b/>
@@ -5384,6 +6079,7 @@
         </w:rPr>
         <w:t>RegistrationPlate</w:t>
       </w:r>
+      <w:proofErr w:type="spellEnd"/>
       <w:r>
         <w:rPr>
           <w:iCs/>
@@ -5507,6 +6203,7 @@
       <w:r>
         <w:t xml:space="preserve"> class called </w:t>
       </w:r>
+      <w:proofErr w:type="spellStart"/>
       <w:r>
         <w:rPr>
           <w:b/>
@@ -5514,12 +6211,15 @@
         </w:rPr>
         <w:t>registrationPlate</w:t>
       </w:r>
+      <w:proofErr w:type="spellEnd"/>
       <w:r>
         <w:t xml:space="preserve"> of type </w:t>
       </w:r>
+      <w:proofErr w:type="spellStart"/>
       <w:r>
         <w:t>RegistrationPlate</w:t>
       </w:r>
+      <w:proofErr w:type="spellEnd"/>
       <w:r>
         <w:t xml:space="preserve">. </w:t>
       </w:r>
@@ -5530,18 +6230,25 @@
       <w:r>
         <w:br/>
       </w:r>
+      <w:proofErr w:type="spellStart"/>
       <w:r>
         <w:rPr>
           <w:b/>
         </w:rPr>
         <w:t>RegistrationPlate</w:t>
       </w:r>
-      <w:r>
-        <w:t xml:space="preserve"> r</w:t>
+      <w:proofErr w:type="spellEnd"/>
+      <w:r>
+        <w:t xml:space="preserve"> </w:t>
+      </w:r>
+      <w:proofErr w:type="spellStart"/>
+      <w:r>
+        <w:t>r</w:t>
       </w:r>
       <w:r>
         <w:t>egistrationPlate</w:t>
       </w:r>
+      <w:proofErr w:type="spellEnd"/>
       <w:r>
         <w:t>;</w:t>
       </w:r>
@@ -5583,9 +6290,11 @@
       <w:r>
         <w:t xml:space="preserve">Let's create a factory class which creates instances of </w:t>
       </w:r>
+      <w:proofErr w:type="spellStart"/>
       <w:r>
         <w:t>RegistrationPlate</w:t>
       </w:r>
+      <w:proofErr w:type="spellEnd"/>
       <w:r>
         <w:t>.</w:t>
       </w:r>
@@ -5600,12 +6309,14 @@
       <w:r>
         <w:t xml:space="preserve">Create a separate class called </w:t>
       </w:r>
+      <w:proofErr w:type="spellStart"/>
       <w:r>
         <w:rPr>
           <w:b/>
         </w:rPr>
         <w:t>RegistrationPlateFactory</w:t>
       </w:r>
+      <w:proofErr w:type="spellEnd"/>
       <w:r>
         <w:rPr>
           <w:bCs/>
@@ -5760,6 +6471,7 @@
                               </w:rPr>
                               <w:t xml:space="preserve">[] </w:t>
                             </w:r>
+                            <w:proofErr w:type="spellStart"/>
                             <w:r>
                               <w:rPr>
                                 <w:rFonts w:ascii="Consolas" w:hAnsi="Consolas" w:cs="Consolas"/>
@@ -5771,6 +6483,7 @@
                               </w:rPr>
                               <w:t>registrationPlates</w:t>
                             </w:r>
+                            <w:proofErr w:type="spellEnd"/>
                             <w:r>
                               <w:rPr>
                                 <w:rFonts w:ascii="Consolas" w:hAnsi="Consolas" w:cs="Consolas"/>
@@ -6970,9 +7683,11 @@
       <w:r>
         <w:t xml:space="preserve">Add the following array of reg numbers to </w:t>
       </w:r>
+      <w:proofErr w:type="spellStart"/>
       <w:r>
         <w:t>RegistrationPlateFactory</w:t>
       </w:r>
+      <w:proofErr w:type="spellEnd"/>
       <w:r>
         <w:t>.</w:t>
       </w:r>
@@ -7065,12 +7780,14 @@
       <w:r>
         <w:t xml:space="preserve"> method called </w:t>
       </w:r>
+      <w:proofErr w:type="spellStart"/>
       <w:r>
         <w:rPr>
           <w:b/>
         </w:rPr>
         <w:t>getNextRegistrationPlate</w:t>
       </w:r>
+      <w:proofErr w:type="spellEnd"/>
       <w:r>
         <w:t>()</w:t>
       </w:r>
@@ -7081,6 +7798,7 @@
         <w:br/>
         <w:t xml:space="preserve">This method should return an instance of </w:t>
       </w:r>
+      <w:proofErr w:type="spellStart"/>
       <w:r>
         <w:rPr>
           <w:b/>
@@ -7089,6 +7807,7 @@
         </w:rPr>
         <w:t>RegistrationPlate</w:t>
       </w:r>
+      <w:proofErr w:type="spellEnd"/>
       <w:r>
         <w:rPr>
           <w:iCs/>
@@ -7102,6 +7821,7 @@
         <w:br/>
         <w:t xml:space="preserve">To create an instance, you'll need the next registration plate from the </w:t>
       </w:r>
+      <w:proofErr w:type="spellStart"/>
       <w:r>
         <w:rPr>
           <w:b/>
@@ -7110,8 +7830,17 @@
         <w:lastRenderedPageBreak/>
         <w:t>registrationPlates</w:t>
       </w:r>
-      <w:r>
-        <w:t xml:space="preserve"> array. How would you get the next regPlate index?</w:t>
+      <w:proofErr w:type="spellEnd"/>
+      <w:r>
+        <w:t xml:space="preserve"> array. How would you get the next </w:t>
+      </w:r>
+      <w:proofErr w:type="spellStart"/>
+      <w:r>
+        <w:t>regPlate</w:t>
+      </w:r>
+      <w:proofErr w:type="spellEnd"/>
+      <w:r>
+        <w:t xml:space="preserve"> index?</w:t>
       </w:r>
       <w:r>
         <w:br/>
@@ -7124,6 +7853,7 @@
       <w:r>
         <w:t xml:space="preserve">Back in the Vehicle class's constructor, assign a registration plate to the Vehicle using the </w:t>
       </w:r>
+      <w:proofErr w:type="spellStart"/>
       <w:r>
         <w:rPr>
           <w:b/>
@@ -7132,6 +7862,7 @@
         </w:rPr>
         <w:t>RegistrationPlateFactory</w:t>
       </w:r>
+      <w:proofErr w:type="spellEnd"/>
       <w:r>
         <w:rPr>
           <w:i/>
@@ -7148,13 +7879,23 @@
       <w:r>
         <w:br/>
       </w:r>
+      <w:proofErr w:type="spellStart"/>
       <w:r>
         <w:rPr>
           <w:iCs/>
           <w:szCs w:val="28"/>
         </w:rPr>
-        <w:t xml:space="preserve">registrationPlate = </w:t>
-      </w:r>
+        <w:t>registrationPlate</w:t>
+      </w:r>
+      <w:proofErr w:type="spellEnd"/>
+      <w:r>
+        <w:rPr>
+          <w:iCs/>
+          <w:szCs w:val="28"/>
+        </w:rPr>
+        <w:t xml:space="preserve"> = </w:t>
+      </w:r>
+      <w:proofErr w:type="spellStart"/>
       <w:r>
         <w:rPr>
           <w:b/>
@@ -7163,6 +7904,7 @@
         </w:rPr>
         <w:t>RegistrationPlateFactory</w:t>
       </w:r>
+      <w:proofErr w:type="spellEnd"/>
       <w:r>
         <w:rPr>
           <w:b/>
@@ -7176,12 +7918,21 @@
           <w:b/>
           <w:szCs w:val="28"/>
         </w:rPr>
-        <w:t xml:space="preserve"> getNextRegistrationPlate</w:t>
-      </w:r>
-      <w:r>
-        <w:rPr>
+        <w:t xml:space="preserve"> </w:t>
+      </w:r>
+      <w:proofErr w:type="spellStart"/>
+      <w:r>
+        <w:rPr>
+          <w:b/>
           <w:szCs w:val="28"/>
         </w:rPr>
+        <w:t>getNextRegistrationPlate</w:t>
+      </w:r>
+      <w:proofErr w:type="spellEnd"/>
+      <w:r>
+        <w:rPr>
+          <w:szCs w:val="28"/>
+        </w:rPr>
         <w:t>();</w:t>
       </w:r>
     </w:p>
@@ -7192,12 +7943,14 @@
       <w:r>
         <w:t xml:space="preserve">In the main() method, Create an </w:t>
       </w:r>
+      <w:proofErr w:type="spellStart"/>
       <w:r>
         <w:rPr>
           <w:rFonts w:ascii="Lucida Console" w:hAnsi="Lucida Console"/>
         </w:rPr>
         <w:t>ArrayList</w:t>
       </w:r>
+      <w:proofErr w:type="spellEnd"/>
       <w:r>
         <w:t xml:space="preserve"> of Vehicles, populated with three new Vehicles.</w:t>
       </w:r>
@@ -7261,7 +8014,15 @@
         <w:ind w:left="851"/>
       </w:pPr>
       <w:r>
-        <w:t>Create a static method called getCount() to return the count of vehicles.</w:t>
+        <w:t xml:space="preserve">Create a static method called </w:t>
+      </w:r>
+      <w:proofErr w:type="spellStart"/>
+      <w:r>
+        <w:t>getCount</w:t>
+      </w:r>
+      <w:proofErr w:type="spellEnd"/>
+      <w:r>
+        <w:t>() to return the count of vehicles.</w:t>
       </w:r>
       <w:r>
         <w:br/>
@@ -7405,6 +8166,7 @@
       <w:r>
         <w:t xml:space="preserve"> = </w:t>
       </w:r>
+      <w:proofErr w:type="spellStart"/>
       <w:r>
         <w:rPr>
           <w:color w:val="6A3E3E"/>
@@ -7412,7 +8174,11 @@
         <w:t>rand</w:t>
       </w:r>
       <w:r>
-        <w:t>.nextInt(10)+1;</w:t>
+        <w:t>.nextInt</w:t>
+      </w:r>
+      <w:proofErr w:type="spellEnd"/>
+      <w:r>
+        <w:t>(10)+1;</w:t>
       </w:r>
     </w:p>
     <w:p>
@@ -8044,9 +8810,11 @@
     <w:r>
       <w:fldChar w:fldCharType="separate"/>
     </w:r>
+    <w:proofErr w:type="spellStart"/>
     <w:r>
       <w:t>i</w:t>
     </w:r>
+    <w:proofErr w:type="spellEnd"/>
     <w:r>
       <w:fldChar w:fldCharType="end"/>
     </w:r>
@@ -13375,15 +14143,6 @@
 </file>
 
 <file path=customXml/item1.xml><?xml version="1.0" encoding="utf-8"?>
-<?mso-contentType ?>
-<FormTemplates xmlns="http://schemas.microsoft.com/sharepoint/v3/contenttype/forms">
-  <Display>DocumentLibraryForm</Display>
-  <Edit>DocumentLibraryForm</Edit>
-  <New>DocumentLibraryForm</New>
-</FormTemplates>
-</file>
-
-<file path=customXml/item2.xml><?xml version="1.0" encoding="utf-8"?>
 <ct:contentTypeSchema xmlns:ct="http://schemas.microsoft.com/office/2006/metadata/contentType" xmlns:ma="http://schemas.microsoft.com/office/2006/metadata/properties/metaAttributes" ct:_="" ma:_="" ma:contentTypeName="Document" ma:contentTypeID="0x010100074FAAA7972F9643A241C47A4640F77B" ma:contentTypeVersion="4" ma:contentTypeDescription="Create a new document." ma:contentTypeScope="" ma:versionID="beb1a33ce099b8336a535a8070a49028">
   <xsd:schema xmlns:xsd="http://www.w3.org/2001/XMLSchema" xmlns:xs="http://www.w3.org/2001/XMLSchema" xmlns:p="http://schemas.microsoft.com/office/2006/metadata/properties" xmlns:ns2="e3bcef54-3dd5-4c54-ac74-22a6c715abc5" targetNamespace="http://schemas.microsoft.com/office/2006/metadata/properties" ma:root="true" ma:fieldsID="39dc725c7e5b7c9c602767014e9452a2" ns2:_="">
     <xsd:import namespace="e3bcef54-3dd5-4c54-ac74-22a6c715abc5"/>
@@ -13527,25 +14286,26 @@
 </ct:contentTypeSchema>
 </file>
 
-<file path=customXml/item3.xml><?xml version="1.0" encoding="utf-8"?>
-<b:Sources xmlns:b="http://schemas.openxmlformats.org/officeDocument/2006/bibliography" xmlns="http://schemas.openxmlformats.org/officeDocument/2006/bibliography" SelectedStyle="\APASixthEditionOfficeOnline.xsl" StyleName="APA" Version="6"/>
+<file path=customXml/item2.xml><?xml version="1.0" encoding="utf-8"?>
+<?mso-contentType ?>
+<FormTemplates xmlns="http://schemas.microsoft.com/sharepoint/v3/contenttype/forms">
+  <Display>DocumentLibraryForm</Display>
+  <Edit>DocumentLibraryForm</Edit>
+  <New>DocumentLibraryForm</New>
+</FormTemplates>
 </file>
 
-<file path=customXml/item4.xml><?xml version="1.0" encoding="utf-8"?>
+<file path=customXml/item3.xml><?xml version="1.0" encoding="utf-8"?>
 <p:properties xmlns:p="http://schemas.microsoft.com/office/2006/metadata/properties" xmlns:xsi="http://www.w3.org/2001/XMLSchema-instance" xmlns:pc="http://schemas.microsoft.com/office/infopath/2007/PartnerControls">
   <documentManagement/>
 </p:properties>
 </file>
 
-<file path=customXml/itemProps1.xml><?xml version="1.0" encoding="utf-8"?>
-<ds:datastoreItem xmlns:ds="http://schemas.openxmlformats.org/officeDocument/2006/customXml" ds:itemID="{1EF956C6-2A7C-438B-ACF2-9A85252697A5}">
-  <ds:schemaRefs>
-    <ds:schemaRef ds:uri="http://schemas.microsoft.com/sharepoint/v3/contenttype/forms"/>
-  </ds:schemaRefs>
-</ds:datastoreItem>
+<file path=customXml/item4.xml><?xml version="1.0" encoding="utf-8"?>
+<b:Sources xmlns:b="http://schemas.openxmlformats.org/officeDocument/2006/bibliography" xmlns="http://schemas.openxmlformats.org/officeDocument/2006/bibliography" SelectedStyle="\APASixthEditionOfficeOnline.xsl" StyleName="APA" Version="6"/>
 </file>
 
-<file path=customXml/itemProps2.xml><?xml version="1.0" encoding="utf-8"?>
+<file path=customXml/itemProps1.xml><?xml version="1.0" encoding="utf-8"?>
 <ds:datastoreItem xmlns:ds="http://schemas.openxmlformats.org/officeDocument/2006/customXml" ds:itemID="{8E875218-91D6-4204-B3E1-4F4C6E078F42}">
   <ds:schemaRefs>
     <ds:schemaRef ds:uri="http://schemas.microsoft.com/office/2006/metadata/contentType"/>
@@ -13563,19 +14323,27 @@
 </ds:datastoreItem>
 </file>
 
-<file path=customXml/itemProps3.xml><?xml version="1.0" encoding="utf-8"?>
-<ds:datastoreItem xmlns:ds="http://schemas.openxmlformats.org/officeDocument/2006/customXml" ds:itemID="{F5997309-FACA-442A-8A47-89BAD725A418}">
+<file path=customXml/itemProps2.xml><?xml version="1.0" encoding="utf-8"?>
+<ds:datastoreItem xmlns:ds="http://schemas.openxmlformats.org/officeDocument/2006/customXml" ds:itemID="{1EF956C6-2A7C-438B-ACF2-9A85252697A5}">
   <ds:schemaRefs>
-    <ds:schemaRef ds:uri="http://schemas.openxmlformats.org/officeDocument/2006/bibliography"/>
+    <ds:schemaRef ds:uri="http://schemas.microsoft.com/sharepoint/v3/contenttype/forms"/>
   </ds:schemaRefs>
 </ds:datastoreItem>
 </file>
 
-<file path=customXml/itemProps4.xml><?xml version="1.0" encoding="utf-8"?>
+<file path=customXml/itemProps3.xml><?xml version="1.0" encoding="utf-8"?>
 <ds:datastoreItem xmlns:ds="http://schemas.openxmlformats.org/officeDocument/2006/customXml" ds:itemID="{6367B603-3B12-42EB-A71C-92DF23C6A36D}">
   <ds:schemaRefs>
     <ds:schemaRef ds:uri="http://schemas.microsoft.com/office/2006/metadata/properties"/>
     <ds:schemaRef ds:uri="http://schemas.microsoft.com/office/infopath/2007/PartnerControls"/>
   </ds:schemaRefs>
 </ds:datastoreItem>
+</file>
+
+<file path=customXml/itemProps4.xml><?xml version="1.0" encoding="utf-8"?>
+<ds:datastoreItem xmlns:ds="http://schemas.openxmlformats.org/officeDocument/2006/customXml" ds:itemID="{F5997309-FACA-442A-8A47-89BAD725A418}">
+  <ds:schemaRefs>
+    <ds:schemaRef ds:uri="http://schemas.openxmlformats.org/officeDocument/2006/bibliography"/>
+  </ds:schemaRefs>
+</ds:datastoreItem>
 </file>
--- a/EG 06-Static fields and methods.docx
+++ b/EG 06-Static fields and methods.docx
@@ -428,27 +428,7 @@
           <w:szCs w:val="20"/>
           <w:lang w:val="en-GB"/>
         </w:rPr>
-        <w:t xml:space="preserve"> </w:t>
-      </w:r>
-      <w:proofErr w:type="spellStart"/>
-      <w:r>
-        <w:rPr>
-          <w:rFonts w:ascii="Consolas" w:eastAsiaTheme="minorEastAsia" w:hAnsi="Consolas" w:cs="Consolas"/>
-          <w:sz w:val="20"/>
-          <w:szCs w:val="20"/>
-          <w:lang w:val="en-GB"/>
-        </w:rPr>
-        <w:t>java.awt</w:t>
-      </w:r>
-      <w:proofErr w:type="spellEnd"/>
-      <w:r>
-        <w:rPr>
-          <w:rFonts w:ascii="Consolas" w:eastAsiaTheme="minorEastAsia" w:hAnsi="Consolas" w:cs="Consolas"/>
-          <w:sz w:val="20"/>
-          <w:szCs w:val="20"/>
-          <w:lang w:val="en-GB"/>
-        </w:rPr>
-        <w:t>.*;</w:t>
+        <w:t xml:space="preserve"> java.awt.*;</w:t>
       </w:r>
     </w:p>
     <w:p>
@@ -483,27 +463,7 @@
           <w:szCs w:val="20"/>
           <w:lang w:val="en-GB"/>
         </w:rPr>
-        <w:t xml:space="preserve"> </w:t>
-      </w:r>
-      <w:proofErr w:type="spellStart"/>
-      <w:r>
-        <w:rPr>
-          <w:rFonts w:ascii="Consolas" w:eastAsiaTheme="minorEastAsia" w:hAnsi="Consolas" w:cs="Consolas"/>
-          <w:sz w:val="20"/>
-          <w:szCs w:val="20"/>
-          <w:lang w:val="en-GB"/>
-        </w:rPr>
-        <w:t>java.awt.event</w:t>
-      </w:r>
-      <w:proofErr w:type="spellEnd"/>
-      <w:r>
-        <w:rPr>
-          <w:rFonts w:ascii="Consolas" w:eastAsiaTheme="minorEastAsia" w:hAnsi="Consolas" w:cs="Consolas"/>
-          <w:sz w:val="20"/>
-          <w:szCs w:val="20"/>
-          <w:lang w:val="en-GB"/>
-        </w:rPr>
-        <w:t>.*;</w:t>
+        <w:t xml:space="preserve"> java.awt.event.*;</w:t>
       </w:r>
     </w:p>
     <w:p>
@@ -538,27 +498,7 @@
           <w:szCs w:val="20"/>
           <w:lang w:val="en-GB"/>
         </w:rPr>
-        <w:t xml:space="preserve"> </w:t>
-      </w:r>
-      <w:proofErr w:type="spellStart"/>
-      <w:r>
-        <w:rPr>
-          <w:rFonts w:ascii="Consolas" w:eastAsiaTheme="minorEastAsia" w:hAnsi="Consolas" w:cs="Consolas"/>
-          <w:sz w:val="20"/>
-          <w:szCs w:val="20"/>
-          <w:lang w:val="en-GB"/>
-        </w:rPr>
-        <w:t>java.util</w:t>
-      </w:r>
-      <w:proofErr w:type="spellEnd"/>
-      <w:r>
-        <w:rPr>
-          <w:rFonts w:ascii="Consolas" w:eastAsiaTheme="minorEastAsia" w:hAnsi="Consolas" w:cs="Consolas"/>
-          <w:sz w:val="20"/>
-          <w:szCs w:val="20"/>
-          <w:lang w:val="en-GB"/>
-        </w:rPr>
-        <w:t>.*;</w:t>
+        <w:t xml:space="preserve"> java.util.*;</w:t>
       </w:r>
     </w:p>
     <w:p>
@@ -593,27 +533,7 @@
           <w:szCs w:val="20"/>
           <w:lang w:val="en-GB"/>
         </w:rPr>
-        <w:t xml:space="preserve"> </w:t>
-      </w:r>
-      <w:proofErr w:type="spellStart"/>
-      <w:r>
-        <w:rPr>
-          <w:rFonts w:ascii="Consolas" w:eastAsiaTheme="minorEastAsia" w:hAnsi="Consolas" w:cs="Consolas"/>
-          <w:sz w:val="20"/>
-          <w:szCs w:val="20"/>
-          <w:lang w:val="en-GB"/>
-        </w:rPr>
-        <w:t>java.util.Timer</w:t>
-      </w:r>
-      <w:proofErr w:type="spellEnd"/>
-      <w:r>
-        <w:rPr>
-          <w:rFonts w:ascii="Consolas" w:eastAsiaTheme="minorEastAsia" w:hAnsi="Consolas" w:cs="Consolas"/>
-          <w:sz w:val="20"/>
-          <w:szCs w:val="20"/>
-          <w:lang w:val="en-GB"/>
-        </w:rPr>
-        <w:t>;</w:t>
+        <w:t xml:space="preserve"> java.util.Timer;</w:t>
       </w:r>
     </w:p>
     <w:p>
@@ -648,27 +568,7 @@
           <w:szCs w:val="20"/>
           <w:lang w:val="en-GB"/>
         </w:rPr>
-        <w:t xml:space="preserve"> </w:t>
-      </w:r>
-      <w:proofErr w:type="spellStart"/>
-      <w:r>
-        <w:rPr>
-          <w:rFonts w:ascii="Consolas" w:eastAsiaTheme="minorEastAsia" w:hAnsi="Consolas" w:cs="Consolas"/>
-          <w:sz w:val="20"/>
-          <w:szCs w:val="20"/>
-          <w:lang w:val="en-GB"/>
-        </w:rPr>
-        <w:t>javax.swing</w:t>
-      </w:r>
-      <w:proofErr w:type="spellEnd"/>
-      <w:r>
-        <w:rPr>
-          <w:rFonts w:ascii="Consolas" w:eastAsiaTheme="minorEastAsia" w:hAnsi="Consolas" w:cs="Consolas"/>
-          <w:sz w:val="20"/>
-          <w:szCs w:val="20"/>
-          <w:lang w:val="en-GB"/>
-        </w:rPr>
-        <w:t>.*;</w:t>
+        <w:t xml:space="preserve"> javax.swing.*;</w:t>
       </w:r>
     </w:p>
     <w:p>
@@ -820,7 +720,6 @@
         </w:rPr>
         <w:t xml:space="preserve"> main(String[] </w:t>
       </w:r>
-      <w:proofErr w:type="spellStart"/>
       <w:r>
         <w:rPr>
           <w:rFonts w:ascii="Consolas" w:hAnsi="Consolas"/>
@@ -828,7 +727,6 @@
         </w:rPr>
         <w:t>args</w:t>
       </w:r>
-      <w:proofErr w:type="spellEnd"/>
       <w:r>
         <w:rPr>
           <w:rFonts w:ascii="Consolas" w:hAnsi="Consolas"/>
@@ -1148,23 +1046,13 @@
           <w:lang w:val="en-GB"/>
         </w:rPr>
       </w:pPr>
-      <w:proofErr w:type="spellStart"/>
-      <w:r>
-        <w:rPr>
-          <w:rFonts w:ascii="Consolas" w:eastAsiaTheme="minorEastAsia" w:hAnsi="Consolas" w:cs="Consolas"/>
-          <w:szCs w:val="20"/>
-          <w:lang w:val="en-GB"/>
-        </w:rPr>
-        <w:t>JFrame</w:t>
-      </w:r>
-      <w:proofErr w:type="spellEnd"/>
-      <w:r>
-        <w:rPr>
-          <w:rFonts w:ascii="Consolas" w:eastAsiaTheme="minorEastAsia" w:hAnsi="Consolas" w:cs="Consolas"/>
-          <w:szCs w:val="20"/>
-          <w:lang w:val="en-GB"/>
-        </w:rPr>
-        <w:t xml:space="preserve"> </w:t>
+      <w:r>
+        <w:rPr>
+          <w:rFonts w:ascii="Consolas" w:eastAsiaTheme="minorEastAsia" w:hAnsi="Consolas" w:cs="Consolas"/>
+          <w:szCs w:val="20"/>
+          <w:lang w:val="en-GB"/>
+        </w:rPr>
+        <w:t xml:space="preserve">JFrame </w:t>
       </w:r>
       <w:r>
         <w:rPr>
@@ -1200,25 +1088,7 @@
           <w:szCs w:val="20"/>
           <w:lang w:val="en-GB"/>
         </w:rPr>
-        <w:t xml:space="preserve"> </w:t>
-      </w:r>
-      <w:proofErr w:type="spellStart"/>
-      <w:r>
-        <w:rPr>
-          <w:rFonts w:ascii="Consolas" w:eastAsiaTheme="minorEastAsia" w:hAnsi="Consolas" w:cs="Consolas"/>
-          <w:szCs w:val="20"/>
-          <w:lang w:val="en-GB"/>
-        </w:rPr>
-        <w:t>JFrame</w:t>
-      </w:r>
-      <w:proofErr w:type="spellEnd"/>
-      <w:r>
-        <w:rPr>
-          <w:rFonts w:ascii="Consolas" w:eastAsiaTheme="minorEastAsia" w:hAnsi="Consolas" w:cs="Consolas"/>
-          <w:szCs w:val="20"/>
-          <w:lang w:val="en-GB"/>
-        </w:rPr>
-        <w:t>();</w:t>
+        <w:t xml:space="preserve"> JFrame();</w:t>
       </w:r>
     </w:p>
     <w:p>
@@ -1233,7 +1103,6 @@
           <w:lang w:val="en-GB"/>
         </w:rPr>
       </w:pPr>
-      <w:proofErr w:type="spellStart"/>
       <w:r>
         <w:rPr>
           <w:rFonts w:ascii="Consolas" w:eastAsiaTheme="minorEastAsia" w:hAnsi="Consolas" w:cs="Consolas"/>
@@ -1251,16 +1120,7 @@
           <w:szCs w:val="20"/>
           <w:lang w:val="en-GB"/>
         </w:rPr>
-        <w:t>.setSize</w:t>
-      </w:r>
-      <w:proofErr w:type="spellEnd"/>
-      <w:r>
-        <w:rPr>
-          <w:rFonts w:ascii="Consolas" w:eastAsiaTheme="minorEastAsia" w:hAnsi="Consolas" w:cs="Consolas"/>
-          <w:szCs w:val="20"/>
-          <w:lang w:val="en-GB"/>
-        </w:rPr>
-        <w:t>(400, 400);</w:t>
+        <w:t>.setSize(400, 400);</w:t>
       </w:r>
     </w:p>
     <w:p>
@@ -1275,7 +1135,6 @@
           <w:lang w:val="en-GB"/>
         </w:rPr>
       </w:pPr>
-      <w:proofErr w:type="spellStart"/>
       <w:r>
         <w:rPr>
           <w:rFonts w:ascii="Consolas" w:eastAsiaTheme="minorEastAsia" w:hAnsi="Consolas" w:cs="Consolas"/>
@@ -1291,16 +1150,7 @@
           <w:szCs w:val="20"/>
           <w:lang w:val="en-GB"/>
         </w:rPr>
-        <w:t>.add</w:t>
-      </w:r>
-      <w:proofErr w:type="spellEnd"/>
-      <w:r>
-        <w:rPr>
-          <w:rFonts w:ascii="Consolas" w:eastAsiaTheme="minorEastAsia" w:hAnsi="Consolas" w:cs="Consolas"/>
-          <w:szCs w:val="20"/>
-          <w:lang w:val="en-GB"/>
-        </w:rPr>
-        <w:t>(</w:t>
+        <w:t>.add(</w:t>
       </w:r>
       <w:r>
         <w:rPr>
@@ -1334,7 +1184,6 @@
           <w:lang w:val="en-GB"/>
         </w:rPr>
       </w:pPr>
-      <w:proofErr w:type="spellStart"/>
       <w:r>
         <w:rPr>
           <w:rFonts w:ascii="Consolas" w:eastAsiaTheme="minorEastAsia" w:hAnsi="Consolas" w:cs="Consolas"/>
@@ -1350,16 +1199,7 @@
           <w:szCs w:val="20"/>
           <w:lang w:val="en-GB"/>
         </w:rPr>
-        <w:t>.pack</w:t>
-      </w:r>
-      <w:proofErr w:type="spellEnd"/>
-      <w:r>
-        <w:rPr>
-          <w:rFonts w:ascii="Consolas" w:eastAsiaTheme="minorEastAsia" w:hAnsi="Consolas" w:cs="Consolas"/>
-          <w:szCs w:val="20"/>
-          <w:lang w:val="en-GB"/>
-        </w:rPr>
-        <w:t>();</w:t>
+        <w:t>.pack();</w:t>
       </w:r>
     </w:p>
     <w:p>
@@ -1374,7 +1214,6 @@
           <w:lang w:val="en-GB"/>
         </w:rPr>
       </w:pPr>
-      <w:proofErr w:type="spellStart"/>
       <w:r>
         <w:rPr>
           <w:rFonts w:ascii="Consolas" w:eastAsiaTheme="minorEastAsia" w:hAnsi="Consolas" w:cs="Consolas"/>
@@ -1390,16 +1229,7 @@
           <w:szCs w:val="20"/>
           <w:lang w:val="en-GB"/>
         </w:rPr>
-        <w:t>.setVisible</w:t>
-      </w:r>
-      <w:proofErr w:type="spellEnd"/>
-      <w:r>
-        <w:rPr>
-          <w:rFonts w:ascii="Consolas" w:eastAsiaTheme="minorEastAsia" w:hAnsi="Consolas" w:cs="Consolas"/>
-          <w:szCs w:val="20"/>
-          <w:lang w:val="en-GB"/>
-        </w:rPr>
-        <w:t>(</w:t>
+        <w:t>.setVisible(</w:t>
       </w:r>
       <w:r>
         <w:rPr>
@@ -1638,25 +1468,14 @@
           <w:lang w:val="en-GB"/>
         </w:rPr>
       </w:pPr>
-      <w:proofErr w:type="spellStart"/>
-      <w:r>
-        <w:rPr>
-          <w:rFonts w:ascii="Consolas" w:eastAsiaTheme="minorEastAsia" w:hAnsi="Consolas" w:cs="Consolas"/>
-          <w:szCs w:val="20"/>
-          <w:lang w:val="en-GB"/>
-        </w:rPr>
-        <w:t>TimerTask</w:t>
-      </w:r>
-      <w:proofErr w:type="spellEnd"/>
-      <w:r>
-        <w:rPr>
-          <w:rFonts w:ascii="Consolas" w:eastAsiaTheme="minorEastAsia" w:hAnsi="Consolas" w:cs="Consolas"/>
-          <w:szCs w:val="20"/>
-          <w:lang w:val="en-GB"/>
-        </w:rPr>
-        <w:t xml:space="preserve"> </w:t>
-      </w:r>
-      <w:proofErr w:type="spellStart"/>
+      <w:r>
+        <w:rPr>
+          <w:rFonts w:ascii="Consolas" w:eastAsiaTheme="minorEastAsia" w:hAnsi="Consolas" w:cs="Consolas"/>
+          <w:szCs w:val="20"/>
+          <w:lang w:val="en-GB"/>
+        </w:rPr>
+        <w:t xml:space="preserve">TimerTask </w:t>
+      </w:r>
       <w:r>
         <w:rPr>
           <w:rFonts w:ascii="Consolas" w:eastAsiaTheme="minorEastAsia" w:hAnsi="Consolas" w:cs="Consolas"/>
@@ -1666,7 +1485,6 @@
         </w:rPr>
         <w:t>tt</w:t>
       </w:r>
-      <w:proofErr w:type="spellEnd"/>
       <w:r>
         <w:rPr>
           <w:rFonts w:ascii="Consolas" w:eastAsiaTheme="minorEastAsia" w:hAnsi="Consolas" w:cs="Consolas"/>
@@ -1692,25 +1510,7 @@
           <w:szCs w:val="20"/>
           <w:lang w:val="en-GB"/>
         </w:rPr>
-        <w:t xml:space="preserve"> </w:t>
-      </w:r>
-      <w:proofErr w:type="spellStart"/>
-      <w:r>
-        <w:rPr>
-          <w:rFonts w:ascii="Consolas" w:eastAsiaTheme="minorEastAsia" w:hAnsi="Consolas" w:cs="Consolas"/>
-          <w:szCs w:val="20"/>
-          <w:lang w:val="en-GB"/>
-        </w:rPr>
-        <w:t>TimerTask</w:t>
-      </w:r>
-      <w:proofErr w:type="spellEnd"/>
-      <w:r>
-        <w:rPr>
-          <w:rFonts w:ascii="Consolas" w:eastAsiaTheme="minorEastAsia" w:hAnsi="Consolas" w:cs="Consolas"/>
-          <w:szCs w:val="20"/>
-          <w:lang w:val="en-GB"/>
-        </w:rPr>
-        <w:t>() {</w:t>
+        <w:t xml:space="preserve"> TimerTask() {</w:t>
       </w:r>
     </w:p>
     <w:p>
@@ -1872,7 +1672,6 @@
           <w:lang w:val="en-GB"/>
         </w:rPr>
       </w:pPr>
-      <w:proofErr w:type="spellStart"/>
       <w:r>
         <w:rPr>
           <w:rFonts w:ascii="Consolas" w:eastAsiaTheme="minorEastAsia" w:hAnsi="Consolas" w:cs="Consolas"/>
@@ -1888,18 +1687,8 @@
           <w:szCs w:val="20"/>
           <w:lang w:val="en-GB"/>
         </w:rPr>
-        <w:t>.schedule</w:t>
-      </w:r>
-      <w:proofErr w:type="spellEnd"/>
-      <w:r>
-        <w:rPr>
-          <w:rFonts w:ascii="Consolas" w:eastAsiaTheme="minorEastAsia" w:hAnsi="Consolas" w:cs="Consolas"/>
-          <w:szCs w:val="20"/>
-          <w:lang w:val="en-GB"/>
-        </w:rPr>
-        <w:t>(</w:t>
-      </w:r>
-      <w:proofErr w:type="spellStart"/>
+        <w:t>.schedule(</w:t>
+      </w:r>
       <w:r>
         <w:rPr>
           <w:rFonts w:ascii="Consolas" w:eastAsiaTheme="minorEastAsia" w:hAnsi="Consolas" w:cs="Consolas"/>
@@ -1909,7 +1698,6 @@
         </w:rPr>
         <w:t>tt</w:t>
       </w:r>
-      <w:proofErr w:type="spellEnd"/>
       <w:r>
         <w:rPr>
           <w:rFonts w:ascii="Consolas" w:eastAsiaTheme="minorEastAsia" w:hAnsi="Consolas" w:cs="Consolas"/>
@@ -2081,7 +1869,6 @@
           <w:lang w:val="en-GB"/>
         </w:rPr>
       </w:pPr>
-      <w:proofErr w:type="spellStart"/>
       <w:r>
         <w:rPr>
           <w:rFonts w:ascii="Consolas" w:eastAsiaTheme="minorEastAsia" w:hAnsi="Consolas" w:cs="Consolas"/>
@@ -2097,16 +1884,7 @@
           <w:szCs w:val="20"/>
           <w:lang w:val="en-GB"/>
         </w:rPr>
-        <w:t>.addWindowListener</w:t>
-      </w:r>
-      <w:proofErr w:type="spellEnd"/>
-      <w:r>
-        <w:rPr>
-          <w:rFonts w:ascii="Consolas" w:eastAsiaTheme="minorEastAsia" w:hAnsi="Consolas" w:cs="Consolas"/>
-          <w:szCs w:val="20"/>
-          <w:lang w:val="en-GB"/>
-        </w:rPr>
-        <w:t>(</w:t>
+        <w:t>.addWindowListener(</w:t>
       </w:r>
       <w:r>
         <w:rPr>
@@ -2125,25 +1903,7 @@
           <w:szCs w:val="20"/>
           <w:lang w:val="en-GB"/>
         </w:rPr>
-        <w:t xml:space="preserve"> </w:t>
-      </w:r>
-      <w:proofErr w:type="spellStart"/>
-      <w:r>
-        <w:rPr>
-          <w:rFonts w:ascii="Consolas" w:eastAsiaTheme="minorEastAsia" w:hAnsi="Consolas" w:cs="Consolas"/>
-          <w:szCs w:val="20"/>
-          <w:lang w:val="en-GB"/>
-        </w:rPr>
-        <w:t>WindowAdapter</w:t>
-      </w:r>
-      <w:proofErr w:type="spellEnd"/>
-      <w:r>
-        <w:rPr>
-          <w:rFonts w:ascii="Consolas" w:eastAsiaTheme="minorEastAsia" w:hAnsi="Consolas" w:cs="Consolas"/>
-          <w:szCs w:val="20"/>
-          <w:lang w:val="en-GB"/>
-        </w:rPr>
-        <w:t>() {</w:t>
+        <w:t xml:space="preserve"> WindowAdapter() {</w:t>
       </w:r>
     </w:p>
     <w:p>
@@ -2216,43 +1976,7 @@
           <w:szCs w:val="20"/>
           <w:lang w:val="en-GB"/>
         </w:rPr>
-        <w:t xml:space="preserve"> </w:t>
-      </w:r>
-      <w:proofErr w:type="spellStart"/>
-      <w:r>
-        <w:rPr>
-          <w:rFonts w:ascii="Consolas" w:eastAsiaTheme="minorEastAsia" w:hAnsi="Consolas" w:cs="Consolas"/>
-          <w:szCs w:val="20"/>
-          <w:lang w:val="en-GB"/>
-        </w:rPr>
-        <w:t>windowClosing</w:t>
-      </w:r>
-      <w:proofErr w:type="spellEnd"/>
-      <w:r>
-        <w:rPr>
-          <w:rFonts w:ascii="Consolas" w:eastAsiaTheme="minorEastAsia" w:hAnsi="Consolas" w:cs="Consolas"/>
-          <w:szCs w:val="20"/>
-          <w:lang w:val="en-GB"/>
-        </w:rPr>
-        <w:t>(</w:t>
-      </w:r>
-      <w:proofErr w:type="spellStart"/>
-      <w:r>
-        <w:rPr>
-          <w:rFonts w:ascii="Consolas" w:eastAsiaTheme="minorEastAsia" w:hAnsi="Consolas" w:cs="Consolas"/>
-          <w:szCs w:val="20"/>
-          <w:lang w:val="en-GB"/>
-        </w:rPr>
-        <w:t>WindowEvent</w:t>
-      </w:r>
-      <w:proofErr w:type="spellEnd"/>
-      <w:r>
-        <w:rPr>
-          <w:rFonts w:ascii="Consolas" w:eastAsiaTheme="minorEastAsia" w:hAnsi="Consolas" w:cs="Consolas"/>
-          <w:szCs w:val="20"/>
-          <w:lang w:val="en-GB"/>
-        </w:rPr>
-        <w:t xml:space="preserve"> </w:t>
+        <w:t xml:space="preserve"> windowClosing(WindowEvent </w:t>
       </w:r>
       <w:r>
         <w:rPr>
@@ -2284,7 +2008,6 @@
           <w:lang w:val="en-GB"/>
         </w:rPr>
       </w:pPr>
-      <w:proofErr w:type="spellStart"/>
       <w:r>
         <w:rPr>
           <w:rFonts w:ascii="Consolas" w:eastAsiaTheme="minorEastAsia" w:hAnsi="Consolas" w:cs="Consolas"/>
@@ -2300,16 +2023,7 @@
           <w:szCs w:val="20"/>
           <w:lang w:val="en-GB"/>
         </w:rPr>
-        <w:t>.cancel</w:t>
-      </w:r>
-      <w:proofErr w:type="spellEnd"/>
-      <w:r>
-        <w:rPr>
-          <w:rFonts w:ascii="Consolas" w:eastAsiaTheme="minorEastAsia" w:hAnsi="Consolas" w:cs="Consolas"/>
-          <w:szCs w:val="20"/>
-          <w:lang w:val="en-GB"/>
-        </w:rPr>
-        <w:t>();</w:t>
+        <w:t>.cancel();</w:t>
       </w:r>
     </w:p>
     <w:p>
@@ -2324,7 +2038,6 @@
           <w:lang w:val="en-GB"/>
         </w:rPr>
       </w:pPr>
-      <w:proofErr w:type="spellStart"/>
       <w:r>
         <w:rPr>
           <w:rFonts w:ascii="Consolas" w:eastAsiaTheme="minorEastAsia" w:hAnsi="Consolas" w:cs="Consolas"/>
@@ -2340,16 +2053,7 @@
           <w:szCs w:val="20"/>
           <w:lang w:val="en-GB"/>
         </w:rPr>
-        <w:t>.cancel</w:t>
-      </w:r>
-      <w:proofErr w:type="spellEnd"/>
-      <w:r>
-        <w:rPr>
-          <w:rFonts w:ascii="Consolas" w:eastAsiaTheme="minorEastAsia" w:hAnsi="Consolas" w:cs="Consolas"/>
-          <w:szCs w:val="20"/>
-          <w:lang w:val="en-GB"/>
-        </w:rPr>
-        <w:t>();</w:t>
+        <w:t>.cancel();</w:t>
       </w:r>
     </w:p>
     <w:p>
@@ -2604,7 +2308,6 @@
           <w:lang w:val="en-GB"/>
         </w:rPr>
       </w:pPr>
-      <w:proofErr w:type="spellStart"/>
       <w:r>
         <w:rPr>
           <w:rFonts w:ascii="Consolas" w:eastAsiaTheme="minorEastAsia" w:hAnsi="Consolas" w:cs="Consolas"/>
@@ -2622,16 +2325,7 @@
           <w:szCs w:val="20"/>
           <w:lang w:val="en-GB"/>
         </w:rPr>
-        <w:t>.repaint</w:t>
-      </w:r>
-      <w:proofErr w:type="spellEnd"/>
-      <w:r>
-        <w:rPr>
-          <w:rFonts w:ascii="Consolas" w:eastAsiaTheme="minorEastAsia" w:hAnsi="Consolas" w:cs="Consolas"/>
-          <w:szCs w:val="20"/>
-          <w:lang w:val="en-GB"/>
-        </w:rPr>
-        <w:t>();</w:t>
+        <w:t>.repaint();</w:t>
       </w:r>
     </w:p>
     <w:p>
@@ -2786,6 +2480,7 @@
           <w:lang w:val="en-GB"/>
         </w:rPr>
         <w:tab/>
+        <w:t xml:space="preserve">// Tip: use an enhanced for loop to pick </w:t>
       </w:r>
       <w:r>
         <w:rPr>
@@ -2796,7 +2491,7 @@
           <w:szCs w:val="20"/>
           <w:lang w:val="en-GB"/>
         </w:rPr>
-        <w:t xml:space="preserve">// Tip: use an enhanced for loop to pick </w:t>
+        <w:br/>
       </w:r>
       <w:r>
         <w:rPr>
@@ -2807,28 +2502,7 @@
           <w:szCs w:val="20"/>
           <w:lang w:val="en-GB"/>
         </w:rPr>
-        <w:br/>
-      </w:r>
-      <w:r>
-        <w:rPr>
-          <w:rFonts w:ascii="Consolas" w:eastAsiaTheme="minorEastAsia" w:hAnsi="Consolas" w:cs="Consolas"/>
-          <w:b/>
-          <w:bCs/>
-          <w:color w:val="3F7F5F"/>
-          <w:szCs w:val="20"/>
-          <w:lang w:val="en-GB"/>
-        </w:rPr>
         <w:tab/>
-      </w:r>
-      <w:r>
-        <w:rPr>
-          <w:rFonts w:ascii="Consolas" w:eastAsiaTheme="minorEastAsia" w:hAnsi="Consolas" w:cs="Consolas"/>
-          <w:b/>
-          <w:bCs/>
-          <w:color w:val="3F7F5F"/>
-          <w:szCs w:val="20"/>
-          <w:lang w:val="en-GB"/>
-        </w:rPr>
         <w:t>//</w:t>
       </w:r>
       <w:r>
@@ -2936,7 +2610,6 @@
         </w:rPr>
         <w:br/>
       </w:r>
-      <w:proofErr w:type="spellStart"/>
       <w:r>
         <w:rPr>
           <w:rFonts w:ascii="Consolas" w:hAnsi="Consolas"/>
@@ -2949,23 +2622,7 @@
           <w:rFonts w:ascii="Consolas" w:hAnsi="Consolas"/>
           <w:color w:val="000000"/>
         </w:rPr>
-        <w:t>.setColor</w:t>
-      </w:r>
-      <w:proofErr w:type="spellEnd"/>
-      <w:r>
-        <w:rPr>
-          <w:rFonts w:ascii="Consolas" w:hAnsi="Consolas"/>
-          <w:color w:val="000000"/>
-        </w:rPr>
-        <w:t>(</w:t>
-      </w:r>
-      <w:proofErr w:type="spellStart"/>
-      <w:r>
-        <w:rPr>
-          <w:rFonts w:ascii="Consolas" w:hAnsi="Consolas"/>
-          <w:color w:val="000000"/>
-        </w:rPr>
-        <w:t>Color.</w:t>
+        <w:t>.setColor(Color.</w:t>
       </w:r>
       <w:r>
         <w:rPr>
@@ -2978,7 +2635,6 @@
         </w:rPr>
         <w:t>RED</w:t>
       </w:r>
-      <w:proofErr w:type="spellEnd"/>
       <w:r>
         <w:rPr>
           <w:rFonts w:ascii="Consolas" w:hAnsi="Consolas"/>
@@ -3020,7 +2676,6 @@
         </w:rPr>
         <w:tab/>
       </w:r>
-      <w:proofErr w:type="spellStart"/>
       <w:r>
         <w:rPr>
           <w:rFonts w:ascii="Consolas" w:hAnsi="Consolas"/>
@@ -3033,15 +2688,7 @@
           <w:rFonts w:ascii="Consolas" w:hAnsi="Consolas"/>
           <w:color w:val="000000"/>
         </w:rPr>
-        <w:t>.fillRect</w:t>
-      </w:r>
-      <w:proofErr w:type="spellEnd"/>
-      <w:r>
-        <w:rPr>
-          <w:rFonts w:ascii="Consolas" w:hAnsi="Consolas"/>
-          <w:color w:val="000000"/>
-        </w:rPr>
-        <w:t>(0, 0, 300, 300);</w:t>
+        <w:t>.fillRect(0, 0, 300, 300);</w:t>
       </w:r>
     </w:p>
     <w:p>
@@ -3077,7 +2724,6 @@
         </w:rPr>
         <w:tab/>
       </w:r>
-      <w:proofErr w:type="spellStart"/>
       <w:r>
         <w:rPr>
           <w:rFonts w:ascii="Consolas" w:hAnsi="Consolas"/>
@@ -3090,23 +2736,7 @@
           <w:rFonts w:ascii="Consolas" w:hAnsi="Consolas"/>
           <w:color w:val="000000"/>
         </w:rPr>
-        <w:t>.setColor</w:t>
-      </w:r>
-      <w:proofErr w:type="spellEnd"/>
-      <w:r>
-        <w:rPr>
-          <w:rFonts w:ascii="Consolas" w:hAnsi="Consolas"/>
-          <w:color w:val="000000"/>
-        </w:rPr>
-        <w:t>(</w:t>
-      </w:r>
-      <w:proofErr w:type="spellStart"/>
-      <w:r>
-        <w:rPr>
-          <w:rFonts w:ascii="Consolas" w:hAnsi="Consolas"/>
-          <w:color w:val="000000"/>
-        </w:rPr>
-        <w:t>Color.</w:t>
+        <w:t>.setColor(Color.</w:t>
       </w:r>
       <w:r>
         <w:rPr>
@@ -3119,7 +2749,6 @@
         </w:rPr>
         <w:t>blue</w:t>
       </w:r>
-      <w:proofErr w:type="spellEnd"/>
       <w:r>
         <w:rPr>
           <w:rFonts w:ascii="Consolas" w:hAnsi="Consolas"/>
@@ -3161,7 +2790,6 @@
         </w:rPr>
         <w:tab/>
       </w:r>
-      <w:proofErr w:type="spellStart"/>
       <w:r>
         <w:rPr>
           <w:rFonts w:ascii="Consolas" w:hAnsi="Consolas"/>
@@ -3174,15 +2802,7 @@
           <w:rFonts w:ascii="Consolas" w:hAnsi="Consolas"/>
           <w:color w:val="000000"/>
         </w:rPr>
-        <w:t>.fillOval</w:t>
-      </w:r>
-      <w:proofErr w:type="spellEnd"/>
-      <w:r>
-        <w:rPr>
-          <w:rFonts w:ascii="Consolas" w:hAnsi="Consolas"/>
-          <w:color w:val="000000"/>
-        </w:rPr>
-        <w:t>(</w:t>
+        <w:t>.fillOval(</w:t>
       </w:r>
       <w:r>
         <w:rPr>
@@ -3499,7 +3119,6 @@
         </w:rPr>
         <w:t xml:space="preserve"> </w:t>
       </w:r>
-      <w:proofErr w:type="spellStart"/>
       <w:r>
         <w:rPr>
           <w:rFonts w:ascii="Consolas" w:eastAsiaTheme="minorEastAsia" w:hAnsi="Consolas" w:cs="Consolas"/>
@@ -3509,7 +3128,6 @@
         </w:rPr>
         <w:t>dirX</w:t>
       </w:r>
-      <w:proofErr w:type="spellEnd"/>
       <w:r>
         <w:rPr>
           <w:rFonts w:ascii="Consolas" w:eastAsiaTheme="minorEastAsia" w:hAnsi="Consolas" w:cs="Consolas"/>
@@ -3518,7 +3136,6 @@
         </w:rPr>
         <w:t xml:space="preserve">, </w:t>
       </w:r>
-      <w:proofErr w:type="spellStart"/>
       <w:r>
         <w:rPr>
           <w:rFonts w:ascii="Consolas" w:eastAsiaTheme="minorEastAsia" w:hAnsi="Consolas" w:cs="Consolas"/>
@@ -3528,7 +3145,6 @@
         </w:rPr>
         <w:t>dirY</w:t>
       </w:r>
-      <w:proofErr w:type="spellEnd"/>
       <w:r>
         <w:rPr>
           <w:rFonts w:ascii="Consolas" w:eastAsiaTheme="minorEastAsia" w:hAnsi="Consolas" w:cs="Consolas"/>
@@ -3790,13 +3406,8 @@
                               <w:pPr>
                                 <w:spacing w:before="0"/>
                               </w:pPr>
-                              <w:proofErr w:type="spellStart"/>
                               <w:r>
-                                <w:t>x,y</w:t>
-                              </w:r>
-                              <w:proofErr w:type="spellEnd"/>
-                              <w:r>
-                                <w:t xml:space="preserve"> axis</w:t>
+                                <w:t>x,y axis</w:t>
                               </w:r>
                             </w:p>
                           </w:txbxContent>
@@ -4513,22 +4124,7 @@
       </w:r>
       <w:r>
         <w:br/>
-      </w:r>
-      <w:proofErr w:type="spellStart"/>
-      <w:r>
-        <w:t>dirX</w:t>
-      </w:r>
-      <w:proofErr w:type="spellEnd"/>
-      <w:r>
-        <w:t xml:space="preserve"> and </w:t>
-      </w:r>
-      <w:proofErr w:type="spellStart"/>
-      <w:r>
-        <w:t>dirY</w:t>
-      </w:r>
-      <w:proofErr w:type="spellEnd"/>
-      <w:r>
-        <w:t xml:space="preserve"> are the amount by which each ball moves in the x and y direction.</w:t>
+        <w:t>dirX and dirY are the amount by which each ball moves in the x and y direction.</w:t>
       </w:r>
       <w:r>
         <w:br/>
@@ -4544,15 +4140,7 @@
         </w:rPr>
       </w:pPr>
       <w:r>
-        <w:t>Create a constructor to set every field (</w:t>
-      </w:r>
-      <w:proofErr w:type="spellStart"/>
-      <w:r>
-        <w:t>x,y,w,h,dirX,dirY</w:t>
-      </w:r>
-      <w:proofErr w:type="spellEnd"/>
-      <w:r>
-        <w:t>).</w:t>
+        <w:t>Create a constructor to set every field (x,y,w,h,dirX,dirY).</w:t>
       </w:r>
     </w:p>
     <w:p>
@@ -4560,31 +4148,7 @@
         <w:pStyle w:val="Numberlist"/>
       </w:pPr>
       <w:r>
-        <w:t xml:space="preserve">To practice using constructor chaining, create another constructor to set just </w:t>
-      </w:r>
-      <w:proofErr w:type="spellStart"/>
-      <w:r>
-        <w:t>x,y,w,h</w:t>
-      </w:r>
-      <w:proofErr w:type="spellEnd"/>
-      <w:r>
-        <w:t xml:space="preserve"> but not the </w:t>
-      </w:r>
-      <w:proofErr w:type="spellStart"/>
-      <w:r>
-        <w:t>dirX</w:t>
-      </w:r>
-      <w:proofErr w:type="spellEnd"/>
-      <w:r>
-        <w:t xml:space="preserve"> and </w:t>
-      </w:r>
-      <w:proofErr w:type="spellStart"/>
-      <w:r>
-        <w:t>dirY</w:t>
-      </w:r>
-      <w:proofErr w:type="spellEnd"/>
-      <w:r>
-        <w:t>.</w:t>
+        <w:t>To practice using constructor chaining, create another constructor to set just x,y,w,h but not the dirX and dirY.</w:t>
       </w:r>
     </w:p>
     <w:p>
@@ -4597,23 +4161,7 @@
         <w:ind w:left="851"/>
       </w:pPr>
       <w:r>
-        <w:t xml:space="preserve">Use constructor chaining to call the first constructor with </w:t>
-      </w:r>
-      <w:proofErr w:type="spellStart"/>
-      <w:r>
-        <w:t>dirX</w:t>
-      </w:r>
-      <w:proofErr w:type="spellEnd"/>
-      <w:r>
-        <w:t xml:space="preserve">=1 and </w:t>
-      </w:r>
-      <w:proofErr w:type="spellStart"/>
-      <w:r>
-        <w:t>dirY</w:t>
-      </w:r>
-      <w:proofErr w:type="spellEnd"/>
-      <w:r>
-        <w:t>=1.</w:t>
+        <w:t>Use constructor chaining to call the first constructor with dirX=1 and dirY=1.</w:t>
       </w:r>
     </w:p>
     <w:p>
@@ -4643,23 +4191,7 @@
       </w:r>
       <w:r>
         <w:br/>
-        <w:t xml:space="preserve">In this method, increase x by </w:t>
-      </w:r>
-      <w:proofErr w:type="spellStart"/>
-      <w:r>
-        <w:t>dirX</w:t>
-      </w:r>
-      <w:proofErr w:type="spellEnd"/>
-      <w:r>
-        <w:t xml:space="preserve"> and y by </w:t>
-      </w:r>
-      <w:proofErr w:type="spellStart"/>
-      <w:r>
-        <w:t>dirY</w:t>
-      </w:r>
-      <w:proofErr w:type="spellEnd"/>
-      <w:r>
-        <w:t xml:space="preserve"> and then follow a series of tests to make sure each ball stay within the world which is set in the </w:t>
+        <w:t xml:space="preserve">In this method, increase x by dirX and y by dirY and then follow a series of tests to make sure each ball stay within the world which is set in the </w:t>
       </w:r>
       <w:r>
         <w:rPr>
@@ -4691,13 +4223,8 @@
         <w:t>I</w:t>
       </w:r>
       <w:r>
-        <w:t xml:space="preserve">f (x &lt; 0) then set x=0 and change the sign of </w:t>
-      </w:r>
-      <w:proofErr w:type="spellStart"/>
-      <w:r>
-        <w:t>dirX</w:t>
-      </w:r>
-      <w:proofErr w:type="spellEnd"/>
+        <w:t>f (x &lt; 0) then set x=0 and change the sign of dirX</w:t>
+      </w:r>
       <w:r>
         <w:t>.</w:t>
       </w:r>
@@ -4708,28 +4235,12 @@
         <w:br/>
         <w:t xml:space="preserve">Tip: </w:t>
       </w:r>
-      <w:proofErr w:type="spellStart"/>
       <w:r>
         <w:rPr>
           <w:b/>
         </w:rPr>
-        <w:t>dirX</w:t>
-      </w:r>
-      <w:proofErr w:type="spellEnd"/>
-      <w:r>
-        <w:rPr>
-          <w:b/>
-        </w:rPr>
-        <w:t xml:space="preserve"> = -</w:t>
-      </w:r>
-      <w:proofErr w:type="spellStart"/>
-      <w:r>
-        <w:rPr>
-          <w:b/>
-        </w:rPr>
-        <w:t>dirX</w:t>
-      </w:r>
-      <w:proofErr w:type="spellEnd"/>
+        <w:t>dirX = -dirX</w:t>
+      </w:r>
       <w:r>
         <w:br/>
       </w:r>
@@ -4743,15 +4254,7 @@
         <w:br/>
       </w:r>
       <w:r>
-        <w:t xml:space="preserve">but this time changing </w:t>
-      </w:r>
-      <w:proofErr w:type="spellStart"/>
-      <w:r>
-        <w:t>dirY</w:t>
-      </w:r>
-      <w:proofErr w:type="spellEnd"/>
-      <w:r>
-        <w:t>.</w:t>
+        <w:t>but this time changing dirY.</w:t>
       </w:r>
       <w:r>
         <w:br/>
@@ -4776,15 +4279,7 @@
         <w:br/>
       </w:r>
       <w:r>
-        <w:t xml:space="preserve">and reverse the sign of </w:t>
-      </w:r>
-      <w:proofErr w:type="spellStart"/>
-      <w:r>
-        <w:t>dirY</w:t>
-      </w:r>
-      <w:proofErr w:type="spellEnd"/>
-      <w:r>
-        <w:t>.</w:t>
+        <w:t>and reverse the sign of dirY.</w:t>
       </w:r>
       <w:r>
         <w:br/>
@@ -4842,7 +4337,6 @@
         </w:rPr>
         <w:tab/>
       </w:r>
-      <w:proofErr w:type="spellStart"/>
       <w:r>
         <w:rPr>
           <w:rFonts w:ascii="Montserrat Light" w:eastAsia="Calibri" w:hAnsi="Montserrat Light" w:cs="Times New Roman"/>
@@ -4878,7 +4372,6 @@
         </w:rPr>
         <w:t>drawOval</w:t>
       </w:r>
-      <w:proofErr w:type="spellEnd"/>
       <w:r>
         <w:rPr>
           <w:rFonts w:ascii="Montserrat Light" w:eastAsia="Calibri" w:hAnsi="Montserrat Light" w:cs="Times New Roman"/>
@@ -4888,19 +4381,7 @@
           <w:szCs w:val="22"/>
           <w14:ligatures w14:val="none"/>
         </w:rPr>
-        <w:t xml:space="preserve">( </w:t>
-      </w:r>
-      <w:proofErr w:type="spellStart"/>
-      <w:r>
-        <w:rPr>
-          <w:rFonts w:ascii="Montserrat Light" w:eastAsia="Calibri" w:hAnsi="Montserrat Light" w:cs="Times New Roman"/>
-          <w:color w:val="000000"/>
-          <w:kern w:val="0"/>
-          <w:sz w:val="22"/>
-          <w:szCs w:val="22"/>
-          <w14:ligatures w14:val="none"/>
-        </w:rPr>
-        <w:t>b.</w:t>
+        <w:t>( b.</w:t>
       </w:r>
       <w:r>
         <w:rPr>
@@ -4914,7 +4395,6 @@
         </w:rPr>
         <w:t>x</w:t>
       </w:r>
-      <w:proofErr w:type="spellEnd"/>
       <w:r>
         <w:rPr>
           <w:rFonts w:ascii="Montserrat Light" w:eastAsia="Calibri" w:hAnsi="Montserrat Light" w:cs="Times New Roman"/>
@@ -4924,19 +4404,7 @@
           <w:szCs w:val="22"/>
           <w14:ligatures w14:val="none"/>
         </w:rPr>
-        <w:t xml:space="preserve">, </w:t>
-      </w:r>
-      <w:proofErr w:type="spellStart"/>
-      <w:r>
-        <w:rPr>
-          <w:rFonts w:ascii="Montserrat Light" w:eastAsia="Calibri" w:hAnsi="Montserrat Light" w:cs="Times New Roman"/>
-          <w:color w:val="000000"/>
-          <w:kern w:val="0"/>
-          <w:sz w:val="22"/>
-          <w:szCs w:val="22"/>
-          <w14:ligatures w14:val="none"/>
-        </w:rPr>
-        <w:t>b.</w:t>
+        <w:t>, b.</w:t>
       </w:r>
       <w:r>
         <w:rPr>
@@ -4950,7 +4418,6 @@
         </w:rPr>
         <w:t>y</w:t>
       </w:r>
-      <w:proofErr w:type="spellEnd"/>
       <w:r>
         <w:rPr>
           <w:rFonts w:ascii="Montserrat Light" w:eastAsia="Calibri" w:hAnsi="Montserrat Light" w:cs="Times New Roman"/>
@@ -4960,19 +4427,7 @@
           <w:szCs w:val="22"/>
           <w14:ligatures w14:val="none"/>
         </w:rPr>
-        <w:t xml:space="preserve">, </w:t>
-      </w:r>
-      <w:proofErr w:type="spellStart"/>
-      <w:r>
-        <w:rPr>
-          <w:rFonts w:ascii="Montserrat Light" w:eastAsia="Calibri" w:hAnsi="Montserrat Light" w:cs="Times New Roman"/>
-          <w:color w:val="000000"/>
-          <w:kern w:val="0"/>
-          <w:sz w:val="22"/>
-          <w:szCs w:val="22"/>
-          <w14:ligatures w14:val="none"/>
-        </w:rPr>
-        <w:t>b.</w:t>
+        <w:t>, b.</w:t>
       </w:r>
       <w:r>
         <w:rPr>
@@ -4986,7 +4441,6 @@
         </w:rPr>
         <w:t>w</w:t>
       </w:r>
-      <w:proofErr w:type="spellEnd"/>
       <w:r>
         <w:rPr>
           <w:rFonts w:ascii="Montserrat Light" w:eastAsia="Calibri" w:hAnsi="Montserrat Light" w:cs="Times New Roman"/>
@@ -4996,19 +4450,7 @@
           <w:szCs w:val="22"/>
           <w14:ligatures w14:val="none"/>
         </w:rPr>
-        <w:t xml:space="preserve">, </w:t>
-      </w:r>
-      <w:proofErr w:type="spellStart"/>
-      <w:r>
-        <w:rPr>
-          <w:rFonts w:ascii="Montserrat Light" w:eastAsia="Calibri" w:hAnsi="Montserrat Light" w:cs="Times New Roman"/>
-          <w:color w:val="000000"/>
-          <w:kern w:val="0"/>
-          <w:sz w:val="22"/>
-          <w:szCs w:val="22"/>
-          <w14:ligatures w14:val="none"/>
-        </w:rPr>
-        <w:t>b.</w:t>
+        <w:t>, b.</w:t>
       </w:r>
       <w:r>
         <w:rPr>
@@ -5020,20 +4462,7 @@
           <w:u w:val="single"/>
           <w14:ligatures w14:val="none"/>
         </w:rPr>
-        <w:t>h</w:t>
-      </w:r>
-      <w:proofErr w:type="spellEnd"/>
-      <w:r>
-        <w:rPr>
-          <w:rFonts w:ascii="Montserrat Light" w:eastAsia="Calibri" w:hAnsi="Montserrat Light" w:cs="Times New Roman"/>
-          <w:color w:val="000000"/>
-          <w:kern w:val="0"/>
-          <w:sz w:val="22"/>
-          <w:szCs w:val="22"/>
-          <w:u w:val="single"/>
-          <w14:ligatures w14:val="none"/>
-        </w:rPr>
-        <w:t xml:space="preserve"> </w:t>
+        <w:t xml:space="preserve">h </w:t>
       </w:r>
       <w:r>
         <w:rPr>
@@ -5103,23 +4532,7 @@
         <w:t>three</w:t>
       </w:r>
       <w:r>
-        <w:t xml:space="preserve"> objects bouncing on your screen. If you have a need for speed then increase the </w:t>
-      </w:r>
-      <w:proofErr w:type="spellStart"/>
-      <w:r>
-        <w:t>dirX</w:t>
-      </w:r>
-      <w:proofErr w:type="spellEnd"/>
-      <w:r>
-        <w:t xml:space="preserve"> and </w:t>
-      </w:r>
-      <w:proofErr w:type="spellStart"/>
-      <w:r>
-        <w:t>dirY</w:t>
-      </w:r>
-      <w:proofErr w:type="spellEnd"/>
-      <w:r>
-        <w:t xml:space="preserve"> values!</w:t>
+        <w:t xml:space="preserve"> objects bouncing on your screen. If you have a need for speed then increase the dirX and dirY values!</w:t>
       </w:r>
     </w:p>
     <w:p>
@@ -5206,25 +4619,21 @@
       <w:r>
         <w:t xml:space="preserve">Create a static int field in Ball called </w:t>
       </w:r>
-      <w:proofErr w:type="spellStart"/>
       <w:r>
         <w:rPr>
           <w:b/>
         </w:rPr>
         <w:t>worldW</w:t>
       </w:r>
-      <w:proofErr w:type="spellEnd"/>
       <w:r>
         <w:t xml:space="preserve"> and another called </w:t>
       </w:r>
-      <w:proofErr w:type="spellStart"/>
       <w:r>
         <w:rPr>
           <w:b/>
         </w:rPr>
         <w:t>worldH</w:t>
       </w:r>
-      <w:proofErr w:type="spellEnd"/>
       <w:r>
         <w:t xml:space="preserve"> to represent the width and height of the world. You should see three balls bouncing!</w:t>
       </w:r>
@@ -5265,21 +4674,7 @@
         <w:rPr>
           <w:b/>
         </w:rPr>
-        <w:t xml:space="preserve">void </w:t>
-      </w:r>
-      <w:proofErr w:type="spellStart"/>
-      <w:r>
-        <w:rPr>
-          <w:b/>
-        </w:rPr>
-        <w:t>setWorld</w:t>
-      </w:r>
-      <w:proofErr w:type="spellEnd"/>
-      <w:r>
-        <w:rPr>
-          <w:b/>
-        </w:rPr>
-        <w:t>(int w, int h)</w:t>
+        <w:t>void setWorld(int w, int h)</w:t>
       </w:r>
       <w:r>
         <w:t xml:space="preserve"> </w:t>
@@ -5288,25 +4683,21 @@
         <w:br/>
         <w:t xml:space="preserve">to set the static </w:t>
       </w:r>
-      <w:proofErr w:type="spellStart"/>
       <w:r>
         <w:rPr>
           <w:i/>
         </w:rPr>
         <w:t>worldW</w:t>
       </w:r>
-      <w:proofErr w:type="spellEnd"/>
       <w:r>
         <w:t xml:space="preserve"> and </w:t>
       </w:r>
-      <w:proofErr w:type="spellStart"/>
       <w:r>
         <w:rPr>
           <w:i/>
         </w:rPr>
         <w:t>worldH</w:t>
       </w:r>
-      <w:proofErr w:type="spellEnd"/>
       <w:r>
         <w:t xml:space="preserve"> values.</w:t>
       </w:r>
@@ -5382,15 +4773,7 @@
         <w:t>i</w:t>
       </w:r>
       <w:r>
-        <w:t xml:space="preserve">nvoke the </w:t>
-      </w:r>
-      <w:proofErr w:type="spellStart"/>
-      <w:r>
-        <w:t>setWorld</w:t>
-      </w:r>
-      <w:proofErr w:type="spellEnd"/>
-      <w:r>
-        <w:t>() method of the Ball class to set the world's width and height for every Ball.</w:t>
+        <w:t>nvoke the setWorld() method of the Ball class to set the world's width and height for every Ball.</w:t>
       </w:r>
     </w:p>
     <w:p>
@@ -5402,23 +4785,7 @@
         </w:numPr>
       </w:pPr>
       <w:r>
-        <w:t xml:space="preserve">Change the move() method in the Ball class to use the </w:t>
-      </w:r>
-      <w:proofErr w:type="spellStart"/>
-      <w:r>
-        <w:t>Ball.worldH</w:t>
-      </w:r>
-      <w:proofErr w:type="spellEnd"/>
-      <w:r>
-        <w:t xml:space="preserve"> and </w:t>
-      </w:r>
-      <w:proofErr w:type="spellStart"/>
-      <w:r>
-        <w:t>Ball.worldW</w:t>
-      </w:r>
-      <w:proofErr w:type="spellEnd"/>
-      <w:r>
-        <w:t xml:space="preserve"> values instead of 300px. You'll also need to change the paint() method to use the new static values (to draw the world's rectangle).</w:t>
+        <w:t>Change the move() method in the Ball class to use the Ball.worldH and Ball.worldW values instead of 300px. You'll also need to change the paint() method to use the new static values (to draw the world's rectangle).</w:t>
       </w:r>
     </w:p>
     <w:p>
@@ -5796,14 +5163,12 @@
         <w:br/>
         <w:t xml:space="preserve">Also record the distance travelled using an int variable called </w:t>
       </w:r>
-      <w:proofErr w:type="spellStart"/>
       <w:r>
         <w:rPr>
           <w:b/>
         </w:rPr>
         <w:t>distanceTravelled</w:t>
       </w:r>
-      <w:proofErr w:type="spellEnd"/>
       <w:r>
         <w:t>.</w:t>
       </w:r>
@@ -5890,14 +5255,12 @@
         <w:br/>
         <w:t xml:space="preserve">It also adds to the </w:t>
       </w:r>
-      <w:proofErr w:type="spellStart"/>
       <w:r>
         <w:rPr>
           <w:b/>
         </w:rPr>
         <w:t>distanceTravelled</w:t>
       </w:r>
-      <w:proofErr w:type="spellEnd"/>
       <w:r>
         <w:rPr>
           <w:b/>
@@ -5985,15 +5348,7 @@
         <w:t>String</w:t>
       </w:r>
       <w:r>
-        <w:t xml:space="preserve"> </w:t>
-      </w:r>
-      <w:proofErr w:type="spellStart"/>
-      <w:r>
-        <w:t>getDetails</w:t>
-      </w:r>
-      <w:proofErr w:type="spellEnd"/>
-      <w:r>
-        <w:t xml:space="preserve">() to get the vehicle's details which are </w:t>
+        <w:t xml:space="preserve"> getDetails() to get the vehicle's details which are </w:t>
       </w:r>
       <w:r>
         <w:rPr>
@@ -6015,7 +5370,6 @@
       <w:r>
         <w:t xml:space="preserve">, </w:t>
       </w:r>
-      <w:proofErr w:type="spellStart"/>
       <w:r>
         <w:rPr>
           <w:b/>
@@ -6023,7 +5377,6 @@
         </w:rPr>
         <w:t>distanceTravelled</w:t>
       </w:r>
-      <w:proofErr w:type="spellEnd"/>
       <w:r>
         <w:t>,</w:t>
       </w:r>
@@ -6071,7 +5424,6 @@
       <w:r>
         <w:t xml:space="preserve">Create a separate class called </w:t>
       </w:r>
-      <w:proofErr w:type="spellStart"/>
       <w:r>
         <w:rPr>
           <w:b/>
@@ -6079,7 +5431,6 @@
         </w:rPr>
         <w:t>RegistrationPlate</w:t>
       </w:r>
-      <w:proofErr w:type="spellEnd"/>
       <w:r>
         <w:rPr>
           <w:iCs/>
@@ -6203,7 +5554,6 @@
       <w:r>
         <w:t xml:space="preserve"> class called </w:t>
       </w:r>
-      <w:proofErr w:type="spellStart"/>
       <w:r>
         <w:rPr>
           <w:b/>
@@ -6211,15 +5561,12 @@
         </w:rPr>
         <w:t>registrationPlate</w:t>
       </w:r>
-      <w:proofErr w:type="spellEnd"/>
       <w:r>
         <w:t xml:space="preserve"> of type </w:t>
       </w:r>
-      <w:proofErr w:type="spellStart"/>
       <w:r>
         <w:t>RegistrationPlate</w:t>
       </w:r>
-      <w:proofErr w:type="spellEnd"/>
       <w:r>
         <w:t xml:space="preserve">. </w:t>
       </w:r>
@@ -6230,25 +5577,18 @@
       <w:r>
         <w:br/>
       </w:r>
-      <w:proofErr w:type="spellStart"/>
       <w:r>
         <w:rPr>
           <w:b/>
         </w:rPr>
         <w:t>RegistrationPlate</w:t>
       </w:r>
-      <w:proofErr w:type="spellEnd"/>
-      <w:r>
-        <w:t xml:space="preserve"> </w:t>
-      </w:r>
-      <w:proofErr w:type="spellStart"/>
-      <w:r>
-        <w:t>r</w:t>
+      <w:r>
+        <w:t xml:space="preserve"> r</w:t>
       </w:r>
       <w:r>
         <w:t>egistrationPlate</w:t>
       </w:r>
-      <w:proofErr w:type="spellEnd"/>
       <w:r>
         <w:t>;</w:t>
       </w:r>
@@ -6290,11 +5630,9 @@
       <w:r>
         <w:t xml:space="preserve">Let's create a factory class which creates instances of </w:t>
       </w:r>
-      <w:proofErr w:type="spellStart"/>
       <w:r>
         <w:t>RegistrationPlate</w:t>
       </w:r>
-      <w:proofErr w:type="spellEnd"/>
       <w:r>
         <w:t>.</w:t>
       </w:r>
@@ -6309,14 +5647,12 @@
       <w:r>
         <w:t xml:space="preserve">Create a separate class called </w:t>
       </w:r>
-      <w:proofErr w:type="spellStart"/>
       <w:r>
         <w:rPr>
           <w:b/>
         </w:rPr>
         <w:t>RegistrationPlateFactory</w:t>
       </w:r>
-      <w:proofErr w:type="spellEnd"/>
       <w:r>
         <w:rPr>
           <w:bCs/>
@@ -6471,7 +5807,6 @@
                               </w:rPr>
                               <w:t xml:space="preserve">[] </w:t>
                             </w:r>
-                            <w:proofErr w:type="spellStart"/>
                             <w:r>
                               <w:rPr>
                                 <w:rFonts w:ascii="Consolas" w:hAnsi="Consolas" w:cs="Consolas"/>
@@ -6483,7 +5818,6 @@
                               </w:rPr>
                               <w:t>registrationPlates</w:t>
                             </w:r>
-                            <w:proofErr w:type="spellEnd"/>
                             <w:r>
                               <w:rPr>
                                 <w:rFonts w:ascii="Consolas" w:hAnsi="Consolas" w:cs="Consolas"/>
@@ -7683,11 +7017,9 @@
       <w:r>
         <w:t xml:space="preserve">Add the following array of reg numbers to </w:t>
       </w:r>
-      <w:proofErr w:type="spellStart"/>
       <w:r>
         <w:t>RegistrationPlateFactory</w:t>
       </w:r>
-      <w:proofErr w:type="spellEnd"/>
       <w:r>
         <w:t>.</w:t>
       </w:r>
@@ -7780,14 +7112,12 @@
       <w:r>
         <w:t xml:space="preserve"> method called </w:t>
       </w:r>
-      <w:proofErr w:type="spellStart"/>
       <w:r>
         <w:rPr>
           <w:b/>
         </w:rPr>
         <w:t>getNextRegistrationPlate</w:t>
       </w:r>
-      <w:proofErr w:type="spellEnd"/>
       <w:r>
         <w:t>()</w:t>
       </w:r>
@@ -7798,7 +7128,6 @@
         <w:br/>
         <w:t xml:space="preserve">This method should return an instance of </w:t>
       </w:r>
-      <w:proofErr w:type="spellStart"/>
       <w:r>
         <w:rPr>
           <w:b/>
@@ -7807,7 +7136,6 @@
         </w:rPr>
         <w:t>RegistrationPlate</w:t>
       </w:r>
-      <w:proofErr w:type="spellEnd"/>
       <w:r>
         <w:rPr>
           <w:iCs/>
@@ -7821,7 +7149,6 @@
         <w:br/>
         <w:t xml:space="preserve">To create an instance, you'll need the next registration plate from the </w:t>
       </w:r>
-      <w:proofErr w:type="spellStart"/>
       <w:r>
         <w:rPr>
           <w:b/>
@@ -7830,17 +7157,8 @@
         <w:lastRenderedPageBreak/>
         <w:t>registrationPlates</w:t>
       </w:r>
-      <w:proofErr w:type="spellEnd"/>
-      <w:r>
-        <w:t xml:space="preserve"> array. How would you get the next </w:t>
-      </w:r>
-      <w:proofErr w:type="spellStart"/>
-      <w:r>
-        <w:t>regPlate</w:t>
-      </w:r>
-      <w:proofErr w:type="spellEnd"/>
-      <w:r>
-        <w:t xml:space="preserve"> index?</w:t>
+      <w:r>
+        <w:t xml:space="preserve"> array. How would you get the next regPlate index?</w:t>
       </w:r>
       <w:r>
         <w:br/>
@@ -7853,7 +7171,6 @@
       <w:r>
         <w:t xml:space="preserve">Back in the Vehicle class's constructor, assign a registration plate to the Vehicle using the </w:t>
       </w:r>
-      <w:proofErr w:type="spellStart"/>
       <w:r>
         <w:rPr>
           <w:b/>
@@ -7862,7 +7179,6 @@
         </w:rPr>
         <w:t>RegistrationPlateFactory</w:t>
       </w:r>
-      <w:proofErr w:type="spellEnd"/>
       <w:r>
         <w:rPr>
           <w:i/>
@@ -7879,23 +7195,13 @@
       <w:r>
         <w:br/>
       </w:r>
-      <w:proofErr w:type="spellStart"/>
       <w:r>
         <w:rPr>
           <w:iCs/>
           <w:szCs w:val="28"/>
         </w:rPr>
-        <w:t>registrationPlate</w:t>
-      </w:r>
-      <w:proofErr w:type="spellEnd"/>
-      <w:r>
-        <w:rPr>
-          <w:iCs/>
-          <w:szCs w:val="28"/>
-        </w:rPr>
-        <w:t xml:space="preserve"> = </w:t>
-      </w:r>
-      <w:proofErr w:type="spellStart"/>
+        <w:t xml:space="preserve">registrationPlate = </w:t>
+      </w:r>
       <w:r>
         <w:rPr>
           <w:b/>
@@ -7904,7 +7210,6 @@
         </w:rPr>
         <w:t>RegistrationPlateFactory</w:t>
       </w:r>
-      <w:proofErr w:type="spellEnd"/>
       <w:r>
         <w:rPr>
           <w:b/>
@@ -7918,21 +7223,12 @@
           <w:b/>
           <w:szCs w:val="28"/>
         </w:rPr>
-        <w:t xml:space="preserve"> </w:t>
-      </w:r>
-      <w:proofErr w:type="spellStart"/>
-      <w:r>
-        <w:rPr>
-          <w:b/>
+        <w:t xml:space="preserve"> getNextRegistrationPlate</w:t>
+      </w:r>
+      <w:r>
+        <w:rPr>
           <w:szCs w:val="28"/>
         </w:rPr>
-        <w:t>getNextRegistrationPlate</w:t>
-      </w:r>
-      <w:proofErr w:type="spellEnd"/>
-      <w:r>
-        <w:rPr>
-          <w:szCs w:val="28"/>
-        </w:rPr>
         <w:t>();</w:t>
       </w:r>
     </w:p>
@@ -7943,14 +7239,12 @@
       <w:r>
         <w:t xml:space="preserve">In the main() method, Create an </w:t>
       </w:r>
-      <w:proofErr w:type="spellStart"/>
       <w:r>
         <w:rPr>
           <w:rFonts w:ascii="Lucida Console" w:hAnsi="Lucida Console"/>
         </w:rPr>
         <w:t>ArrayList</w:t>
       </w:r>
-      <w:proofErr w:type="spellEnd"/>
       <w:r>
         <w:t xml:space="preserve"> of Vehicles, populated with three new Vehicles.</w:t>
       </w:r>
@@ -8014,15 +7308,7 @@
         <w:ind w:left="851"/>
       </w:pPr>
       <w:r>
-        <w:t xml:space="preserve">Create a static method called </w:t>
-      </w:r>
-      <w:proofErr w:type="spellStart"/>
-      <w:r>
-        <w:t>getCount</w:t>
-      </w:r>
-      <w:proofErr w:type="spellEnd"/>
-      <w:r>
-        <w:t>() to return the count of vehicles.</w:t>
+        <w:t>Create a static method called getCount() to return the count of vehicles.</w:t>
       </w:r>
       <w:r>
         <w:br/>
@@ -8166,7 +7452,6 @@
       <w:r>
         <w:t xml:space="preserve"> = </w:t>
       </w:r>
-      <w:proofErr w:type="spellStart"/>
       <w:r>
         <w:rPr>
           <w:color w:val="6A3E3E"/>
@@ -8174,11 +7459,7 @@
         <w:t>rand</w:t>
       </w:r>
       <w:r>
-        <w:t>.nextInt</w:t>
-      </w:r>
-      <w:proofErr w:type="spellEnd"/>
-      <w:r>
-        <w:t>(10)+1;</w:t>
+        <w:t>.nextInt(10)+1;</w:t>
       </w:r>
     </w:p>
     <w:p>
@@ -8810,11 +8091,9 @@
     <w:r>
       <w:fldChar w:fldCharType="separate"/>
     </w:r>
-    <w:proofErr w:type="spellStart"/>
     <w:r>
       <w:t>i</w:t>
     </w:r>
-    <w:proofErr w:type="spellEnd"/>
     <w:r>
       <w:fldChar w:fldCharType="end"/>
     </w:r>
@@ -14143,6 +13422,25 @@
 </file>
 
 <file path=customXml/item1.xml><?xml version="1.0" encoding="utf-8"?>
+<b:Sources xmlns:b="http://schemas.openxmlformats.org/officeDocument/2006/bibliography" xmlns="http://schemas.openxmlformats.org/officeDocument/2006/bibliography" SelectedStyle="\APASixthEditionOfficeOnline.xsl" StyleName="APA" Version="6"/>
+</file>
+
+<file path=customXml/item2.xml><?xml version="1.0" encoding="utf-8"?>
+<p:properties xmlns:p="http://schemas.microsoft.com/office/2006/metadata/properties" xmlns:xsi="http://www.w3.org/2001/XMLSchema-instance" xmlns:pc="http://schemas.microsoft.com/office/infopath/2007/PartnerControls">
+  <documentManagement/>
+</p:properties>
+</file>
+
+<file path=customXml/item3.xml><?xml version="1.0" encoding="utf-8"?>
+<?mso-contentType ?>
+<FormTemplates xmlns="http://schemas.microsoft.com/sharepoint/v3/contenttype/forms">
+  <Display>DocumentLibraryForm</Display>
+  <Edit>DocumentLibraryForm</Edit>
+  <New>DocumentLibraryForm</New>
+</FormTemplates>
+</file>
+
+<file path=customXml/item4.xml><?xml version="1.0" encoding="utf-8"?>
 <ct:contentTypeSchema xmlns:ct="http://schemas.microsoft.com/office/2006/metadata/contentType" xmlns:ma="http://schemas.microsoft.com/office/2006/metadata/properties/metaAttributes" ct:_="" ma:_="" ma:contentTypeName="Document" ma:contentTypeID="0x010100074FAAA7972F9643A241C47A4640F77B" ma:contentTypeVersion="4" ma:contentTypeDescription="Create a new document." ma:contentTypeScope="" ma:versionID="beb1a33ce099b8336a535a8070a49028">
   <xsd:schema xmlns:xsd="http://www.w3.org/2001/XMLSchema" xmlns:xs="http://www.w3.org/2001/XMLSchema" xmlns:p="http://schemas.microsoft.com/office/2006/metadata/properties" xmlns:ns2="e3bcef54-3dd5-4c54-ac74-22a6c715abc5" targetNamespace="http://schemas.microsoft.com/office/2006/metadata/properties" ma:root="true" ma:fieldsID="39dc725c7e5b7c9c602767014e9452a2" ns2:_="">
     <xsd:import namespace="e3bcef54-3dd5-4c54-ac74-22a6c715abc5"/>
@@ -14286,26 +13584,32 @@
 </ct:contentTypeSchema>
 </file>
 
-<file path=customXml/item2.xml><?xml version="1.0" encoding="utf-8"?>
-<?mso-contentType ?>
-<FormTemplates xmlns="http://schemas.microsoft.com/sharepoint/v3/contenttype/forms">
-  <Display>DocumentLibraryForm</Display>
-  <Edit>DocumentLibraryForm</Edit>
-  <New>DocumentLibraryForm</New>
-</FormTemplates>
+<file path=customXml/itemProps1.xml><?xml version="1.0" encoding="utf-8"?>
+<ds:datastoreItem xmlns:ds="http://schemas.openxmlformats.org/officeDocument/2006/customXml" ds:itemID="{F5997309-FACA-442A-8A47-89BAD725A418}">
+  <ds:schemaRefs>
+    <ds:schemaRef ds:uri="http://schemas.openxmlformats.org/officeDocument/2006/bibliography"/>
+  </ds:schemaRefs>
+</ds:datastoreItem>
 </file>
 
-<file path=customXml/item3.xml><?xml version="1.0" encoding="utf-8"?>
-<p:properties xmlns:p="http://schemas.microsoft.com/office/2006/metadata/properties" xmlns:xsi="http://www.w3.org/2001/XMLSchema-instance" xmlns:pc="http://schemas.microsoft.com/office/infopath/2007/PartnerControls">
-  <documentManagement/>
-</p:properties>
+<file path=customXml/itemProps2.xml><?xml version="1.0" encoding="utf-8"?>
+<ds:datastoreItem xmlns:ds="http://schemas.openxmlformats.org/officeDocument/2006/customXml" ds:itemID="{6367B603-3B12-42EB-A71C-92DF23C6A36D}">
+  <ds:schemaRefs>
+    <ds:schemaRef ds:uri="http://schemas.microsoft.com/office/2006/metadata/properties"/>
+    <ds:schemaRef ds:uri="http://schemas.microsoft.com/office/infopath/2007/PartnerControls"/>
+  </ds:schemaRefs>
+</ds:datastoreItem>
 </file>
 
-<file path=customXml/item4.xml><?xml version="1.0" encoding="utf-8"?>
-<b:Sources xmlns:b="http://schemas.openxmlformats.org/officeDocument/2006/bibliography" xmlns="http://schemas.openxmlformats.org/officeDocument/2006/bibliography" SelectedStyle="\APASixthEditionOfficeOnline.xsl" StyleName="APA" Version="6"/>
+<file path=customXml/itemProps3.xml><?xml version="1.0" encoding="utf-8"?>
+<ds:datastoreItem xmlns:ds="http://schemas.openxmlformats.org/officeDocument/2006/customXml" ds:itemID="{1EF956C6-2A7C-438B-ACF2-9A85252697A5}">
+  <ds:schemaRefs>
+    <ds:schemaRef ds:uri="http://schemas.microsoft.com/sharepoint/v3/contenttype/forms"/>
+  </ds:schemaRefs>
+</ds:datastoreItem>
 </file>
 
-<file path=customXml/itemProps1.xml><?xml version="1.0" encoding="utf-8"?>
+<file path=customXml/itemProps4.xml><?xml version="1.0" encoding="utf-8"?>
 <ds:datastoreItem xmlns:ds="http://schemas.openxmlformats.org/officeDocument/2006/customXml" ds:itemID="{8E875218-91D6-4204-B3E1-4F4C6E078F42}">
   <ds:schemaRefs>
     <ds:schemaRef ds:uri="http://schemas.microsoft.com/office/2006/metadata/contentType"/>
@@ -14321,29 +13625,4 @@
     <ds:schemaRef ds:uri="http://schemas.microsoft.com/internal/obd"/>
   </ds:schemaRefs>
 </ds:datastoreItem>
-</file>
-
-<file path=customXml/itemProps2.xml><?xml version="1.0" encoding="utf-8"?>
-<ds:datastoreItem xmlns:ds="http://schemas.openxmlformats.org/officeDocument/2006/customXml" ds:itemID="{1EF956C6-2A7C-438B-ACF2-9A85252697A5}">
-  <ds:schemaRefs>
-    <ds:schemaRef ds:uri="http://schemas.microsoft.com/sharepoint/v3/contenttype/forms"/>
-  </ds:schemaRefs>
-</ds:datastoreItem>
-</file>
-
-<file path=customXml/itemProps3.xml><?xml version="1.0" encoding="utf-8"?>
-<ds:datastoreItem xmlns:ds="http://schemas.openxmlformats.org/officeDocument/2006/customXml" ds:itemID="{6367B603-3B12-42EB-A71C-92DF23C6A36D}">
-  <ds:schemaRefs>
-    <ds:schemaRef ds:uri="http://schemas.microsoft.com/office/2006/metadata/properties"/>
-    <ds:schemaRef ds:uri="http://schemas.microsoft.com/office/infopath/2007/PartnerControls"/>
-  </ds:schemaRefs>
-</ds:datastoreItem>
-</file>
-
-<file path=customXml/itemProps4.xml><?xml version="1.0" encoding="utf-8"?>
-<ds:datastoreItem xmlns:ds="http://schemas.openxmlformats.org/officeDocument/2006/customXml" ds:itemID="{F5997309-FACA-442A-8A47-89BAD725A418}">
-  <ds:schemaRefs>
-    <ds:schemaRef ds:uri="http://schemas.openxmlformats.org/officeDocument/2006/bibliography"/>
-  </ds:schemaRefs>
-</ds:datastoreItem>
 </file>
--- a/EG 06-Static fields and methods.docx
+++ b/EG 06-Static fields and methods.docx
@@ -428,7 +428,27 @@
           <w:szCs w:val="20"/>
           <w:lang w:val="en-GB"/>
         </w:rPr>
-        <w:t xml:space="preserve"> java.awt.*;</w:t>
+        <w:t xml:space="preserve"> </w:t>
+      </w:r>
+      <w:proofErr w:type="spellStart"/>
+      <w:r>
+        <w:rPr>
+          <w:rFonts w:ascii="Consolas" w:eastAsiaTheme="minorEastAsia" w:hAnsi="Consolas" w:cs="Consolas"/>
+          <w:sz w:val="20"/>
+          <w:szCs w:val="20"/>
+          <w:lang w:val="en-GB"/>
+        </w:rPr>
+        <w:t>java.awt</w:t>
+      </w:r>
+      <w:proofErr w:type="spellEnd"/>
+      <w:r>
+        <w:rPr>
+          <w:rFonts w:ascii="Consolas" w:eastAsiaTheme="minorEastAsia" w:hAnsi="Consolas" w:cs="Consolas"/>
+          <w:sz w:val="20"/>
+          <w:szCs w:val="20"/>
+          <w:lang w:val="en-GB"/>
+        </w:rPr>
+        <w:t>.*;</w:t>
       </w:r>
     </w:p>
     <w:p>
@@ -463,7 +483,27 @@
           <w:szCs w:val="20"/>
           <w:lang w:val="en-GB"/>
         </w:rPr>
-        <w:t xml:space="preserve"> java.awt.event.*;</w:t>
+        <w:t xml:space="preserve"> </w:t>
+      </w:r>
+      <w:proofErr w:type="spellStart"/>
+      <w:r>
+        <w:rPr>
+          <w:rFonts w:ascii="Consolas" w:eastAsiaTheme="minorEastAsia" w:hAnsi="Consolas" w:cs="Consolas"/>
+          <w:sz w:val="20"/>
+          <w:szCs w:val="20"/>
+          <w:lang w:val="en-GB"/>
+        </w:rPr>
+        <w:t>java.awt.event</w:t>
+      </w:r>
+      <w:proofErr w:type="spellEnd"/>
+      <w:r>
+        <w:rPr>
+          <w:rFonts w:ascii="Consolas" w:eastAsiaTheme="minorEastAsia" w:hAnsi="Consolas" w:cs="Consolas"/>
+          <w:sz w:val="20"/>
+          <w:szCs w:val="20"/>
+          <w:lang w:val="en-GB"/>
+        </w:rPr>
+        <w:t>.*;</w:t>
       </w:r>
     </w:p>
     <w:p>
@@ -498,7 +538,27 @@
           <w:szCs w:val="20"/>
           <w:lang w:val="en-GB"/>
         </w:rPr>
-        <w:t xml:space="preserve"> java.util.*;</w:t>
+        <w:t xml:space="preserve"> </w:t>
+      </w:r>
+      <w:proofErr w:type="spellStart"/>
+      <w:r>
+        <w:rPr>
+          <w:rFonts w:ascii="Consolas" w:eastAsiaTheme="minorEastAsia" w:hAnsi="Consolas" w:cs="Consolas"/>
+          <w:sz w:val="20"/>
+          <w:szCs w:val="20"/>
+          <w:lang w:val="en-GB"/>
+        </w:rPr>
+        <w:t>java.util</w:t>
+      </w:r>
+      <w:proofErr w:type="spellEnd"/>
+      <w:r>
+        <w:rPr>
+          <w:rFonts w:ascii="Consolas" w:eastAsiaTheme="minorEastAsia" w:hAnsi="Consolas" w:cs="Consolas"/>
+          <w:sz w:val="20"/>
+          <w:szCs w:val="20"/>
+          <w:lang w:val="en-GB"/>
+        </w:rPr>
+        <w:t>.*;</w:t>
       </w:r>
     </w:p>
     <w:p>
@@ -533,7 +593,27 @@
           <w:szCs w:val="20"/>
           <w:lang w:val="en-GB"/>
         </w:rPr>
-        <w:t xml:space="preserve"> java.util.Timer;</w:t>
+        <w:t xml:space="preserve"> </w:t>
+      </w:r>
+      <w:proofErr w:type="spellStart"/>
+      <w:r>
+        <w:rPr>
+          <w:rFonts w:ascii="Consolas" w:eastAsiaTheme="minorEastAsia" w:hAnsi="Consolas" w:cs="Consolas"/>
+          <w:sz w:val="20"/>
+          <w:szCs w:val="20"/>
+          <w:lang w:val="en-GB"/>
+        </w:rPr>
+        <w:t>java.util.Timer</w:t>
+      </w:r>
+      <w:proofErr w:type="spellEnd"/>
+      <w:r>
+        <w:rPr>
+          <w:rFonts w:ascii="Consolas" w:eastAsiaTheme="minorEastAsia" w:hAnsi="Consolas" w:cs="Consolas"/>
+          <w:sz w:val="20"/>
+          <w:szCs w:val="20"/>
+          <w:lang w:val="en-GB"/>
+        </w:rPr>
+        <w:t>;</w:t>
       </w:r>
     </w:p>
     <w:p>
@@ -568,7 +648,27 @@
           <w:szCs w:val="20"/>
           <w:lang w:val="en-GB"/>
         </w:rPr>
-        <w:t xml:space="preserve"> javax.swing.*;</w:t>
+        <w:t xml:space="preserve"> </w:t>
+      </w:r>
+      <w:proofErr w:type="spellStart"/>
+      <w:r>
+        <w:rPr>
+          <w:rFonts w:ascii="Consolas" w:eastAsiaTheme="minorEastAsia" w:hAnsi="Consolas" w:cs="Consolas"/>
+          <w:sz w:val="20"/>
+          <w:szCs w:val="20"/>
+          <w:lang w:val="en-GB"/>
+        </w:rPr>
+        <w:t>javax.swing</w:t>
+      </w:r>
+      <w:proofErr w:type="spellEnd"/>
+      <w:r>
+        <w:rPr>
+          <w:rFonts w:ascii="Consolas" w:eastAsiaTheme="minorEastAsia" w:hAnsi="Consolas" w:cs="Consolas"/>
+          <w:sz w:val="20"/>
+          <w:szCs w:val="20"/>
+          <w:lang w:val="en-GB"/>
+        </w:rPr>
+        <w:t>.*;</w:t>
       </w:r>
     </w:p>
     <w:p>
@@ -720,6 +820,7 @@
         </w:rPr>
         <w:t xml:space="preserve"> main(String[] </w:t>
       </w:r>
+      <w:proofErr w:type="spellStart"/>
       <w:r>
         <w:rPr>
           <w:rFonts w:ascii="Consolas" w:hAnsi="Consolas"/>
@@ -727,6 +828,7 @@
         </w:rPr>
         <w:t>args</w:t>
       </w:r>
+      <w:proofErr w:type="spellEnd"/>
       <w:r>
         <w:rPr>
           <w:rFonts w:ascii="Consolas" w:hAnsi="Consolas"/>
@@ -1046,13 +1148,23 @@
           <w:lang w:val="en-GB"/>
         </w:rPr>
       </w:pPr>
-      <w:r>
-        <w:rPr>
-          <w:rFonts w:ascii="Consolas" w:eastAsiaTheme="minorEastAsia" w:hAnsi="Consolas" w:cs="Consolas"/>
-          <w:szCs w:val="20"/>
-          <w:lang w:val="en-GB"/>
-        </w:rPr>
-        <w:t xml:space="preserve">JFrame </w:t>
+      <w:proofErr w:type="spellStart"/>
+      <w:r>
+        <w:rPr>
+          <w:rFonts w:ascii="Consolas" w:eastAsiaTheme="minorEastAsia" w:hAnsi="Consolas" w:cs="Consolas"/>
+          <w:szCs w:val="20"/>
+          <w:lang w:val="en-GB"/>
+        </w:rPr>
+        <w:t>JFrame</w:t>
+      </w:r>
+      <w:proofErr w:type="spellEnd"/>
+      <w:r>
+        <w:rPr>
+          <w:rFonts w:ascii="Consolas" w:eastAsiaTheme="minorEastAsia" w:hAnsi="Consolas" w:cs="Consolas"/>
+          <w:szCs w:val="20"/>
+          <w:lang w:val="en-GB"/>
+        </w:rPr>
+        <w:t xml:space="preserve"> </w:t>
       </w:r>
       <w:r>
         <w:rPr>
@@ -1088,7 +1200,25 @@
           <w:szCs w:val="20"/>
           <w:lang w:val="en-GB"/>
         </w:rPr>
-        <w:t xml:space="preserve"> JFrame();</w:t>
+        <w:t xml:space="preserve"> </w:t>
+      </w:r>
+      <w:proofErr w:type="spellStart"/>
+      <w:r>
+        <w:rPr>
+          <w:rFonts w:ascii="Consolas" w:eastAsiaTheme="minorEastAsia" w:hAnsi="Consolas" w:cs="Consolas"/>
+          <w:szCs w:val="20"/>
+          <w:lang w:val="en-GB"/>
+        </w:rPr>
+        <w:t>JFrame</w:t>
+      </w:r>
+      <w:proofErr w:type="spellEnd"/>
+      <w:r>
+        <w:rPr>
+          <w:rFonts w:ascii="Consolas" w:eastAsiaTheme="minorEastAsia" w:hAnsi="Consolas" w:cs="Consolas"/>
+          <w:szCs w:val="20"/>
+          <w:lang w:val="en-GB"/>
+        </w:rPr>
+        <w:t>();</w:t>
       </w:r>
     </w:p>
     <w:p>
@@ -1103,6 +1233,7 @@
           <w:lang w:val="en-GB"/>
         </w:rPr>
       </w:pPr>
+      <w:proofErr w:type="spellStart"/>
       <w:r>
         <w:rPr>
           <w:rFonts w:ascii="Consolas" w:eastAsiaTheme="minorEastAsia" w:hAnsi="Consolas" w:cs="Consolas"/>
@@ -1120,7 +1251,16 @@
           <w:szCs w:val="20"/>
           <w:lang w:val="en-GB"/>
         </w:rPr>
-        <w:t>.setSize(400, 400);</w:t>
+        <w:t>.setSize</w:t>
+      </w:r>
+      <w:proofErr w:type="spellEnd"/>
+      <w:r>
+        <w:rPr>
+          <w:rFonts w:ascii="Consolas" w:eastAsiaTheme="minorEastAsia" w:hAnsi="Consolas" w:cs="Consolas"/>
+          <w:szCs w:val="20"/>
+          <w:lang w:val="en-GB"/>
+        </w:rPr>
+        <w:t>(400, 400);</w:t>
       </w:r>
     </w:p>
     <w:p>
@@ -1135,6 +1275,7 @@
           <w:lang w:val="en-GB"/>
         </w:rPr>
       </w:pPr>
+      <w:proofErr w:type="spellStart"/>
       <w:r>
         <w:rPr>
           <w:rFonts w:ascii="Consolas" w:eastAsiaTheme="minorEastAsia" w:hAnsi="Consolas" w:cs="Consolas"/>
@@ -1150,7 +1291,16 @@
           <w:szCs w:val="20"/>
           <w:lang w:val="en-GB"/>
         </w:rPr>
-        <w:t>.add(</w:t>
+        <w:t>.add</w:t>
+      </w:r>
+      <w:proofErr w:type="spellEnd"/>
+      <w:r>
+        <w:rPr>
+          <w:rFonts w:ascii="Consolas" w:eastAsiaTheme="minorEastAsia" w:hAnsi="Consolas" w:cs="Consolas"/>
+          <w:szCs w:val="20"/>
+          <w:lang w:val="en-GB"/>
+        </w:rPr>
+        <w:t>(</w:t>
       </w:r>
       <w:r>
         <w:rPr>
@@ -1184,6 +1334,7 @@
           <w:lang w:val="en-GB"/>
         </w:rPr>
       </w:pPr>
+      <w:proofErr w:type="spellStart"/>
       <w:r>
         <w:rPr>
           <w:rFonts w:ascii="Consolas" w:eastAsiaTheme="minorEastAsia" w:hAnsi="Consolas" w:cs="Consolas"/>
@@ -1199,7 +1350,16 @@
           <w:szCs w:val="20"/>
           <w:lang w:val="en-GB"/>
         </w:rPr>
-        <w:t>.pack();</w:t>
+        <w:t>.pack</w:t>
+      </w:r>
+      <w:proofErr w:type="spellEnd"/>
+      <w:r>
+        <w:rPr>
+          <w:rFonts w:ascii="Consolas" w:eastAsiaTheme="minorEastAsia" w:hAnsi="Consolas" w:cs="Consolas"/>
+          <w:szCs w:val="20"/>
+          <w:lang w:val="en-GB"/>
+        </w:rPr>
+        <w:t>();</w:t>
       </w:r>
     </w:p>
     <w:p>
@@ -1214,6 +1374,7 @@
           <w:lang w:val="en-GB"/>
         </w:rPr>
       </w:pPr>
+      <w:proofErr w:type="spellStart"/>
       <w:r>
         <w:rPr>
           <w:rFonts w:ascii="Consolas" w:eastAsiaTheme="minorEastAsia" w:hAnsi="Consolas" w:cs="Consolas"/>
@@ -1229,7 +1390,16 @@
           <w:szCs w:val="20"/>
           <w:lang w:val="en-GB"/>
         </w:rPr>
-        <w:t>.setVisible(</w:t>
+        <w:t>.setVisible</w:t>
+      </w:r>
+      <w:proofErr w:type="spellEnd"/>
+      <w:r>
+        <w:rPr>
+          <w:rFonts w:ascii="Consolas" w:eastAsiaTheme="minorEastAsia" w:hAnsi="Consolas" w:cs="Consolas"/>
+          <w:szCs w:val="20"/>
+          <w:lang w:val="en-GB"/>
+        </w:rPr>
+        <w:t>(</w:t>
       </w:r>
       <w:r>
         <w:rPr>
@@ -1468,14 +1638,25 @@
           <w:lang w:val="en-GB"/>
         </w:rPr>
       </w:pPr>
-      <w:r>
-        <w:rPr>
-          <w:rFonts w:ascii="Consolas" w:eastAsiaTheme="minorEastAsia" w:hAnsi="Consolas" w:cs="Consolas"/>
-          <w:szCs w:val="20"/>
-          <w:lang w:val="en-GB"/>
-        </w:rPr>
-        <w:t xml:space="preserve">TimerTask </w:t>
-      </w:r>
+      <w:proofErr w:type="spellStart"/>
+      <w:r>
+        <w:rPr>
+          <w:rFonts w:ascii="Consolas" w:eastAsiaTheme="minorEastAsia" w:hAnsi="Consolas" w:cs="Consolas"/>
+          <w:szCs w:val="20"/>
+          <w:lang w:val="en-GB"/>
+        </w:rPr>
+        <w:t>TimerTask</w:t>
+      </w:r>
+      <w:proofErr w:type="spellEnd"/>
+      <w:r>
+        <w:rPr>
+          <w:rFonts w:ascii="Consolas" w:eastAsiaTheme="minorEastAsia" w:hAnsi="Consolas" w:cs="Consolas"/>
+          <w:szCs w:val="20"/>
+          <w:lang w:val="en-GB"/>
+        </w:rPr>
+        <w:t xml:space="preserve"> </w:t>
+      </w:r>
+      <w:proofErr w:type="spellStart"/>
       <w:r>
         <w:rPr>
           <w:rFonts w:ascii="Consolas" w:eastAsiaTheme="minorEastAsia" w:hAnsi="Consolas" w:cs="Consolas"/>
@@ -1485,6 +1666,7 @@
         </w:rPr>
         <w:t>tt</w:t>
       </w:r>
+      <w:proofErr w:type="spellEnd"/>
       <w:r>
         <w:rPr>
           <w:rFonts w:ascii="Consolas" w:eastAsiaTheme="minorEastAsia" w:hAnsi="Consolas" w:cs="Consolas"/>
@@ -1510,7 +1692,25 @@
           <w:szCs w:val="20"/>
           <w:lang w:val="en-GB"/>
         </w:rPr>
-        <w:t xml:space="preserve"> TimerTask() {</w:t>
+        <w:t xml:space="preserve"> </w:t>
+      </w:r>
+      <w:proofErr w:type="spellStart"/>
+      <w:r>
+        <w:rPr>
+          <w:rFonts w:ascii="Consolas" w:eastAsiaTheme="minorEastAsia" w:hAnsi="Consolas" w:cs="Consolas"/>
+          <w:szCs w:val="20"/>
+          <w:lang w:val="en-GB"/>
+        </w:rPr>
+        <w:t>TimerTask</w:t>
+      </w:r>
+      <w:proofErr w:type="spellEnd"/>
+      <w:r>
+        <w:rPr>
+          <w:rFonts w:ascii="Consolas" w:eastAsiaTheme="minorEastAsia" w:hAnsi="Consolas" w:cs="Consolas"/>
+          <w:szCs w:val="20"/>
+          <w:lang w:val="en-GB"/>
+        </w:rPr>
+        <w:t>() {</w:t>
       </w:r>
     </w:p>
     <w:p>
@@ -1672,6 +1872,7 @@
           <w:lang w:val="en-GB"/>
         </w:rPr>
       </w:pPr>
+      <w:proofErr w:type="spellStart"/>
       <w:r>
         <w:rPr>
           <w:rFonts w:ascii="Consolas" w:eastAsiaTheme="minorEastAsia" w:hAnsi="Consolas" w:cs="Consolas"/>
@@ -1687,8 +1888,18 @@
           <w:szCs w:val="20"/>
           <w:lang w:val="en-GB"/>
         </w:rPr>
-        <w:t>.schedule(</w:t>
-      </w:r>
+        <w:t>.schedule</w:t>
+      </w:r>
+      <w:proofErr w:type="spellEnd"/>
+      <w:r>
+        <w:rPr>
+          <w:rFonts w:ascii="Consolas" w:eastAsiaTheme="minorEastAsia" w:hAnsi="Consolas" w:cs="Consolas"/>
+          <w:szCs w:val="20"/>
+          <w:lang w:val="en-GB"/>
+        </w:rPr>
+        <w:t>(</w:t>
+      </w:r>
+      <w:proofErr w:type="spellStart"/>
       <w:r>
         <w:rPr>
           <w:rFonts w:ascii="Consolas" w:eastAsiaTheme="minorEastAsia" w:hAnsi="Consolas" w:cs="Consolas"/>
@@ -1698,6 +1909,7 @@
         </w:rPr>
         <w:t>tt</w:t>
       </w:r>
+      <w:proofErr w:type="spellEnd"/>
       <w:r>
         <w:rPr>
           <w:rFonts w:ascii="Consolas" w:eastAsiaTheme="minorEastAsia" w:hAnsi="Consolas" w:cs="Consolas"/>
@@ -1869,6 +2081,7 @@
           <w:lang w:val="en-GB"/>
         </w:rPr>
       </w:pPr>
+      <w:proofErr w:type="spellStart"/>
       <w:r>
         <w:rPr>
           <w:rFonts w:ascii="Consolas" w:eastAsiaTheme="minorEastAsia" w:hAnsi="Consolas" w:cs="Consolas"/>
@@ -1884,7 +2097,16 @@
           <w:szCs w:val="20"/>
           <w:lang w:val="en-GB"/>
         </w:rPr>
-        <w:t>.addWindowListener(</w:t>
+        <w:t>.addWindowListener</w:t>
+      </w:r>
+      <w:proofErr w:type="spellEnd"/>
+      <w:r>
+        <w:rPr>
+          <w:rFonts w:ascii="Consolas" w:eastAsiaTheme="minorEastAsia" w:hAnsi="Consolas" w:cs="Consolas"/>
+          <w:szCs w:val="20"/>
+          <w:lang w:val="en-GB"/>
+        </w:rPr>
+        <w:t>(</w:t>
       </w:r>
       <w:r>
         <w:rPr>
@@ -1903,7 +2125,25 @@
           <w:szCs w:val="20"/>
           <w:lang w:val="en-GB"/>
         </w:rPr>
-        <w:t xml:space="preserve"> WindowAdapter() {</w:t>
+        <w:t xml:space="preserve"> </w:t>
+      </w:r>
+      <w:proofErr w:type="spellStart"/>
+      <w:r>
+        <w:rPr>
+          <w:rFonts w:ascii="Consolas" w:eastAsiaTheme="minorEastAsia" w:hAnsi="Consolas" w:cs="Consolas"/>
+          <w:szCs w:val="20"/>
+          <w:lang w:val="en-GB"/>
+        </w:rPr>
+        <w:t>WindowAdapter</w:t>
+      </w:r>
+      <w:proofErr w:type="spellEnd"/>
+      <w:r>
+        <w:rPr>
+          <w:rFonts w:ascii="Consolas" w:eastAsiaTheme="minorEastAsia" w:hAnsi="Consolas" w:cs="Consolas"/>
+          <w:szCs w:val="20"/>
+          <w:lang w:val="en-GB"/>
+        </w:rPr>
+        <w:t>() {</w:t>
       </w:r>
     </w:p>
     <w:p>
@@ -1976,7 +2216,43 @@
           <w:szCs w:val="20"/>
           <w:lang w:val="en-GB"/>
         </w:rPr>
-        <w:t xml:space="preserve"> windowClosing(WindowEvent </w:t>
+        <w:t xml:space="preserve"> </w:t>
+      </w:r>
+      <w:proofErr w:type="spellStart"/>
+      <w:r>
+        <w:rPr>
+          <w:rFonts w:ascii="Consolas" w:eastAsiaTheme="minorEastAsia" w:hAnsi="Consolas" w:cs="Consolas"/>
+          <w:szCs w:val="20"/>
+          <w:lang w:val="en-GB"/>
+        </w:rPr>
+        <w:t>windowClosing</w:t>
+      </w:r>
+      <w:proofErr w:type="spellEnd"/>
+      <w:r>
+        <w:rPr>
+          <w:rFonts w:ascii="Consolas" w:eastAsiaTheme="minorEastAsia" w:hAnsi="Consolas" w:cs="Consolas"/>
+          <w:szCs w:val="20"/>
+          <w:lang w:val="en-GB"/>
+        </w:rPr>
+        <w:t>(</w:t>
+      </w:r>
+      <w:proofErr w:type="spellStart"/>
+      <w:r>
+        <w:rPr>
+          <w:rFonts w:ascii="Consolas" w:eastAsiaTheme="minorEastAsia" w:hAnsi="Consolas" w:cs="Consolas"/>
+          <w:szCs w:val="20"/>
+          <w:lang w:val="en-GB"/>
+        </w:rPr>
+        <w:t>WindowEvent</w:t>
+      </w:r>
+      <w:proofErr w:type="spellEnd"/>
+      <w:r>
+        <w:rPr>
+          <w:rFonts w:ascii="Consolas" w:eastAsiaTheme="minorEastAsia" w:hAnsi="Consolas" w:cs="Consolas"/>
+          <w:szCs w:val="20"/>
+          <w:lang w:val="en-GB"/>
+        </w:rPr>
+        <w:t xml:space="preserve"> </w:t>
       </w:r>
       <w:r>
         <w:rPr>
@@ -2008,6 +2284,7 @@
           <w:lang w:val="en-GB"/>
         </w:rPr>
       </w:pPr>
+      <w:proofErr w:type="spellStart"/>
       <w:r>
         <w:rPr>
           <w:rFonts w:ascii="Consolas" w:eastAsiaTheme="minorEastAsia" w:hAnsi="Consolas" w:cs="Consolas"/>
@@ -2023,7 +2300,16 @@
           <w:szCs w:val="20"/>
           <w:lang w:val="en-GB"/>
         </w:rPr>
-        <w:t>.cancel();</w:t>
+        <w:t>.cancel</w:t>
+      </w:r>
+      <w:proofErr w:type="spellEnd"/>
+      <w:r>
+        <w:rPr>
+          <w:rFonts w:ascii="Consolas" w:eastAsiaTheme="minorEastAsia" w:hAnsi="Consolas" w:cs="Consolas"/>
+          <w:szCs w:val="20"/>
+          <w:lang w:val="en-GB"/>
+        </w:rPr>
+        <w:t>();</w:t>
       </w:r>
     </w:p>
     <w:p>
@@ -2038,6 +2324,7 @@
           <w:lang w:val="en-GB"/>
         </w:rPr>
       </w:pPr>
+      <w:proofErr w:type="spellStart"/>
       <w:r>
         <w:rPr>
           <w:rFonts w:ascii="Consolas" w:eastAsiaTheme="minorEastAsia" w:hAnsi="Consolas" w:cs="Consolas"/>
@@ -2053,7 +2340,16 @@
           <w:szCs w:val="20"/>
           <w:lang w:val="en-GB"/>
         </w:rPr>
-        <w:t>.cancel();</w:t>
+        <w:t>.cancel</w:t>
+      </w:r>
+      <w:proofErr w:type="spellEnd"/>
+      <w:r>
+        <w:rPr>
+          <w:rFonts w:ascii="Consolas" w:eastAsiaTheme="minorEastAsia" w:hAnsi="Consolas" w:cs="Consolas"/>
+          <w:szCs w:val="20"/>
+          <w:lang w:val="en-GB"/>
+        </w:rPr>
+        <w:t>();</w:t>
       </w:r>
     </w:p>
     <w:p>
@@ -2308,6 +2604,7 @@
           <w:lang w:val="en-GB"/>
         </w:rPr>
       </w:pPr>
+      <w:proofErr w:type="spellStart"/>
       <w:r>
         <w:rPr>
           <w:rFonts w:ascii="Consolas" w:eastAsiaTheme="minorEastAsia" w:hAnsi="Consolas" w:cs="Consolas"/>
@@ -2325,7 +2622,16 @@
           <w:szCs w:val="20"/>
           <w:lang w:val="en-GB"/>
         </w:rPr>
-        <w:t>.repaint();</w:t>
+        <w:t>.repaint</w:t>
+      </w:r>
+      <w:proofErr w:type="spellEnd"/>
+      <w:r>
+        <w:rPr>
+          <w:rFonts w:ascii="Consolas" w:eastAsiaTheme="minorEastAsia" w:hAnsi="Consolas" w:cs="Consolas"/>
+          <w:szCs w:val="20"/>
+          <w:lang w:val="en-GB"/>
+        </w:rPr>
+        <w:t>();</w:t>
       </w:r>
     </w:p>
     <w:p>
@@ -2610,6 +2916,7 @@
         </w:rPr>
         <w:br/>
       </w:r>
+      <w:proofErr w:type="spellStart"/>
       <w:r>
         <w:rPr>
           <w:rFonts w:ascii="Consolas" w:hAnsi="Consolas"/>
@@ -2622,7 +2929,23 @@
           <w:rFonts w:ascii="Consolas" w:hAnsi="Consolas"/>
           <w:color w:val="000000"/>
         </w:rPr>
-        <w:t>.setColor(Color.</w:t>
+        <w:t>.setColor</w:t>
+      </w:r>
+      <w:proofErr w:type="spellEnd"/>
+      <w:r>
+        <w:rPr>
+          <w:rFonts w:ascii="Consolas" w:hAnsi="Consolas"/>
+          <w:color w:val="000000"/>
+        </w:rPr>
+        <w:t>(</w:t>
+      </w:r>
+      <w:proofErr w:type="spellStart"/>
+      <w:r>
+        <w:rPr>
+          <w:rFonts w:ascii="Consolas" w:hAnsi="Consolas"/>
+          <w:color w:val="000000"/>
+        </w:rPr>
+        <w:t>Color.</w:t>
       </w:r>
       <w:r>
         <w:rPr>
@@ -2635,6 +2958,7 @@
         </w:rPr>
         <w:t>RED</w:t>
       </w:r>
+      <w:proofErr w:type="spellEnd"/>
       <w:r>
         <w:rPr>
           <w:rFonts w:ascii="Consolas" w:hAnsi="Consolas"/>
@@ -2676,6 +3000,7 @@
         </w:rPr>
         <w:tab/>
       </w:r>
+      <w:proofErr w:type="spellStart"/>
       <w:r>
         <w:rPr>
           <w:rFonts w:ascii="Consolas" w:hAnsi="Consolas"/>
@@ -2688,7 +3013,15 @@
           <w:rFonts w:ascii="Consolas" w:hAnsi="Consolas"/>
           <w:color w:val="000000"/>
         </w:rPr>
-        <w:t>.fillRect(0, 0, 300, 300);</w:t>
+        <w:t>.fillRect</w:t>
+      </w:r>
+      <w:proofErr w:type="spellEnd"/>
+      <w:r>
+        <w:rPr>
+          <w:rFonts w:ascii="Consolas" w:hAnsi="Consolas"/>
+          <w:color w:val="000000"/>
+        </w:rPr>
+        <w:t>(0, 0, 300, 300);</w:t>
       </w:r>
     </w:p>
     <w:p>
@@ -2724,6 +3057,7 @@
         </w:rPr>
         <w:tab/>
       </w:r>
+      <w:proofErr w:type="spellStart"/>
       <w:r>
         <w:rPr>
           <w:rFonts w:ascii="Consolas" w:hAnsi="Consolas"/>
@@ -2736,7 +3070,23 @@
           <w:rFonts w:ascii="Consolas" w:hAnsi="Consolas"/>
           <w:color w:val="000000"/>
         </w:rPr>
-        <w:t>.setColor(Color.</w:t>
+        <w:t>.setColor</w:t>
+      </w:r>
+      <w:proofErr w:type="spellEnd"/>
+      <w:r>
+        <w:rPr>
+          <w:rFonts w:ascii="Consolas" w:hAnsi="Consolas"/>
+          <w:color w:val="000000"/>
+        </w:rPr>
+        <w:t>(</w:t>
+      </w:r>
+      <w:proofErr w:type="spellStart"/>
+      <w:r>
+        <w:rPr>
+          <w:rFonts w:ascii="Consolas" w:hAnsi="Consolas"/>
+          <w:color w:val="000000"/>
+        </w:rPr>
+        <w:t>Color.</w:t>
       </w:r>
       <w:r>
         <w:rPr>
@@ -2749,6 +3099,7 @@
         </w:rPr>
         <w:t>blue</w:t>
       </w:r>
+      <w:proofErr w:type="spellEnd"/>
       <w:r>
         <w:rPr>
           <w:rFonts w:ascii="Consolas" w:hAnsi="Consolas"/>
@@ -2790,6 +3141,7 @@
         </w:rPr>
         <w:tab/>
       </w:r>
+      <w:proofErr w:type="spellStart"/>
       <w:r>
         <w:rPr>
           <w:rFonts w:ascii="Consolas" w:hAnsi="Consolas"/>
@@ -2802,7 +3154,15 @@
           <w:rFonts w:ascii="Consolas" w:hAnsi="Consolas"/>
           <w:color w:val="000000"/>
         </w:rPr>
-        <w:t>.fillOval(</w:t>
+        <w:t>.fillOval</w:t>
+      </w:r>
+      <w:proofErr w:type="spellEnd"/>
+      <w:r>
+        <w:rPr>
+          <w:rFonts w:ascii="Consolas" w:hAnsi="Consolas"/>
+          <w:color w:val="000000"/>
+        </w:rPr>
+        <w:t>(</w:t>
       </w:r>
       <w:r>
         <w:rPr>
@@ -2918,194 +3278,275 @@
       <w:pPr>
         <w:pStyle w:val="Numberlist"/>
         <w:rPr>
-          <w:rFonts w:ascii="Arial" w:eastAsia="Arial" w:hAnsi="Arial" w:cs="Arial"/>
-          <w:color w:val="000000"/>
-        </w:rPr>
-      </w:pPr>
-      <w:r>
-        <w:t>Run the application to see if your code works as expected.</w:t>
-      </w:r>
-      <w:r>
-        <w:br/>
-      </w:r>
-    </w:p>
-    <w:p>
-      <w:pPr>
-        <w:pStyle w:val="Numberlist"/>
-      </w:pPr>
-      <w:r>
-        <w:t xml:space="preserve">Create a class called </w:t>
-      </w:r>
-      <w:r>
-        <w:rPr>
-          <w:b/>
-        </w:rPr>
-        <w:t>Ball</w:t>
-      </w:r>
-      <w:r>
-        <w:t xml:space="preserve"> with the following fields</w:t>
-      </w:r>
-      <w:r>
-        <w:t>.</w:t>
-      </w:r>
-    </w:p>
-    <w:p>
-      <w:pPr>
-        <w:pStyle w:val="ListParagraph"/>
-        <w:ind w:left="1440" w:firstLine="0"/>
-        <w:rPr>
-          <w:rFonts w:ascii="Consolas" w:eastAsiaTheme="minorEastAsia" w:hAnsi="Consolas" w:cs="Consolas"/>
-          <w:color w:val="auto"/>
-          <w:szCs w:val="20"/>
-          <w:lang w:val="en-GB"/>
-        </w:rPr>
-      </w:pPr>
-      <w:r>
-        <w:rPr>
-          <w:rFonts w:ascii="Consolas" w:eastAsiaTheme="minorEastAsia" w:hAnsi="Consolas" w:cs="Consolas"/>
+          <w:rFonts w:ascii="Consolas" w:hAnsi="Consolas"/>
+        </w:rPr>
+      </w:pPr>
+      <w:r>
+        <w:t xml:space="preserve">Add </w:t>
+      </w:r>
+      <w:r>
+        <w:rPr>
+          <w:rFonts w:ascii="Consolas" w:hAnsi="Consolas"/>
           <w:b/>
           <w:bCs/>
           <w:color w:val="7F0055"/>
-          <w:szCs w:val="20"/>
-          <w:lang w:val="en-GB"/>
-        </w:rPr>
-        <w:t>public</w:t>
-      </w:r>
-      <w:r>
-        <w:rPr>
-          <w:rFonts w:ascii="Consolas" w:eastAsiaTheme="minorEastAsia" w:hAnsi="Consolas" w:cs="Consolas"/>
-          <w:szCs w:val="20"/>
-          <w:lang w:val="en-GB"/>
+        </w:rPr>
+        <w:t>requires</w:t>
+      </w:r>
+      <w:r>
+        <w:rPr>
+          <w:rFonts w:ascii="Consolas" w:hAnsi="Consolas"/>
+          <w:b/>
+          <w:bCs/>
+          <w:color w:val="000000"/>
         </w:rPr>
         <w:t xml:space="preserve"> </w:t>
       </w:r>
-      <w:r>
-        <w:rPr>
-          <w:rFonts w:ascii="Consolas" w:eastAsiaTheme="minorEastAsia" w:hAnsi="Consolas" w:cs="Consolas"/>
+      <w:proofErr w:type="spellStart"/>
+      <w:r>
+        <w:rPr>
+          <w:rFonts w:ascii="Consolas" w:hAnsi="Consolas"/>
+          <w:b/>
+          <w:bCs/>
+          <w:color w:val="000000"/>
+        </w:rPr>
+        <w:t>java.desktop</w:t>
+      </w:r>
+      <w:proofErr w:type="spellEnd"/>
+      <w:r>
+        <w:rPr>
+          <w:rFonts w:ascii="Consolas" w:hAnsi="Consolas"/>
+          <w:b/>
+          <w:bCs/>
+          <w:color w:val="000000"/>
+        </w:rPr>
+        <w:t>;</w:t>
+      </w:r>
+      <w:r>
+        <w:rPr>
+          <w:rFonts w:ascii="Consolas" w:hAnsi="Consolas"/>
+          <w:b/>
+          <w:bCs/>
+          <w:color w:val="000000"/>
+        </w:rPr>
+        <w:t xml:space="preserve"> </w:t>
+      </w:r>
+      <w:r>
+        <w:t xml:space="preserve">to your </w:t>
+      </w:r>
+      <w:r>
+        <w:rPr>
+          <w:b/>
+          <w:bCs/>
+        </w:rPr>
+        <w:t>module-info.java</w:t>
+      </w:r>
+      <w:r>
+        <w:t xml:space="preserve"> file:</w:t>
+      </w:r>
+      <w:r>
+        <w:rPr>
+          <w:rFonts w:ascii="Consolas" w:hAnsi="Consolas"/>
           <w:b/>
           <w:bCs/>
           <w:color w:val="7F0055"/>
-          <w:szCs w:val="20"/>
-          <w:lang w:val="en-GB"/>
-        </w:rPr>
-        <w:t>int</w:t>
-      </w:r>
-      <w:r>
-        <w:rPr>
-          <w:rFonts w:ascii="Consolas" w:eastAsiaTheme="minorEastAsia" w:hAnsi="Consolas" w:cs="Consolas"/>
-          <w:szCs w:val="20"/>
-          <w:lang w:val="en-GB"/>
-        </w:rPr>
-        <w:t xml:space="preserve"> </w:t>
-      </w:r>
-      <w:r>
-        <w:rPr>
-          <w:rFonts w:ascii="Consolas" w:eastAsiaTheme="minorEastAsia" w:hAnsi="Consolas" w:cs="Consolas"/>
-          <w:color w:val="0000C0"/>
-          <w:szCs w:val="20"/>
-          <w:lang w:val="en-GB"/>
-        </w:rPr>
-        <w:t>x</w:t>
-      </w:r>
-      <w:r>
-        <w:rPr>
-          <w:rFonts w:ascii="Consolas" w:eastAsiaTheme="minorEastAsia" w:hAnsi="Consolas" w:cs="Consolas"/>
-          <w:szCs w:val="20"/>
-          <w:lang w:val="en-GB"/>
-        </w:rPr>
-        <w:t xml:space="preserve">, </w:t>
-      </w:r>
-      <w:r>
-        <w:rPr>
-          <w:rFonts w:ascii="Consolas" w:eastAsiaTheme="minorEastAsia" w:hAnsi="Consolas" w:cs="Consolas"/>
-          <w:color w:val="0000C0"/>
-          <w:szCs w:val="20"/>
-          <w:lang w:val="en-GB"/>
-        </w:rPr>
-        <w:t>y</w:t>
-      </w:r>
-      <w:r>
-        <w:rPr>
-          <w:rFonts w:ascii="Consolas" w:eastAsiaTheme="minorEastAsia" w:hAnsi="Consolas" w:cs="Consolas"/>
-          <w:szCs w:val="20"/>
-          <w:lang w:val="en-GB"/>
-        </w:rPr>
-        <w:t xml:space="preserve">, </w:t>
-      </w:r>
-      <w:r>
-        <w:rPr>
-          <w:rFonts w:ascii="Consolas" w:eastAsiaTheme="minorEastAsia" w:hAnsi="Consolas" w:cs="Consolas"/>
-          <w:color w:val="0000C0"/>
-          <w:szCs w:val="20"/>
-          <w:u w:val="single"/>
-          <w:lang w:val="en-GB"/>
-        </w:rPr>
-        <w:t>w</w:t>
-      </w:r>
-      <w:r>
-        <w:rPr>
-          <w:rFonts w:ascii="Consolas" w:eastAsiaTheme="minorEastAsia" w:hAnsi="Consolas" w:cs="Consolas"/>
-          <w:szCs w:val="20"/>
-          <w:lang w:val="en-GB"/>
-        </w:rPr>
-        <w:t xml:space="preserve">, </w:t>
-      </w:r>
-      <w:r>
-        <w:rPr>
-          <w:rFonts w:ascii="Consolas" w:eastAsiaTheme="minorEastAsia" w:hAnsi="Consolas" w:cs="Consolas"/>
-          <w:color w:val="0000C0"/>
-          <w:szCs w:val="20"/>
-          <w:u w:val="single"/>
-          <w:lang w:val="en-GB"/>
-        </w:rPr>
-        <w:t>h</w:t>
-      </w:r>
-      <w:r>
-        <w:rPr>
-          <w:rFonts w:ascii="Consolas" w:eastAsiaTheme="minorEastAsia" w:hAnsi="Consolas" w:cs="Consolas"/>
-          <w:szCs w:val="20"/>
-          <w:lang w:val="en-GB"/>
-        </w:rPr>
-        <w:t>;</w:t>
-      </w:r>
-    </w:p>
-    <w:p>
-      <w:pPr>
-        <w:pStyle w:val="ListParagraph"/>
-        <w:ind w:left="1440" w:firstLine="0"/>
-        <w:rPr>
-          <w:rFonts w:ascii="Consolas" w:eastAsiaTheme="minorEastAsia" w:hAnsi="Consolas" w:cs="Consolas"/>
-          <w:color w:val="000000"/>
-          <w:sz w:val="20"/>
-          <w:szCs w:val="20"/>
-          <w:lang w:val="en-GB"/>
-        </w:rPr>
-      </w:pPr>
-      <w:r>
-        <w:rPr>
-          <w:rFonts w:ascii="Consolas" w:eastAsiaTheme="minorEastAsia" w:hAnsi="Consolas" w:cs="Consolas"/>
+          <w:sz w:val="28"/>
+          <w:szCs w:val="28"/>
+        </w:rPr>
+        <w:br/>
+      </w:r>
+      <w:r>
+        <w:rPr>
+          <w:rFonts w:ascii="Consolas" w:hAnsi="Consolas"/>
           <w:b/>
           <w:bCs/>
           <w:color w:val="7F0055"/>
-          <w:szCs w:val="20"/>
-          <w:lang w:val="en-GB"/>
-        </w:rPr>
-        <w:t>private</w:t>
-      </w:r>
-      <w:r>
-        <w:rPr>
-          <w:rFonts w:ascii="Consolas" w:eastAsiaTheme="minorEastAsia" w:hAnsi="Consolas" w:cs="Consolas"/>
-          <w:szCs w:val="20"/>
-          <w:lang w:val="en-GB"/>
+        </w:rPr>
+        <w:t>module</w:t>
+      </w:r>
+      <w:r>
+        <w:rPr>
+          <w:rFonts w:ascii="Consolas" w:hAnsi="Consolas"/>
         </w:rPr>
         <w:t xml:space="preserve"> </w:t>
       </w:r>
       <w:r>
         <w:rPr>
-          <w:rFonts w:ascii="Consolas" w:eastAsiaTheme="minorEastAsia" w:hAnsi="Consolas" w:cs="Consolas"/>
+          <w:rFonts w:ascii="Consolas" w:hAnsi="Consolas"/>
+        </w:rPr>
+        <w:t>&lt;your module name&gt;</w:t>
+      </w:r>
+      <w:r>
+        <w:rPr>
+          <w:rFonts w:ascii="Consolas" w:hAnsi="Consolas"/>
+        </w:rPr>
+        <w:t xml:space="preserve"> {</w:t>
+      </w:r>
+    </w:p>
+    <w:p>
+      <w:pPr>
+        <w:pStyle w:val="NormalWeb"/>
+        <w:shd w:val="clear" w:color="auto" w:fill="FFFFFF"/>
+        <w:spacing w:before="0" w:beforeAutospacing="0" w:after="0" w:afterAutospacing="0"/>
+        <w:ind w:left="720" w:firstLine="720"/>
+        <w:rPr>
+          <w:rFonts w:ascii="Consolas" w:hAnsi="Consolas"/>
+          <w:color w:val="000000"/>
+        </w:rPr>
+      </w:pPr>
+      <w:r>
+        <w:rPr>
+          <w:rFonts w:ascii="Consolas" w:hAnsi="Consolas"/>
           <w:b/>
           <w:bCs/>
           <w:color w:val="7F0055"/>
+          <w:sz w:val="28"/>
+          <w:szCs w:val="28"/>
+        </w:rPr>
+        <w:t>requires</w:t>
+      </w:r>
+      <w:r>
+        <w:rPr>
+          <w:rFonts w:ascii="Consolas" w:hAnsi="Consolas"/>
+          <w:b/>
+          <w:bCs/>
+          <w:color w:val="000000"/>
+          <w:sz w:val="28"/>
+          <w:szCs w:val="28"/>
+        </w:rPr>
+        <w:t xml:space="preserve"> </w:t>
+      </w:r>
+      <w:proofErr w:type="spellStart"/>
+      <w:r>
+        <w:rPr>
+          <w:rFonts w:ascii="Consolas" w:hAnsi="Consolas"/>
+          <w:b/>
+          <w:bCs/>
+          <w:color w:val="000000"/>
+          <w:sz w:val="28"/>
+          <w:szCs w:val="28"/>
+        </w:rPr>
+        <w:t>java.desktop</w:t>
+      </w:r>
+      <w:proofErr w:type="spellEnd"/>
+      <w:r>
+        <w:rPr>
+          <w:rFonts w:ascii="Consolas" w:hAnsi="Consolas"/>
+          <w:b/>
+          <w:bCs/>
+          <w:color w:val="000000"/>
+          <w:sz w:val="28"/>
+          <w:szCs w:val="28"/>
+        </w:rPr>
+        <w:t>;</w:t>
+      </w:r>
+      <w:r>
+        <w:rPr>
+          <w:rFonts w:ascii="Consolas" w:hAnsi="Consolas"/>
+          <w:color w:val="000000"/>
+        </w:rPr>
+        <w:br/>
+      </w:r>
+      <w:r>
+        <w:rPr>
+          <w:rFonts w:ascii="Consolas" w:hAnsi="Consolas"/>
+          <w:color w:val="000000"/>
+        </w:rPr>
+        <w:t xml:space="preserve"> </w:t>
+      </w:r>
+      <w:r>
+        <w:rPr>
+          <w:rFonts w:ascii="Consolas" w:hAnsi="Consolas"/>
+          <w:color w:val="000000"/>
+        </w:rPr>
+        <w:t>}</w:t>
+      </w:r>
+    </w:p>
+    <w:p>
+      <w:pPr>
+        <w:pStyle w:val="Numberlist"/>
+        <w:numPr>
+          <w:ilvl w:val="0"/>
+          <w:numId w:val="0"/>
+        </w:numPr>
+        <w:ind w:left="851" w:hanging="284"/>
+        <w:rPr>
+          <w:rFonts w:ascii="Arial" w:eastAsia="Arial" w:hAnsi="Arial" w:cs="Arial"/>
+          <w:color w:val="000000"/>
+        </w:rPr>
+      </w:pPr>
+    </w:p>
+    <w:p>
+      <w:pPr>
+        <w:pStyle w:val="Numberlist"/>
+        <w:rPr>
+          <w:rFonts w:ascii="Arial" w:eastAsia="Arial" w:hAnsi="Arial" w:cs="Arial"/>
+          <w:color w:val="000000"/>
+        </w:rPr>
+      </w:pPr>
+      <w:r>
+        <w:t>Run the application to see if your code works as expected.</w:t>
+      </w:r>
+      <w:r>
+        <w:br/>
+      </w:r>
+    </w:p>
+    <w:p>
+      <w:pPr>
+        <w:pStyle w:val="Numberlist"/>
+      </w:pPr>
+      <w:r>
+        <w:t xml:space="preserve">Create a class called </w:t>
+      </w:r>
+      <w:r>
+        <w:rPr>
+          <w:b/>
+        </w:rPr>
+        <w:t>Ball</w:t>
+      </w:r>
+      <w:r>
+        <w:t xml:space="preserve"> with the following fields</w:t>
+      </w:r>
+      <w:r>
+        <w:t>.</w:t>
+      </w:r>
+    </w:p>
+    <w:p>
+      <w:pPr>
+        <w:pStyle w:val="ListParagraph"/>
+        <w:ind w:left="1440" w:firstLine="0"/>
+        <w:rPr>
+          <w:rFonts w:ascii="Consolas" w:eastAsiaTheme="minorEastAsia" w:hAnsi="Consolas" w:cs="Consolas"/>
+          <w:color w:val="auto"/>
+          <w:szCs w:val="20"/>
+          <w:lang w:val="en-GB"/>
+        </w:rPr>
+      </w:pPr>
+      <w:r>
+        <w:rPr>
+          <w:rFonts w:ascii="Consolas" w:eastAsiaTheme="minorEastAsia" w:hAnsi="Consolas" w:cs="Consolas"/>
+          <w:b/>
+          <w:bCs/>
+          <w:color w:val="7F0055"/>
+          <w:szCs w:val="20"/>
+          <w:lang w:val="en-GB"/>
+        </w:rPr>
+        <w:t>public</w:t>
+      </w:r>
+      <w:r>
+        <w:rPr>
+          <w:rFonts w:ascii="Consolas" w:eastAsiaTheme="minorEastAsia" w:hAnsi="Consolas" w:cs="Consolas"/>
+          <w:szCs w:val="20"/>
+          <w:lang w:val="en-GB"/>
+        </w:rPr>
+        <w:t xml:space="preserve"> </w:t>
+      </w:r>
+      <w:r>
+        <w:rPr>
+          <w:rFonts w:ascii="Consolas" w:eastAsiaTheme="minorEastAsia" w:hAnsi="Consolas" w:cs="Consolas"/>
+          <w:b/>
+          <w:bCs/>
+          <w:color w:val="7F0055"/>
           <w:szCs w:val="20"/>
           <w:lang w:val="en-GB"/>
         </w:rPr>
@@ -3126,8 +3567,131 @@
           <w:szCs w:val="20"/>
           <w:lang w:val="en-GB"/>
         </w:rPr>
+        <w:t>x</w:t>
+      </w:r>
+      <w:r>
+        <w:rPr>
+          <w:rFonts w:ascii="Consolas" w:eastAsiaTheme="minorEastAsia" w:hAnsi="Consolas" w:cs="Consolas"/>
+          <w:szCs w:val="20"/>
+          <w:lang w:val="en-GB"/>
+        </w:rPr>
+        <w:t xml:space="preserve">, </w:t>
+      </w:r>
+      <w:r>
+        <w:rPr>
+          <w:rFonts w:ascii="Consolas" w:eastAsiaTheme="minorEastAsia" w:hAnsi="Consolas" w:cs="Consolas"/>
+          <w:color w:val="0000C0"/>
+          <w:szCs w:val="20"/>
+          <w:lang w:val="en-GB"/>
+        </w:rPr>
+        <w:t>y</w:t>
+      </w:r>
+      <w:r>
+        <w:rPr>
+          <w:rFonts w:ascii="Consolas" w:eastAsiaTheme="minorEastAsia" w:hAnsi="Consolas" w:cs="Consolas"/>
+          <w:szCs w:val="20"/>
+          <w:lang w:val="en-GB"/>
+        </w:rPr>
+        <w:t xml:space="preserve">, </w:t>
+      </w:r>
+      <w:r>
+        <w:rPr>
+          <w:rFonts w:ascii="Consolas" w:eastAsiaTheme="minorEastAsia" w:hAnsi="Consolas" w:cs="Consolas"/>
+          <w:color w:val="0000C0"/>
+          <w:szCs w:val="20"/>
+          <w:u w:val="single"/>
+          <w:lang w:val="en-GB"/>
+        </w:rPr>
+        <w:t>w</w:t>
+      </w:r>
+      <w:r>
+        <w:rPr>
+          <w:rFonts w:ascii="Consolas" w:eastAsiaTheme="minorEastAsia" w:hAnsi="Consolas" w:cs="Consolas"/>
+          <w:szCs w:val="20"/>
+          <w:lang w:val="en-GB"/>
+        </w:rPr>
+        <w:t xml:space="preserve">, </w:t>
+      </w:r>
+      <w:r>
+        <w:rPr>
+          <w:rFonts w:ascii="Consolas" w:eastAsiaTheme="minorEastAsia" w:hAnsi="Consolas" w:cs="Consolas"/>
+          <w:color w:val="0000C0"/>
+          <w:szCs w:val="20"/>
+          <w:u w:val="single"/>
+          <w:lang w:val="en-GB"/>
+        </w:rPr>
+        <w:t>h</w:t>
+      </w:r>
+      <w:r>
+        <w:rPr>
+          <w:rFonts w:ascii="Consolas" w:eastAsiaTheme="minorEastAsia" w:hAnsi="Consolas" w:cs="Consolas"/>
+          <w:szCs w:val="20"/>
+          <w:lang w:val="en-GB"/>
+        </w:rPr>
+        <w:t>;</w:t>
+      </w:r>
+    </w:p>
+    <w:p>
+      <w:pPr>
+        <w:pStyle w:val="ListParagraph"/>
+        <w:ind w:left="1440" w:firstLine="0"/>
+        <w:rPr>
+          <w:rFonts w:ascii="Consolas" w:eastAsiaTheme="minorEastAsia" w:hAnsi="Consolas" w:cs="Consolas"/>
+          <w:color w:val="000000"/>
+          <w:sz w:val="20"/>
+          <w:szCs w:val="20"/>
+          <w:lang w:val="en-GB"/>
+        </w:rPr>
+      </w:pPr>
+      <w:r>
+        <w:rPr>
+          <w:rFonts w:ascii="Consolas" w:eastAsiaTheme="minorEastAsia" w:hAnsi="Consolas" w:cs="Consolas"/>
+          <w:b/>
+          <w:bCs/>
+          <w:color w:val="7F0055"/>
+          <w:szCs w:val="20"/>
+          <w:lang w:val="en-GB"/>
+        </w:rPr>
+        <w:t>private</w:t>
+      </w:r>
+      <w:r>
+        <w:rPr>
+          <w:rFonts w:ascii="Consolas" w:eastAsiaTheme="minorEastAsia" w:hAnsi="Consolas" w:cs="Consolas"/>
+          <w:szCs w:val="20"/>
+          <w:lang w:val="en-GB"/>
+        </w:rPr>
+        <w:t xml:space="preserve"> </w:t>
+      </w:r>
+      <w:r>
+        <w:rPr>
+          <w:rFonts w:ascii="Consolas" w:eastAsiaTheme="minorEastAsia" w:hAnsi="Consolas" w:cs="Consolas"/>
+          <w:b/>
+          <w:bCs/>
+          <w:color w:val="7F0055"/>
+          <w:szCs w:val="20"/>
+          <w:lang w:val="en-GB"/>
+        </w:rPr>
+        <w:t>int</w:t>
+      </w:r>
+      <w:r>
+        <w:rPr>
+          <w:rFonts w:ascii="Consolas" w:eastAsiaTheme="minorEastAsia" w:hAnsi="Consolas" w:cs="Consolas"/>
+          <w:szCs w:val="20"/>
+          <w:lang w:val="en-GB"/>
+        </w:rPr>
+        <w:t xml:space="preserve"> </w:t>
+      </w:r>
+      <w:proofErr w:type="spellStart"/>
+      <w:r>
+        <w:rPr>
+          <w:rFonts w:ascii="Consolas" w:eastAsiaTheme="minorEastAsia" w:hAnsi="Consolas" w:cs="Consolas"/>
+          <w:color w:val="0000C0"/>
+          <w:szCs w:val="20"/>
+          <w:lang w:val="en-GB"/>
+        </w:rPr>
         <w:t>dirX</w:t>
       </w:r>
+      <w:proofErr w:type="spellEnd"/>
       <w:r>
         <w:rPr>
           <w:rFonts w:ascii="Consolas" w:eastAsiaTheme="minorEastAsia" w:hAnsi="Consolas" w:cs="Consolas"/>
@@ -3136,6 +3700,7 @@
         </w:rPr>
         <w:t xml:space="preserve">, </w:t>
       </w:r>
+      <w:proofErr w:type="spellStart"/>
       <w:r>
         <w:rPr>
           <w:rFonts w:ascii="Consolas" w:eastAsiaTheme="minorEastAsia" w:hAnsi="Consolas" w:cs="Consolas"/>
@@ -3145,6 +3710,7 @@
         </w:rPr>
         <w:t>dirY</w:t>
       </w:r>
+      <w:proofErr w:type="spellEnd"/>
       <w:r>
         <w:rPr>
           <w:rFonts w:ascii="Consolas" w:eastAsiaTheme="minorEastAsia" w:hAnsi="Consolas" w:cs="Consolas"/>
@@ -3406,8 +3972,13 @@
                               <w:pPr>
                                 <w:spacing w:before="0"/>
                               </w:pPr>
+                              <w:proofErr w:type="spellStart"/>
                               <w:r>
-                                <w:t>x,y axis</w:t>
+                                <w:t>x,y</w:t>
+                              </w:r>
+                              <w:proofErr w:type="spellEnd"/>
+                              <w:r>
+                                <w:t xml:space="preserve"> axis</w:t>
                               </w:r>
                             </w:p>
                           </w:txbxContent>
@@ -4124,7 +4695,22 @@
       </w:r>
       <w:r>
         <w:br/>
-        <w:t>dirX and dirY are the amount by which each ball moves in the x and y direction.</w:t>
+      </w:r>
+      <w:proofErr w:type="spellStart"/>
+      <w:r>
+        <w:t>dirX</w:t>
+      </w:r>
+      <w:proofErr w:type="spellEnd"/>
+      <w:r>
+        <w:t xml:space="preserve"> and </w:t>
+      </w:r>
+      <w:proofErr w:type="spellStart"/>
+      <w:r>
+        <w:t>dirY</w:t>
+      </w:r>
+      <w:proofErr w:type="spellEnd"/>
+      <w:r>
+        <w:t xml:space="preserve"> are the amount by which each ball moves in the x and y direction.</w:t>
       </w:r>
       <w:r>
         <w:br/>
@@ -4140,7 +4726,15 @@
         </w:rPr>
       </w:pPr>
       <w:r>
-        <w:t>Create a constructor to set every field (x,y,w,h,dirX,dirY).</w:t>
+        <w:t>Create a constructor to set every field (</w:t>
+      </w:r>
+      <w:proofErr w:type="spellStart"/>
+      <w:r>
+        <w:t>x,y,w,h,dirX,dirY</w:t>
+      </w:r>
+      <w:proofErr w:type="spellEnd"/>
+      <w:r>
+        <w:t>).</w:t>
       </w:r>
     </w:p>
     <w:p>
@@ -4148,7 +4742,31 @@
         <w:pStyle w:val="Numberlist"/>
       </w:pPr>
       <w:r>
-        <w:t>To practice using constructor chaining, create another constructor to set just x,y,w,h but not the dirX and dirY.</w:t>
+        <w:t xml:space="preserve">To practice using constructor chaining, create another constructor to set just </w:t>
+      </w:r>
+      <w:proofErr w:type="spellStart"/>
+      <w:r>
+        <w:t>x,y,w,h</w:t>
+      </w:r>
+      <w:proofErr w:type="spellEnd"/>
+      <w:r>
+        <w:t xml:space="preserve"> but not the </w:t>
+      </w:r>
+      <w:proofErr w:type="spellStart"/>
+      <w:r>
+        <w:t>dirX</w:t>
+      </w:r>
+      <w:proofErr w:type="spellEnd"/>
+      <w:r>
+        <w:t xml:space="preserve"> and </w:t>
+      </w:r>
+      <w:proofErr w:type="spellStart"/>
+      <w:r>
+        <w:t>dirY</w:t>
+      </w:r>
+      <w:proofErr w:type="spellEnd"/>
+      <w:r>
+        <w:t>.</w:t>
       </w:r>
     </w:p>
     <w:p>
@@ -4161,7 +4779,23 @@
         <w:ind w:left="851"/>
       </w:pPr>
       <w:r>
-        <w:t>Use constructor chaining to call the first constructor with dirX=1 and dirY=1.</w:t>
+        <w:t xml:space="preserve">Use constructor chaining to call the first constructor with </w:t>
+      </w:r>
+      <w:proofErr w:type="spellStart"/>
+      <w:r>
+        <w:t>dirX</w:t>
+      </w:r>
+      <w:proofErr w:type="spellEnd"/>
+      <w:r>
+        <w:t xml:space="preserve">=1 and </w:t>
+      </w:r>
+      <w:proofErr w:type="spellStart"/>
+      <w:r>
+        <w:t>dirY</w:t>
+      </w:r>
+      <w:proofErr w:type="spellEnd"/>
+      <w:r>
+        <w:t>=1.</w:t>
       </w:r>
     </w:p>
     <w:p>
@@ -4169,6 +4803,7 @@
         <w:pStyle w:val="Numberlist"/>
       </w:pPr>
       <w:r>
+        <w:lastRenderedPageBreak/>
         <w:t xml:space="preserve">Create a method called </w:t>
       </w:r>
       <w:r>
@@ -4191,7 +4826,23 @@
       </w:r>
       <w:r>
         <w:br/>
-        <w:t xml:space="preserve">In this method, increase x by dirX and y by dirY and then follow a series of tests to make sure each ball stay within the world which is set in the </w:t>
+        <w:t xml:space="preserve">In this method, increase x by </w:t>
+      </w:r>
+      <w:proofErr w:type="spellStart"/>
+      <w:r>
+        <w:t>dirX</w:t>
+      </w:r>
+      <w:proofErr w:type="spellEnd"/>
+      <w:r>
+        <w:t xml:space="preserve"> and y by </w:t>
+      </w:r>
+      <w:proofErr w:type="spellStart"/>
+      <w:r>
+        <w:t>dirY</w:t>
+      </w:r>
+      <w:proofErr w:type="spellEnd"/>
+      <w:r>
+        <w:t xml:space="preserve"> and then follow a series of tests to make sure each ball stay within the world which is set in the </w:t>
       </w:r>
       <w:r>
         <w:rPr>
@@ -4219,12 +4870,16 @@
         <w:ind w:left="851"/>
       </w:pPr>
       <w:r>
-        <w:lastRenderedPageBreak/>
         <w:t>I</w:t>
       </w:r>
       <w:r>
-        <w:t>f (x &lt; 0) then set x=0 and change the sign of dirX</w:t>
-      </w:r>
+        <w:t xml:space="preserve">f (x &lt; 0) then set x=0 and change the sign of </w:t>
+      </w:r>
+      <w:proofErr w:type="spellStart"/>
+      <w:r>
+        <w:t>dirX</w:t>
+      </w:r>
+      <w:proofErr w:type="spellEnd"/>
       <w:r>
         <w:t>.</w:t>
       </w:r>
@@ -4235,12 +4890,28 @@
         <w:br/>
         <w:t xml:space="preserve">Tip: </w:t>
       </w:r>
+      <w:proofErr w:type="spellStart"/>
       <w:r>
         <w:rPr>
           <w:b/>
         </w:rPr>
-        <w:t>dirX = -dirX</w:t>
-      </w:r>
+        <w:t>dirX</w:t>
+      </w:r>
+      <w:proofErr w:type="spellEnd"/>
+      <w:r>
+        <w:rPr>
+          <w:b/>
+        </w:rPr>
+        <w:t xml:space="preserve"> = -</w:t>
+      </w:r>
+      <w:proofErr w:type="spellStart"/>
+      <w:r>
+        <w:rPr>
+          <w:b/>
+        </w:rPr>
+        <w:t>dirX</w:t>
+      </w:r>
+      <w:proofErr w:type="spellEnd"/>
       <w:r>
         <w:br/>
       </w:r>
@@ -4254,7 +4925,15 @@
         <w:br/>
       </w:r>
       <w:r>
-        <w:t>but this time changing dirY.</w:t>
+        <w:t xml:space="preserve">but this time changing </w:t>
+      </w:r>
+      <w:proofErr w:type="spellStart"/>
+      <w:r>
+        <w:t>dirY</w:t>
+      </w:r>
+      <w:proofErr w:type="spellEnd"/>
+      <w:r>
+        <w:t>.</w:t>
       </w:r>
       <w:r>
         <w:br/>
@@ -4279,7 +4958,15 @@
         <w:br/>
       </w:r>
       <w:r>
-        <w:t>and reverse the sign of dirY.</w:t>
+        <w:t xml:space="preserve">and reverse the sign of </w:t>
+      </w:r>
+      <w:proofErr w:type="spellStart"/>
+      <w:r>
+        <w:t>dirY</w:t>
+      </w:r>
+      <w:proofErr w:type="spellEnd"/>
+      <w:r>
+        <w:t>.</w:t>
       </w:r>
       <w:r>
         <w:br/>
@@ -4337,6 +5024,7 @@
         </w:rPr>
         <w:tab/>
       </w:r>
+      <w:proofErr w:type="spellStart"/>
       <w:r>
         <w:rPr>
           <w:rFonts w:ascii="Montserrat Light" w:eastAsia="Calibri" w:hAnsi="Montserrat Light" w:cs="Times New Roman"/>
@@ -4372,6 +5060,7 @@
         </w:rPr>
         <w:t>drawOval</w:t>
       </w:r>
+      <w:proofErr w:type="spellEnd"/>
       <w:r>
         <w:rPr>
           <w:rFonts w:ascii="Montserrat Light" w:eastAsia="Calibri" w:hAnsi="Montserrat Light" w:cs="Times New Roman"/>
@@ -4381,7 +5070,19 @@
           <w:szCs w:val="22"/>
           <w14:ligatures w14:val="none"/>
         </w:rPr>
-        <w:t>( b.</w:t>
+        <w:t xml:space="preserve">( </w:t>
+      </w:r>
+      <w:proofErr w:type="spellStart"/>
+      <w:r>
+        <w:rPr>
+          <w:rFonts w:ascii="Montserrat Light" w:eastAsia="Calibri" w:hAnsi="Montserrat Light" w:cs="Times New Roman"/>
+          <w:color w:val="000000"/>
+          <w:kern w:val="0"/>
+          <w:sz w:val="22"/>
+          <w:szCs w:val="22"/>
+          <w14:ligatures w14:val="none"/>
+        </w:rPr>
+        <w:t>b.</w:t>
       </w:r>
       <w:r>
         <w:rPr>
@@ -4395,6 +5096,7 @@
         </w:rPr>
         <w:t>x</w:t>
       </w:r>
+      <w:proofErr w:type="spellEnd"/>
       <w:r>
         <w:rPr>
           <w:rFonts w:ascii="Montserrat Light" w:eastAsia="Calibri" w:hAnsi="Montserrat Light" w:cs="Times New Roman"/>
@@ -4404,7 +5106,19 @@
           <w:szCs w:val="22"/>
           <w14:ligatures w14:val="none"/>
         </w:rPr>
-        <w:t>, b.</w:t>
+        <w:t xml:space="preserve">, </w:t>
+      </w:r>
+      <w:proofErr w:type="spellStart"/>
+      <w:r>
+        <w:rPr>
+          <w:rFonts w:ascii="Montserrat Light" w:eastAsia="Calibri" w:hAnsi="Montserrat Light" w:cs="Times New Roman"/>
+          <w:color w:val="000000"/>
+          <w:kern w:val="0"/>
+          <w:sz w:val="22"/>
+          <w:szCs w:val="22"/>
+          <w14:ligatures w14:val="none"/>
+        </w:rPr>
+        <w:t>b.</w:t>
       </w:r>
       <w:r>
         <w:rPr>
@@ -4418,6 +5132,7 @@
         </w:rPr>
         <w:t>y</w:t>
       </w:r>
+      <w:proofErr w:type="spellEnd"/>
       <w:r>
         <w:rPr>
           <w:rFonts w:ascii="Montserrat Light" w:eastAsia="Calibri" w:hAnsi="Montserrat Light" w:cs="Times New Roman"/>
@@ -4427,7 +5142,19 @@
           <w:szCs w:val="22"/>
           <w14:ligatures w14:val="none"/>
         </w:rPr>
-        <w:t>, b.</w:t>
+        <w:t xml:space="preserve">, </w:t>
+      </w:r>
+      <w:proofErr w:type="spellStart"/>
+      <w:r>
+        <w:rPr>
+          <w:rFonts w:ascii="Montserrat Light" w:eastAsia="Calibri" w:hAnsi="Montserrat Light" w:cs="Times New Roman"/>
+          <w:color w:val="000000"/>
+          <w:kern w:val="0"/>
+          <w:sz w:val="22"/>
+          <w:szCs w:val="22"/>
+          <w14:ligatures w14:val="none"/>
+        </w:rPr>
+        <w:t>b.</w:t>
       </w:r>
       <w:r>
         <w:rPr>
@@ -4441,6 +5168,7 @@
         </w:rPr>
         <w:t>w</w:t>
       </w:r>
+      <w:proofErr w:type="spellEnd"/>
       <w:r>
         <w:rPr>
           <w:rFonts w:ascii="Montserrat Light" w:eastAsia="Calibri" w:hAnsi="Montserrat Light" w:cs="Times New Roman"/>
@@ -4450,7 +5178,19 @@
           <w:szCs w:val="22"/>
           <w14:ligatures w14:val="none"/>
         </w:rPr>
-        <w:t>, b.</w:t>
+        <w:t xml:space="preserve">, </w:t>
+      </w:r>
+      <w:proofErr w:type="spellStart"/>
+      <w:r>
+        <w:rPr>
+          <w:rFonts w:ascii="Montserrat Light" w:eastAsia="Calibri" w:hAnsi="Montserrat Light" w:cs="Times New Roman"/>
+          <w:color w:val="000000"/>
+          <w:kern w:val="0"/>
+          <w:sz w:val="22"/>
+          <w:szCs w:val="22"/>
+          <w14:ligatures w14:val="none"/>
+        </w:rPr>
+        <w:t>b.</w:t>
       </w:r>
       <w:r>
         <w:rPr>
@@ -4462,7 +5202,20 @@
           <w:u w:val="single"/>
           <w14:ligatures w14:val="none"/>
         </w:rPr>
-        <w:t xml:space="preserve">h </w:t>
+        <w:t>h</w:t>
+      </w:r>
+      <w:proofErr w:type="spellEnd"/>
+      <w:r>
+        <w:rPr>
+          <w:rFonts w:ascii="Montserrat Light" w:eastAsia="Calibri" w:hAnsi="Montserrat Light" w:cs="Times New Roman"/>
+          <w:color w:val="000000"/>
+          <w:kern w:val="0"/>
+          <w:sz w:val="22"/>
+          <w:szCs w:val="22"/>
+          <w:u w:val="single"/>
+          <w14:ligatures w14:val="none"/>
+        </w:rPr>
+        <w:t xml:space="preserve"> </w:t>
       </w:r>
       <w:r>
         <w:rPr>
@@ -4532,7 +5285,23 @@
         <w:t>three</w:t>
       </w:r>
       <w:r>
-        <w:t xml:space="preserve"> objects bouncing on your screen. If you have a need for speed then increase the dirX and dirY values!</w:t>
+        <w:t xml:space="preserve"> objects bouncing on your screen. If you have a need for speed then increase the </w:t>
+      </w:r>
+      <w:proofErr w:type="spellStart"/>
+      <w:r>
+        <w:t>dirX</w:t>
+      </w:r>
+      <w:proofErr w:type="spellEnd"/>
+      <w:r>
+        <w:t xml:space="preserve"> and </w:t>
+      </w:r>
+      <w:proofErr w:type="spellStart"/>
+      <w:r>
+        <w:t>dirY</w:t>
+      </w:r>
+      <w:proofErr w:type="spellEnd"/>
+      <w:r>
+        <w:t xml:space="preserve"> values!</w:t>
       </w:r>
     </w:p>
     <w:p>
@@ -4619,21 +5388,25 @@
       <w:r>
         <w:t xml:space="preserve">Create a static int field in Ball called </w:t>
       </w:r>
+      <w:proofErr w:type="spellStart"/>
       <w:r>
         <w:rPr>
           <w:b/>
         </w:rPr>
         <w:t>worldW</w:t>
       </w:r>
+      <w:proofErr w:type="spellEnd"/>
       <w:r>
         <w:t xml:space="preserve"> and another called </w:t>
       </w:r>
+      <w:proofErr w:type="spellStart"/>
       <w:r>
         <w:rPr>
           <w:b/>
         </w:rPr>
         <w:t>worldH</w:t>
       </w:r>
+      <w:proofErr w:type="spellEnd"/>
       <w:r>
         <w:t xml:space="preserve"> to represent the width and height of the world. You should see three balls bouncing!</w:t>
       </w:r>
@@ -4674,7 +5447,21 @@
         <w:rPr>
           <w:b/>
         </w:rPr>
-        <w:t>void setWorld(int w, int h)</w:t>
+        <w:t xml:space="preserve">void </w:t>
+      </w:r>
+      <w:proofErr w:type="spellStart"/>
+      <w:r>
+        <w:rPr>
+          <w:b/>
+        </w:rPr>
+        <w:t>setWorld</w:t>
+      </w:r>
+      <w:proofErr w:type="spellEnd"/>
+      <w:r>
+        <w:rPr>
+          <w:b/>
+        </w:rPr>
+        <w:t>(int w, int h)</w:t>
       </w:r>
       <w:r>
         <w:t xml:space="preserve"> </w:t>
@@ -4683,21 +5470,25 @@
         <w:br/>
         <w:t xml:space="preserve">to set the static </w:t>
       </w:r>
+      <w:proofErr w:type="spellStart"/>
       <w:r>
         <w:rPr>
           <w:i/>
         </w:rPr>
         <w:t>worldW</w:t>
       </w:r>
+      <w:proofErr w:type="spellEnd"/>
       <w:r>
         <w:t xml:space="preserve"> and </w:t>
       </w:r>
+      <w:proofErr w:type="spellStart"/>
       <w:r>
         <w:rPr>
           <w:i/>
         </w:rPr>
         <w:t>worldH</w:t>
       </w:r>
+      <w:proofErr w:type="spellEnd"/>
       <w:r>
         <w:t xml:space="preserve"> values.</w:t>
       </w:r>
@@ -4773,7 +5564,15 @@
         <w:t>i</w:t>
       </w:r>
       <w:r>
-        <w:t>nvoke the setWorld() method of the Ball class to set the world's width and height for every Ball.</w:t>
+        <w:t xml:space="preserve">nvoke the </w:t>
+      </w:r>
+      <w:proofErr w:type="spellStart"/>
+      <w:r>
+        <w:t>setWorld</w:t>
+      </w:r>
+      <w:proofErr w:type="spellEnd"/>
+      <w:r>
+        <w:t>() method of the Ball class to set the world's width and height for every Ball.</w:t>
       </w:r>
     </w:p>
     <w:p>
@@ -4785,7 +5584,24 @@
         </w:numPr>
       </w:pPr>
       <w:r>
-        <w:t>Change the move() method in the Ball class to use the Ball.worldH and Ball.worldW values instead of 300px. You'll also need to change the paint() method to use the new static values (to draw the world's rectangle).</w:t>
+        <w:lastRenderedPageBreak/>
+        <w:t xml:space="preserve">Change the move() method in the Ball class to use the </w:t>
+      </w:r>
+      <w:proofErr w:type="spellStart"/>
+      <w:r>
+        <w:t>Ball.worldH</w:t>
+      </w:r>
+      <w:proofErr w:type="spellEnd"/>
+      <w:r>
+        <w:t xml:space="preserve"> and </w:t>
+      </w:r>
+      <w:proofErr w:type="spellStart"/>
+      <w:r>
+        <w:t>Ball.worldW</w:t>
+      </w:r>
+      <w:proofErr w:type="spellEnd"/>
+      <w:r>
+        <w:t xml:space="preserve"> values instead of 300px. You'll also need to change the paint() method to use the new static values (to draw the world's rectangle).</w:t>
       </w:r>
     </w:p>
     <w:p>
@@ -4797,7 +5613,6 @@
         </w:numPr>
       </w:pPr>
       <w:r>
-        <w:lastRenderedPageBreak/>
         <w:t>Run and test your code.</w:t>
       </w:r>
       <w:r>
@@ -5163,12 +5978,14 @@
         <w:br/>
         <w:t xml:space="preserve">Also record the distance travelled using an int variable called </w:t>
       </w:r>
+      <w:proofErr w:type="spellStart"/>
       <w:r>
         <w:rPr>
           <w:b/>
         </w:rPr>
         <w:t>distanceTravelled</w:t>
       </w:r>
+      <w:proofErr w:type="spellEnd"/>
       <w:r>
         <w:t>.</w:t>
       </w:r>
@@ -5255,12 +6072,14 @@
         <w:br/>
         <w:t xml:space="preserve">It also adds to the </w:t>
       </w:r>
+      <w:proofErr w:type="spellStart"/>
       <w:r>
         <w:rPr>
           <w:b/>
         </w:rPr>
         <w:t>distanceTravelled</w:t>
       </w:r>
+      <w:proofErr w:type="spellEnd"/>
       <w:r>
         <w:rPr>
           <w:b/>
@@ -5348,7 +6167,15 @@
         <w:t>String</w:t>
       </w:r>
       <w:r>
-        <w:t xml:space="preserve"> getDetails() to get the vehicle's details which are </w:t>
+        <w:t xml:space="preserve"> </w:t>
+      </w:r>
+      <w:proofErr w:type="spellStart"/>
+      <w:r>
+        <w:t>getDetails</w:t>
+      </w:r>
+      <w:proofErr w:type="spellEnd"/>
+      <w:r>
+        <w:t xml:space="preserve">() to get the vehicle's details which are </w:t>
       </w:r>
       <w:r>
         <w:rPr>
@@ -5370,6 +6197,7 @@
       <w:r>
         <w:t xml:space="preserve">, </w:t>
       </w:r>
+      <w:proofErr w:type="spellStart"/>
       <w:r>
         <w:rPr>
           <w:b/>
@@ -5377,6 +6205,7 @@
         </w:rPr>
         <w:t>distanceTravelled</w:t>
       </w:r>
+      <w:proofErr w:type="spellEnd"/>
       <w:r>
         <w:t>,</w:t>
       </w:r>
@@ -5424,6 +6253,7 @@
       <w:r>
         <w:t xml:space="preserve">Create a separate class called </w:t>
       </w:r>
+      <w:proofErr w:type="spellStart"/>
       <w:r>
         <w:rPr>
           <w:b/>
@@ -5431,6 +6261,7 @@
         </w:rPr>
         <w:t>RegistrationPlate</w:t>
       </w:r>
+      <w:proofErr w:type="spellEnd"/>
       <w:r>
         <w:rPr>
           <w:iCs/>
@@ -5554,6 +6385,7 @@
       <w:r>
         <w:t xml:space="preserve"> class called </w:t>
       </w:r>
+      <w:proofErr w:type="spellStart"/>
       <w:r>
         <w:rPr>
           <w:b/>
@@ -5561,12 +6393,15 @@
         </w:rPr>
         <w:t>registrationPlate</w:t>
       </w:r>
+      <w:proofErr w:type="spellEnd"/>
       <w:r>
         <w:t xml:space="preserve"> of type </w:t>
       </w:r>
+      <w:proofErr w:type="spellStart"/>
       <w:r>
         <w:t>RegistrationPlate</w:t>
       </w:r>
+      <w:proofErr w:type="spellEnd"/>
       <w:r>
         <w:t xml:space="preserve">. </w:t>
       </w:r>
@@ -5577,18 +6412,25 @@
       <w:r>
         <w:br/>
       </w:r>
+      <w:proofErr w:type="spellStart"/>
       <w:r>
         <w:rPr>
           <w:b/>
         </w:rPr>
         <w:t>RegistrationPlate</w:t>
       </w:r>
-      <w:r>
-        <w:t xml:space="preserve"> r</w:t>
+      <w:proofErr w:type="spellEnd"/>
+      <w:r>
+        <w:t xml:space="preserve"> </w:t>
+      </w:r>
+      <w:proofErr w:type="spellStart"/>
+      <w:r>
+        <w:t>r</w:t>
       </w:r>
       <w:r>
         <w:t>egistrationPlate</w:t>
       </w:r>
+      <w:proofErr w:type="spellEnd"/>
       <w:r>
         <w:t>;</w:t>
       </w:r>
@@ -5630,9 +6472,11 @@
       <w:r>
         <w:t xml:space="preserve">Let's create a factory class which creates instances of </w:t>
       </w:r>
+      <w:proofErr w:type="spellStart"/>
       <w:r>
         <w:t>RegistrationPlate</w:t>
       </w:r>
+      <w:proofErr w:type="spellEnd"/>
       <w:r>
         <w:t>.</w:t>
       </w:r>
@@ -5647,12 +6491,14 @@
       <w:r>
         <w:t xml:space="preserve">Create a separate class called </w:t>
       </w:r>
+      <w:proofErr w:type="spellStart"/>
       <w:r>
         <w:rPr>
           <w:b/>
         </w:rPr>
         <w:t>RegistrationPlateFactory</w:t>
       </w:r>
+      <w:proofErr w:type="spellEnd"/>
       <w:r>
         <w:rPr>
           <w:bCs/>
@@ -5807,6 +6653,7 @@
                               </w:rPr>
                               <w:t xml:space="preserve">[] </w:t>
                             </w:r>
+                            <w:proofErr w:type="spellStart"/>
                             <w:r>
                               <w:rPr>
                                 <w:rFonts w:ascii="Consolas" w:hAnsi="Consolas" w:cs="Consolas"/>
@@ -5818,6 +6665,7 @@
                               </w:rPr>
                               <w:t>registrationPlates</w:t>
                             </w:r>
+                            <w:proofErr w:type="spellEnd"/>
                             <w:r>
                               <w:rPr>
                                 <w:rFonts w:ascii="Consolas" w:hAnsi="Consolas" w:cs="Consolas"/>
@@ -7017,9 +7865,11 @@
       <w:r>
         <w:t xml:space="preserve">Add the following array of reg numbers to </w:t>
       </w:r>
+      <w:proofErr w:type="spellStart"/>
       <w:r>
         <w:t>RegistrationPlateFactory</w:t>
       </w:r>
+      <w:proofErr w:type="spellEnd"/>
       <w:r>
         <w:t>.</w:t>
       </w:r>
@@ -7112,12 +7962,14 @@
       <w:r>
         <w:t xml:space="preserve"> method called </w:t>
       </w:r>
+      <w:proofErr w:type="spellStart"/>
       <w:r>
         <w:rPr>
           <w:b/>
         </w:rPr>
         <w:t>getNextRegistrationPlate</w:t>
       </w:r>
+      <w:proofErr w:type="spellEnd"/>
       <w:r>
         <w:t>()</w:t>
       </w:r>
@@ -7128,6 +7980,7 @@
         <w:br/>
         <w:t xml:space="preserve">This method should return an instance of </w:t>
       </w:r>
+      <w:proofErr w:type="spellStart"/>
       <w:r>
         <w:rPr>
           <w:b/>
@@ -7136,6 +7989,7 @@
         </w:rPr>
         <w:t>RegistrationPlate</w:t>
       </w:r>
+      <w:proofErr w:type="spellEnd"/>
       <w:r>
         <w:rPr>
           <w:iCs/>
@@ -7149,6 +8003,7 @@
         <w:br/>
         <w:t xml:space="preserve">To create an instance, you'll need the next registration plate from the </w:t>
       </w:r>
+      <w:proofErr w:type="spellStart"/>
       <w:r>
         <w:rPr>
           <w:b/>
@@ -7157,8 +8012,17 @@
         <w:lastRenderedPageBreak/>
         <w:t>registrationPlates</w:t>
       </w:r>
-      <w:r>
-        <w:t xml:space="preserve"> array. How would you get the next regPlate index?</w:t>
+      <w:proofErr w:type="spellEnd"/>
+      <w:r>
+        <w:t xml:space="preserve"> array. How would you get the next </w:t>
+      </w:r>
+      <w:proofErr w:type="spellStart"/>
+      <w:r>
+        <w:t>regPlate</w:t>
+      </w:r>
+      <w:proofErr w:type="spellEnd"/>
+      <w:r>
+        <w:t xml:space="preserve"> index?</w:t>
       </w:r>
       <w:r>
         <w:br/>
@@ -7171,6 +8035,7 @@
       <w:r>
         <w:t xml:space="preserve">Back in the Vehicle class's constructor, assign a registration plate to the Vehicle using the </w:t>
       </w:r>
+      <w:proofErr w:type="spellStart"/>
       <w:r>
         <w:rPr>
           <w:b/>
@@ -7179,6 +8044,7 @@
         </w:rPr>
         <w:t>RegistrationPlateFactory</w:t>
       </w:r>
+      <w:proofErr w:type="spellEnd"/>
       <w:r>
         <w:rPr>
           <w:i/>
@@ -7195,13 +8061,23 @@
       <w:r>
         <w:br/>
       </w:r>
+      <w:proofErr w:type="spellStart"/>
       <w:r>
         <w:rPr>
           <w:iCs/>
           <w:szCs w:val="28"/>
         </w:rPr>
-        <w:t xml:space="preserve">registrationPlate = </w:t>
-      </w:r>
+        <w:t>registrationPlate</w:t>
+      </w:r>
+      <w:proofErr w:type="spellEnd"/>
+      <w:r>
+        <w:rPr>
+          <w:iCs/>
+          <w:szCs w:val="28"/>
+        </w:rPr>
+        <w:t xml:space="preserve"> = </w:t>
+      </w:r>
+      <w:proofErr w:type="spellStart"/>
       <w:r>
         <w:rPr>
           <w:b/>
@@ -7210,6 +8086,7 @@
         </w:rPr>
         <w:t>RegistrationPlateFactory</w:t>
       </w:r>
+      <w:proofErr w:type="spellEnd"/>
       <w:r>
         <w:rPr>
           <w:b/>
@@ -7223,12 +8100,21 @@
           <w:b/>
           <w:szCs w:val="28"/>
         </w:rPr>
-        <w:t xml:space="preserve"> getNextRegistrationPlate</w:t>
-      </w:r>
-      <w:r>
-        <w:rPr>
+        <w:t xml:space="preserve"> </w:t>
+      </w:r>
+      <w:proofErr w:type="spellStart"/>
+      <w:r>
+        <w:rPr>
+          <w:b/>
           <w:szCs w:val="28"/>
         </w:rPr>
+        <w:t>getNextRegistrationPlate</w:t>
+      </w:r>
+      <w:proofErr w:type="spellEnd"/>
+      <w:r>
+        <w:rPr>
+          <w:szCs w:val="28"/>
+        </w:rPr>
         <w:t>();</w:t>
       </w:r>
     </w:p>
@@ -7239,12 +8125,14 @@
       <w:r>
         <w:t xml:space="preserve">In the main() method, Create an </w:t>
       </w:r>
+      <w:proofErr w:type="spellStart"/>
       <w:r>
         <w:rPr>
           <w:rFonts w:ascii="Lucida Console" w:hAnsi="Lucida Console"/>
         </w:rPr>
         <w:t>ArrayList</w:t>
       </w:r>
+      <w:proofErr w:type="spellEnd"/>
       <w:r>
         <w:t xml:space="preserve"> of Vehicles, populated with three new Vehicles.</w:t>
       </w:r>
@@ -7308,7 +8196,15 @@
         <w:ind w:left="851"/>
       </w:pPr>
       <w:r>
-        <w:t>Create a static method called getCount() to return the count of vehicles.</w:t>
+        <w:t xml:space="preserve">Create a static method called </w:t>
+      </w:r>
+      <w:proofErr w:type="spellStart"/>
+      <w:r>
+        <w:t>getCount</w:t>
+      </w:r>
+      <w:proofErr w:type="spellEnd"/>
+      <w:r>
+        <w:t>() to return the count of vehicles.</w:t>
       </w:r>
       <w:r>
         <w:br/>
@@ -7452,6 +8348,7 @@
       <w:r>
         <w:t xml:space="preserve"> = </w:t>
       </w:r>
+      <w:proofErr w:type="spellStart"/>
       <w:r>
         <w:rPr>
           <w:color w:val="6A3E3E"/>
@@ -7459,7 +8356,11 @@
         <w:t>rand</w:t>
       </w:r>
       <w:r>
-        <w:t>.nextInt(10)+1;</w:t>
+        <w:t>.nextInt</w:t>
+      </w:r>
+      <w:proofErr w:type="spellEnd"/>
+      <w:r>
+        <w:t>(10)+1;</w:t>
       </w:r>
     </w:p>
     <w:p>
@@ -8091,9 +8992,11 @@
     <w:r>
       <w:fldChar w:fldCharType="separate"/>
     </w:r>
+    <w:proofErr w:type="spellStart"/>
     <w:r>
       <w:t>i</w:t>
     </w:r>
+    <w:proofErr w:type="spellEnd"/>
     <w:r>
       <w:fldChar w:fldCharType="end"/>
     </w:r>
@@ -11753,7 +12656,6 @@
   <w:style w:type="character" w:default="1" w:styleId="DefaultParagraphFont">
     <w:name w:val="Default Paragraph Font"/>
     <w:uiPriority w:val="1"/>
-    <w:semiHidden/>
     <w:unhideWhenUsed/>
   </w:style>
   <w:style w:type="table" w:default="1" w:styleId="TableNormal">
@@ -13422,25 +14324,16 @@
 </file>
 
 <file path=customXml/item1.xml><?xml version="1.0" encoding="utf-8"?>
-<b:Sources xmlns:b="http://schemas.openxmlformats.org/officeDocument/2006/bibliography" xmlns="http://schemas.openxmlformats.org/officeDocument/2006/bibliography" SelectedStyle="\APASixthEditionOfficeOnline.xsl" StyleName="APA" Version="6"/>
-</file>
-
-<file path=customXml/item2.xml><?xml version="1.0" encoding="utf-8"?>
 <p:properties xmlns:p="http://schemas.microsoft.com/office/2006/metadata/properties" xmlns:xsi="http://www.w3.org/2001/XMLSchema-instance" xmlns:pc="http://schemas.microsoft.com/office/infopath/2007/PartnerControls">
   <documentManagement/>
 </p:properties>
 </file>
 
-<file path=customXml/item3.xml><?xml version="1.0" encoding="utf-8"?>
-<?mso-contentType ?>
-<FormTemplates xmlns="http://schemas.microsoft.com/sharepoint/v3/contenttype/forms">
-  <Display>DocumentLibraryForm</Display>
-  <Edit>DocumentLibraryForm</Edit>
-  <New>DocumentLibraryForm</New>
-</FormTemplates>
+<file path=customXml/item2.xml><?xml version="1.0" encoding="utf-8"?>
+<b:Sources xmlns:b="http://schemas.openxmlformats.org/officeDocument/2006/bibliography" xmlns="http://schemas.openxmlformats.org/officeDocument/2006/bibliography" SelectedStyle="\APASixthEditionOfficeOnline.xsl" StyleName="APA" Version="6"/>
 </file>
 
-<file path=customXml/item4.xml><?xml version="1.0" encoding="utf-8"?>
+<file path=customXml/item3.xml><?xml version="1.0" encoding="utf-8"?>
 <ct:contentTypeSchema xmlns:ct="http://schemas.microsoft.com/office/2006/metadata/contentType" xmlns:ma="http://schemas.microsoft.com/office/2006/metadata/properties/metaAttributes" ct:_="" ma:_="" ma:contentTypeName="Document" ma:contentTypeID="0x010100074FAAA7972F9643A241C47A4640F77B" ma:contentTypeVersion="4" ma:contentTypeDescription="Create a new document." ma:contentTypeScope="" ma:versionID="beb1a33ce099b8336a535a8070a49028">
   <xsd:schema xmlns:xsd="http://www.w3.org/2001/XMLSchema" xmlns:xs="http://www.w3.org/2001/XMLSchema" xmlns:p="http://schemas.microsoft.com/office/2006/metadata/properties" xmlns:ns2="e3bcef54-3dd5-4c54-ac74-22a6c715abc5" targetNamespace="http://schemas.microsoft.com/office/2006/metadata/properties" ma:root="true" ma:fieldsID="39dc725c7e5b7c9c602767014e9452a2" ns2:_="">
     <xsd:import namespace="e3bcef54-3dd5-4c54-ac74-22a6c715abc5"/>
@@ -13584,15 +14477,16 @@
 </ct:contentTypeSchema>
 </file>
 
-<file path=customXml/itemProps1.xml><?xml version="1.0" encoding="utf-8"?>
-<ds:datastoreItem xmlns:ds="http://schemas.openxmlformats.org/officeDocument/2006/customXml" ds:itemID="{F5997309-FACA-442A-8A47-89BAD725A418}">
-  <ds:schemaRefs>
-    <ds:schemaRef ds:uri="http://schemas.openxmlformats.org/officeDocument/2006/bibliography"/>
-  </ds:schemaRefs>
-</ds:datastoreItem>
+<file path=customXml/item4.xml><?xml version="1.0" encoding="utf-8"?>
+<?mso-contentType ?>
+<FormTemplates xmlns="http://schemas.microsoft.com/sharepoint/v3/contenttype/forms">
+  <Display>DocumentLibraryForm</Display>
+  <Edit>DocumentLibraryForm</Edit>
+  <New>DocumentLibraryForm</New>
+</FormTemplates>
 </file>
 
-<file path=customXml/itemProps2.xml><?xml version="1.0" encoding="utf-8"?>
+<file path=customXml/itemProps1.xml><?xml version="1.0" encoding="utf-8"?>
 <ds:datastoreItem xmlns:ds="http://schemas.openxmlformats.org/officeDocument/2006/customXml" ds:itemID="{6367B603-3B12-42EB-A71C-92DF23C6A36D}">
   <ds:schemaRefs>
     <ds:schemaRef ds:uri="http://schemas.microsoft.com/office/2006/metadata/properties"/>
@@ -13601,15 +14495,15 @@
 </ds:datastoreItem>
 </file>
 
-<file path=customXml/itemProps3.xml><?xml version="1.0" encoding="utf-8"?>
-<ds:datastoreItem xmlns:ds="http://schemas.openxmlformats.org/officeDocument/2006/customXml" ds:itemID="{1EF956C6-2A7C-438B-ACF2-9A85252697A5}">
+<file path=customXml/itemProps2.xml><?xml version="1.0" encoding="utf-8"?>
+<ds:datastoreItem xmlns:ds="http://schemas.openxmlformats.org/officeDocument/2006/customXml" ds:itemID="{F5997309-FACA-442A-8A47-89BAD725A418}">
   <ds:schemaRefs>
-    <ds:schemaRef ds:uri="http://schemas.microsoft.com/sharepoint/v3/contenttype/forms"/>
+    <ds:schemaRef ds:uri="http://schemas.openxmlformats.org/officeDocument/2006/bibliography"/>
   </ds:schemaRefs>
 </ds:datastoreItem>
 </file>
 
-<file path=customXml/itemProps4.xml><?xml version="1.0" encoding="utf-8"?>
+<file path=customXml/itemProps3.xml><?xml version="1.0" encoding="utf-8"?>
 <ds:datastoreItem xmlns:ds="http://schemas.openxmlformats.org/officeDocument/2006/customXml" ds:itemID="{8E875218-91D6-4204-B3E1-4F4C6E078F42}">
   <ds:schemaRefs>
     <ds:schemaRef ds:uri="http://schemas.microsoft.com/office/2006/metadata/contentType"/>
@@ -13625,4 +14519,12 @@
     <ds:schemaRef ds:uri="http://schemas.microsoft.com/internal/obd"/>
   </ds:schemaRefs>
 </ds:datastoreItem>
+</file>
+
+<file path=customXml/itemProps4.xml><?xml version="1.0" encoding="utf-8"?>
+<ds:datastoreItem xmlns:ds="http://schemas.openxmlformats.org/officeDocument/2006/customXml" ds:itemID="{1EF956C6-2A7C-438B-ACF2-9A85252697A5}">
+  <ds:schemaRefs>
+    <ds:schemaRef ds:uri="http://schemas.microsoft.com/sharepoint/v3/contenttype/forms"/>
+  </ds:schemaRefs>
+</ds:datastoreItem>
 </file>